--- a/Design Evaluation/Design Evaluation 1 XR User Testing Guide.docx
+++ b/Design Evaluation/Design Evaluation 1 XR User Testing Guide.docx
@@ -4,34 +4,31 @@
   <w:body>
     <w:p>
       <w:pPr>
-        <w:spacing w:after="0" w:line="240" w:lineRule="auto"/>
+        <w:spacing w:after="0"/>
         <w:jc w:val="center"/>
       </w:pPr>
       <w:r>
         <w:rPr>
-          <w:rFonts w:ascii="Arial" w:hAnsi="Arial" w:eastAsia="Arial"/>
+          <w:rFonts w:ascii="Arial" w:hAnsi="Arial"/>
           <w:b/>
-          <w:i w:val="0"/>
           <w:color w:val="000000"/>
-          <w:sz w:val="36"/>
+          <w:sz w:val="40"/>
         </w:rPr>
         <w:t>DESIGN EVALUATION 1</w:t>
       </w:r>
     </w:p>
     <w:p>
       <w:pPr>
-        <w:spacing w:after="80" w:line="240" w:lineRule="auto"/>
+        <w:spacing w:after="100"/>
         <w:jc w:val="center"/>
       </w:pPr>
       <w:r>
         <w:rPr>
-          <w:rFonts w:ascii="Arial" w:hAnsi="Arial" w:eastAsia="Arial"/>
-          <w:b/>
-          <w:i w:val="0"/>
+          <w:rFonts w:ascii="Arial" w:hAnsi="Arial"/>
           <w:color w:val="000000"/>
-          <w:sz w:val="21"/>
+          <w:sz w:val="22"/>
         </w:rPr>
-        <w:t>XR Whiteboard User Testing Guide and Questions</w:t>
+        <w:t>XR Whiteboard User Testing Guide and Round 1 Results</w:t>
       </w:r>
     </w:p>
     <w:tbl>
@@ -40,6 +37,14 @@
         <w:jc w:val="center"/>
         <w:tblLayout w:type="fixed"/>
         <w:tblLook w:firstColumn="1" w:firstRow="1" w:lastColumn="0" w:lastRow="0" w:noHBand="0" w:noVBand="1" w:val="04A0"/>
+        <w:tblBorders>
+          <w:top w:val="single" w:sz="5" w:space="0" w:color="000000"/>
+          <w:left w:val="single" w:sz="5" w:space="0" w:color="000000"/>
+          <w:bottom w:val="single" w:sz="5" w:space="0" w:color="000000"/>
+          <w:right w:val="single" w:sz="5" w:space="0" w:color="000000"/>
+          <w:insideH w:val="single" w:sz="5" w:space="0" w:color="000000"/>
+          <w:insideV w:val="single" w:sz="5" w:space="0" w:color="000000"/>
+        </w:tblBorders>
       </w:tblPr>
       <w:tblGrid>
         <w:gridCol w:w="2560"/>
@@ -48,22 +53,17 @@
         <w:gridCol w:w="2560"/>
       </w:tblGrid>
       <w:tr>
+        <w:trPr>
+          <w:tblHeader w:val="true"/>
+        </w:trPr>
         <w:tc>
           <w:tcPr>
-            <w:tcW w:type="dxa" w:w="1152"/>
+            <w:tcW w:type="dxa" w:w="3384"/>
             <w:vAlign w:val="center"/>
-            <w:tcBorders>
-              <w:top w:val="single" w:sz="6" w:space="0" w:color="000000"/>
-              <w:left w:val="single" w:sz="6" w:space="0" w:color="000000"/>
-              <w:bottom w:val="single" w:sz="6" w:space="0" w:color="000000"/>
-              <w:right w:val="single" w:sz="6" w:space="0" w:color="000000"/>
-              <w:insideH w:val="single" w:sz="6" w:space="0" w:color="000000"/>
-              <w:insideV w:val="single" w:sz="6" w:space="0" w:color="000000"/>
-            </w:tcBorders>
             <w:tcMar>
-              <w:top w:w="65" w:type="dxa"/>
+              <w:top w:w="45" w:type="dxa"/>
               <w:start w:w="65" w:type="dxa"/>
-              <w:bottom w:w="65" w:type="dxa"/>
+              <w:bottom w:w="45" w:type="dxa"/>
               <w:end w:w="65" w:type="dxa"/>
             </w:tcMar>
           </w:tcPr>
@@ -74,11 +74,10 @@
             <w:r/>
             <w:r>
               <w:rPr>
-                <w:rFonts w:ascii="Arial" w:hAnsi="Arial" w:eastAsia="Arial"/>
-                <w:b w:val="0"/>
-                <w:i w:val="0"/>
+                <w:rFonts w:ascii="Arial" w:hAnsi="Arial"/>
+                <w:b/>
                 <w:color w:val="000000"/>
-                <w:sz w:val="16"/>
+                <w:sz w:val="14"/>
               </w:rPr>
               <w:t>Name</w:t>
             </w:r>
@@ -86,20 +85,12 @@
         </w:tc>
         <w:tc>
           <w:tcPr>
-            <w:tcW w:type="dxa" w:w="3528"/>
+            <w:tcW w:type="dxa" w:w="1800"/>
             <w:vAlign w:val="center"/>
-            <w:tcBorders>
-              <w:top w:val="single" w:sz="6" w:space="0" w:color="000000"/>
-              <w:left w:val="single" w:sz="6" w:space="0" w:color="000000"/>
-              <w:bottom w:val="single" w:sz="6" w:space="0" w:color="000000"/>
-              <w:right w:val="single" w:sz="6" w:space="0" w:color="000000"/>
-              <w:insideH w:val="single" w:sz="6" w:space="0" w:color="000000"/>
-              <w:insideV w:val="single" w:sz="6" w:space="0" w:color="000000"/>
-            </w:tcBorders>
             <w:tcMar>
-              <w:top w:w="65" w:type="dxa"/>
+              <w:top w:w="45" w:type="dxa"/>
               <w:start w:w="65" w:type="dxa"/>
-              <w:bottom w:w="65" w:type="dxa"/>
+              <w:bottom w:w="45" w:type="dxa"/>
               <w:end w:w="65" w:type="dxa"/>
             </w:tcMar>
           </w:tcPr>
@@ -110,32 +101,23 @@
             <w:r/>
             <w:r>
               <w:rPr>
-                <w:rFonts w:ascii="Arial" w:hAnsi="Arial" w:eastAsia="Arial"/>
-                <w:b w:val="0"/>
-                <w:i w:val="0"/>
+                <w:rFonts w:ascii="Arial" w:hAnsi="Arial"/>
+                <w:b/>
                 <w:color w:val="000000"/>
-                <w:sz w:val="16"/>
+                <w:sz w:val="14"/>
               </w:rPr>
-              <w:t>________________________</w:t>
+              <w:t>Date</w:t>
             </w:r>
           </w:p>
         </w:tc>
         <w:tc>
           <w:tcPr>
-            <w:tcW w:type="dxa" w:w="936"/>
+            <w:tcW w:type="dxa" w:w="2880"/>
             <w:vAlign w:val="center"/>
-            <w:tcBorders>
-              <w:top w:val="single" w:sz="6" w:space="0" w:color="000000"/>
-              <w:left w:val="single" w:sz="6" w:space="0" w:color="000000"/>
-              <w:bottom w:val="single" w:sz="6" w:space="0" w:color="000000"/>
-              <w:right w:val="single" w:sz="6" w:space="0" w:color="000000"/>
-              <w:insideH w:val="single" w:sz="6" w:space="0" w:color="000000"/>
-              <w:insideV w:val="single" w:sz="6" w:space="0" w:color="000000"/>
-            </w:tcBorders>
             <w:tcMar>
-              <w:top w:w="65" w:type="dxa"/>
+              <w:top w:w="45" w:type="dxa"/>
               <w:start w:w="65" w:type="dxa"/>
-              <w:bottom w:w="65" w:type="dxa"/>
+              <w:bottom w:w="45" w:type="dxa"/>
               <w:end w:w="65" w:type="dxa"/>
             </w:tcMar>
           </w:tcPr>
@@ -146,32 +128,23 @@
             <w:r/>
             <w:r>
               <w:rPr>
-                <w:rFonts w:ascii="Arial" w:hAnsi="Arial" w:eastAsia="Arial"/>
-                <w:b w:val="0"/>
-                <w:i w:val="0"/>
+                <w:rFonts w:ascii="Arial" w:hAnsi="Arial"/>
+                <w:b/>
                 <w:color w:val="000000"/>
-                <w:sz w:val="16"/>
+                <w:sz w:val="14"/>
               </w:rPr>
-              <w:t>Date</w:t>
+              <w:t>Prototype</w:t>
             </w:r>
           </w:p>
         </w:tc>
         <w:tc>
           <w:tcPr>
-            <w:tcW w:type="dxa" w:w="4464"/>
+            <w:tcW w:type="dxa" w:w="1152"/>
             <w:vAlign w:val="center"/>
-            <w:tcBorders>
-              <w:top w:val="single" w:sz="6" w:space="0" w:color="000000"/>
-              <w:left w:val="single" w:sz="6" w:space="0" w:color="000000"/>
-              <w:bottom w:val="single" w:sz="6" w:space="0" w:color="000000"/>
-              <w:right w:val="single" w:sz="6" w:space="0" w:color="000000"/>
-              <w:insideH w:val="single" w:sz="6" w:space="0" w:color="000000"/>
-              <w:insideV w:val="single" w:sz="6" w:space="0" w:color="000000"/>
-            </w:tcBorders>
             <w:tcMar>
-              <w:top w:w="65" w:type="dxa"/>
+              <w:top w:w="45" w:type="dxa"/>
               <w:start w:w="65" w:type="dxa"/>
-              <w:bottom w:w="65" w:type="dxa"/>
+              <w:bottom w:w="45" w:type="dxa"/>
               <w:end w:w="65" w:type="dxa"/>
             </w:tcMar>
           </w:tcPr>
@@ -182,13 +155,12 @@
             <w:r/>
             <w:r>
               <w:rPr>
-                <w:rFonts w:ascii="Arial" w:hAnsi="Arial" w:eastAsia="Arial"/>
-                <w:b w:val="0"/>
-                <w:i w:val="0"/>
+                <w:rFonts w:ascii="Arial" w:hAnsi="Arial"/>
+                <w:b/>
                 <w:color w:val="000000"/>
-                <w:sz w:val="16"/>
+                <w:sz w:val="14"/>
               </w:rPr>
-              <w:t>________________________</w:t>
+              <w:t>Round</w:t>
             </w:r>
           </w:p>
         </w:tc>
@@ -196,20 +168,12 @@
       <w:tr>
         <w:tc>
           <w:tcPr>
-            <w:tcW w:type="dxa" w:w="1152"/>
+            <w:tcW w:type="dxa" w:w="3384"/>
             <w:vAlign w:val="center"/>
-            <w:tcBorders>
-              <w:top w:val="single" w:sz="6" w:space="0" w:color="000000"/>
-              <w:left w:val="single" w:sz="6" w:space="0" w:color="000000"/>
-              <w:bottom w:val="single" w:sz="6" w:space="0" w:color="000000"/>
-              <w:right w:val="single" w:sz="6" w:space="0" w:color="000000"/>
-              <w:insideH w:val="single" w:sz="6" w:space="0" w:color="000000"/>
-              <w:insideV w:val="single" w:sz="6" w:space="0" w:color="000000"/>
-            </w:tcBorders>
             <w:tcMar>
-              <w:top w:w="65" w:type="dxa"/>
+              <w:top w:w="45" w:type="dxa"/>
               <w:start w:w="65" w:type="dxa"/>
-              <w:bottom w:w="65" w:type="dxa"/>
+              <w:bottom w:w="45" w:type="dxa"/>
               <w:end w:w="65" w:type="dxa"/>
             </w:tcMar>
           </w:tcPr>
@@ -220,32 +184,23 @@
             <w:r/>
             <w:r>
               <w:rPr>
-                <w:rFonts w:ascii="Arial" w:hAnsi="Arial" w:eastAsia="Arial"/>
+                <w:rFonts w:ascii="Arial" w:hAnsi="Arial"/>
                 <w:b w:val="0"/>
-                <w:i w:val="0"/>
                 <w:color w:val="000000"/>
-                <w:sz w:val="16"/>
+                <w:sz w:val="14"/>
               </w:rPr>
-              <w:t>Prototype</w:t>
+              <w:t>Andhika Nayaka Arya Wibowo</w:t>
             </w:r>
           </w:p>
         </w:tc>
         <w:tc>
           <w:tcPr>
-            <w:tcW w:type="dxa" w:w="3528"/>
+            <w:tcW w:type="dxa" w:w="1800"/>
             <w:vAlign w:val="center"/>
-            <w:tcBorders>
-              <w:top w:val="single" w:sz="6" w:space="0" w:color="000000"/>
-              <w:left w:val="single" w:sz="6" w:space="0" w:color="000000"/>
-              <w:bottom w:val="single" w:sz="6" w:space="0" w:color="000000"/>
-              <w:right w:val="single" w:sz="6" w:space="0" w:color="000000"/>
-              <w:insideH w:val="single" w:sz="6" w:space="0" w:color="000000"/>
-              <w:insideV w:val="single" w:sz="6" w:space="0" w:color="000000"/>
-            </w:tcBorders>
             <w:tcMar>
-              <w:top w:w="65" w:type="dxa"/>
+              <w:top w:w="45" w:type="dxa"/>
               <w:start w:w="65" w:type="dxa"/>
-              <w:bottom w:w="65" w:type="dxa"/>
+              <w:bottom w:w="45" w:type="dxa"/>
               <w:end w:w="65" w:type="dxa"/>
             </w:tcMar>
           </w:tcPr>
@@ -256,32 +211,23 @@
             <w:r/>
             <w:r>
               <w:rPr>
-                <w:rFonts w:ascii="Arial" w:hAnsi="Arial" w:eastAsia="Arial"/>
+                <w:rFonts w:ascii="Arial" w:hAnsi="Arial"/>
                 <w:b w:val="0"/>
-                <w:i w:val="0"/>
                 <w:color w:val="000000"/>
-                <w:sz w:val="16"/>
+                <w:sz w:val="14"/>
               </w:rPr>
-              <w:t>XR Study Whiteboard</w:t>
+              <w:t>31 August 2026</w:t>
             </w:r>
           </w:p>
         </w:tc>
         <w:tc>
           <w:tcPr>
-            <w:tcW w:type="dxa" w:w="936"/>
+            <w:tcW w:type="dxa" w:w="2880"/>
             <w:vAlign w:val="center"/>
-            <w:tcBorders>
-              <w:top w:val="single" w:sz="6" w:space="0" w:color="000000"/>
-              <w:left w:val="single" w:sz="6" w:space="0" w:color="000000"/>
-              <w:bottom w:val="single" w:sz="6" w:space="0" w:color="000000"/>
-              <w:right w:val="single" w:sz="6" w:space="0" w:color="000000"/>
-              <w:insideH w:val="single" w:sz="6" w:space="0" w:color="000000"/>
-              <w:insideV w:val="single" w:sz="6" w:space="0" w:color="000000"/>
-            </w:tcBorders>
             <w:tcMar>
-              <w:top w:w="65" w:type="dxa"/>
+              <w:top w:w="45" w:type="dxa"/>
               <w:start w:w="65" w:type="dxa"/>
-              <w:bottom w:w="65" w:type="dxa"/>
+              <w:bottom w:w="45" w:type="dxa"/>
               <w:end w:w="65" w:type="dxa"/>
             </w:tcMar>
           </w:tcPr>
@@ -292,32 +238,23 @@
             <w:r/>
             <w:r>
               <w:rPr>
-                <w:rFonts w:ascii="Arial" w:hAnsi="Arial" w:eastAsia="Arial"/>
+                <w:rFonts w:ascii="Arial" w:hAnsi="Arial"/>
                 <w:b w:val="0"/>
-                <w:i w:val="0"/>
                 <w:color w:val="000000"/>
-                <w:sz w:val="16"/>
+                <w:sz w:val="14"/>
               </w:rPr>
-              <w:t>Round</w:t>
+              <w:t>XR Study Whiteboard</w:t>
             </w:r>
           </w:p>
         </w:tc>
         <w:tc>
           <w:tcPr>
-            <w:tcW w:type="dxa" w:w="4464"/>
+            <w:tcW w:type="dxa" w:w="1152"/>
             <w:vAlign w:val="center"/>
-            <w:tcBorders>
-              <w:top w:val="single" w:sz="6" w:space="0" w:color="000000"/>
-              <w:left w:val="single" w:sz="6" w:space="0" w:color="000000"/>
-              <w:bottom w:val="single" w:sz="6" w:space="0" w:color="000000"/>
-              <w:right w:val="single" w:sz="6" w:space="0" w:color="000000"/>
-              <w:insideH w:val="single" w:sz="6" w:space="0" w:color="000000"/>
-              <w:insideV w:val="single" w:sz="6" w:space="0" w:color="000000"/>
-            </w:tcBorders>
             <w:tcMar>
-              <w:top w:w="65" w:type="dxa"/>
+              <w:top w:w="45" w:type="dxa"/>
               <w:start w:w="65" w:type="dxa"/>
-              <w:bottom w:w="65" w:type="dxa"/>
+              <w:bottom w:w="45" w:type="dxa"/>
               <w:end w:w="65" w:type="dxa"/>
             </w:tcMar>
           </w:tcPr>
@@ -328,11 +265,10 @@
             <w:r/>
             <w:r>
               <w:rPr>
-                <w:rFonts w:ascii="Arial" w:hAnsi="Arial" w:eastAsia="Arial"/>
+                <w:rFonts w:ascii="Arial" w:hAnsi="Arial"/>
                 <w:b w:val="0"/>
-                <w:i w:val="0"/>
                 <w:color w:val="000000"/>
-                <w:sz w:val="16"/>
+                <w:sz w:val="14"/>
               </w:rPr>
               <w:t>1</w:t>
             </w:r>
@@ -340,98 +276,61 @@
         </w:tc>
       </w:tr>
     </w:tbl>
-    <w:tbl>
-      <w:tblPr>
-        <w:tblW w:type="auto" w:w="0"/>
-        <w:jc w:val="center"/>
-        <w:tblLayout w:type="fixed"/>
-        <w:tblLook w:firstColumn="1" w:firstRow="1" w:lastColumn="0" w:lastRow="0" w:noHBand="0" w:noVBand="1" w:val="04A0"/>
-      </w:tblPr>
-      <w:tblGrid>
-        <w:gridCol w:w="10239"/>
-      </w:tblGrid>
-      <w:tr>
-        <w:tc>
-          <w:tcPr>
-            <w:tcW w:type="dxa" w:w="10080"/>
-            <w:tcBorders>
-              <w:top w:val="single" w:sz="10" w:space="0" w:color="000000"/>
-              <w:left w:val="single" w:sz="10" w:space="0" w:color="000000"/>
-              <w:bottom w:val="single" w:sz="10" w:space="0" w:color="000000"/>
-              <w:right w:val="single" w:sz="10" w:space="0" w:color="000000"/>
-              <w:insideH w:val="single" w:sz="10" w:space="0" w:color="000000"/>
-              <w:insideV w:val="single" w:sz="10" w:space="0" w:color="000000"/>
-            </w:tcBorders>
-            <w:tcMar>
-              <w:top w:w="90" w:type="dxa"/>
-              <w:start w:w="90" w:type="dxa"/>
-              <w:bottom w:w="90" w:type="dxa"/>
-              <w:end w:w="90" w:type="dxa"/>
-            </w:tcMar>
-          </w:tcPr>
-          <w:p>
-            <w:pPr>
-              <w:spacing w:after="20"/>
-            </w:pPr>
-            <w:r/>
-            <w:r>
-              <w:rPr>
-                <w:rFonts w:ascii="Arial" w:hAnsi="Arial" w:eastAsia="Arial"/>
-                <w:b/>
-                <w:i w:val="0"/>
-                <w:color w:val="000000"/>
-                <w:sz w:val="17"/>
-              </w:rPr>
-              <w:t>What this evaluation tests</w:t>
-            </w:r>
-          </w:p>
-          <w:p>
-            <w:pPr>
-              <w:spacing w:after="0" w:line="240" w:lineRule="auto"/>
-            </w:pPr>
-            <w:r>
-              <w:rPr>
-                <w:rFonts w:ascii="Arial" w:hAnsi="Arial" w:eastAsia="Arial"/>
-                <w:b w:val="0"/>
-                <w:i w:val="0"/>
-                <w:color w:val="000000"/>
-                <w:sz w:val="16"/>
-              </w:rPr>
-              <w:t>Can users use the XR controllers and visible rays to draw accurately on the wall whiteboard and the paper on the table? It also tests the Pencil, Eraser, Clear buttons, menus, comfort, and confidence.</w:t>
-            </w:r>
-          </w:p>
-        </w:tc>
-      </w:tr>
-    </w:tbl>
     <w:p>
       <w:pPr>
+        <w:spacing w:after="0"/>
+      </w:pPr>
+    </w:p>
+    <w:p>
+      <w:pPr>
+        <w:pStyle w:val="Heading1"/>
         <w:keepNext/>
-        <w:spacing w:before="80" w:after="20"/>
       </w:pPr>
       <w:r>
         <w:rPr>
-          <w:rFonts w:ascii="Arial" w:hAnsi="Arial" w:eastAsia="Arial"/>
-          <w:b/>
-          <w:i w:val="0"/>
           <w:color w:val="000000"/>
-          <w:sz w:val="24"/>
         </w:rPr>
-        <w:t>1. Testing aim and success measures</w:t>
+        <w:t>What this evaluation tests</w:t>
       </w:r>
     </w:p>
     <w:p>
       <w:pPr>
-        <w:spacing w:after="40" w:line="240" w:lineRule="auto"/>
+        <w:widowControl/>
+        <w:spacing w:after="44" w:line="245" w:lineRule="auto"/>
       </w:pPr>
       <w:r>
         <w:rPr>
-          <w:rFonts w:ascii="Arial" w:hAnsi="Arial" w:eastAsia="Arial"/>
-          <w:b w:val="0"/>
-          <w:i w:val="0"/>
+          <w:rFonts w:ascii="Arial" w:hAnsi="Arial"/>
           <w:color w:val="000000"/>
           <w:sz w:val="17"/>
         </w:rPr>
-        <w:t>Use this aim: I want to learn whether users can find a surface, choose a tool, draw three shapes, and understand the controls without help.</w:t>
+        <w:t>This evaluation tests whether users can find the wall whiteboard and table paper, choose the correct tools, draw a horizontal line, vertical line, and circle, move around the classroom, and understand the controls. It also checks drawing quality, table tool visibility, paper orientation, navigation, comfort, and confidence.</w:t>
+      </w:r>
+    </w:p>
+    <w:p>
+      <w:pPr>
+        <w:pStyle w:val="Heading1"/>
+        <w:keepNext/>
+      </w:pPr>
+      <w:r>
+        <w:rPr>
+          <w:color w:val="000000"/>
+        </w:rPr>
+        <w:t>Testing aim and success measures</w:t>
+      </w:r>
+    </w:p>
+    <w:p>
+      <w:pPr>
+        <w:widowControl/>
+        <w:spacing w:after="44" w:line="245" w:lineRule="auto"/>
+      </w:pPr>
+      <w:r>
+        <w:rPr>
+          <w:rFonts w:ascii="Arial" w:hAnsi="Arial"/>
+          <w:color w:val="000000"/>
+          <w:sz w:val="17"/>
+        </w:rPr>
+        <w:t>I want to learn whether users can complete the main classroom workflow without unnecessary help and whether the two drawing surfaces feel useful for study and teaching.</w:t>
       </w:r>
     </w:p>
     <w:tbl>
@@ -440,6 +339,14 @@
         <w:jc w:val="center"/>
         <w:tblLayout w:type="fixed"/>
         <w:tblLook w:firstColumn="1" w:firstRow="1" w:lastColumn="0" w:lastRow="0" w:noHBand="0" w:noVBand="1" w:val="04A0"/>
+        <w:tblBorders>
+          <w:top w:val="single" w:sz="5" w:space="0" w:color="000000"/>
+          <w:left w:val="single" w:sz="5" w:space="0" w:color="000000"/>
+          <w:bottom w:val="single" w:sz="5" w:space="0" w:color="000000"/>
+          <w:right w:val="single" w:sz="5" w:space="0" w:color="000000"/>
+          <w:insideH w:val="single" w:sz="5" w:space="0" w:color="000000"/>
+          <w:insideV w:val="single" w:sz="5" w:space="0" w:color="000000"/>
+        </w:tblBorders>
       </w:tblPr>
       <w:tblGrid>
         <w:gridCol w:w="5119"/>
@@ -447,24 +354,16 @@
       </w:tblGrid>
       <w:tr>
         <w:trPr>
-          <w:tblHeader/>
+          <w:tblHeader w:val="true"/>
         </w:trPr>
         <w:tc>
           <w:tcPr>
-            <w:tcW w:type="dxa" w:w="2232"/>
+            <w:tcW w:type="dxa" w:w="1944"/>
             <w:vAlign w:val="center"/>
-            <w:tcBorders>
-              <w:top w:val="single" w:sz="6" w:space="0" w:color="000000"/>
-              <w:left w:val="single" w:sz="6" w:space="0" w:color="000000"/>
-              <w:bottom w:val="single" w:sz="6" w:space="0" w:color="000000"/>
-              <w:right w:val="single" w:sz="6" w:space="0" w:color="000000"/>
-              <w:insideH w:val="single" w:sz="6" w:space="0" w:color="000000"/>
-              <w:insideV w:val="single" w:sz="6" w:space="0" w:color="000000"/>
-            </w:tcBorders>
             <w:tcMar>
-              <w:top w:w="65" w:type="dxa"/>
+              <w:top w:w="45" w:type="dxa"/>
               <w:start w:w="65" w:type="dxa"/>
-              <w:bottom w:w="65" w:type="dxa"/>
+              <w:bottom w:w="45" w:type="dxa"/>
               <w:end w:w="65" w:type="dxa"/>
             </w:tcMar>
           </w:tcPr>
@@ -475,11 +374,10 @@
             <w:r/>
             <w:r>
               <w:rPr>
-                <w:rFonts w:ascii="Arial" w:hAnsi="Arial" w:eastAsia="Arial"/>
+                <w:rFonts w:ascii="Arial" w:hAnsi="Arial"/>
                 <w:b/>
-                <w:i w:val="0"/>
                 <w:color w:val="000000"/>
-                <w:sz w:val="15"/>
+                <w:sz w:val="14"/>
               </w:rPr>
               <w:t>Metric</w:t>
             </w:r>
@@ -487,20 +385,12 @@
         </w:tc>
         <w:tc>
           <w:tcPr>
-            <w:tcW w:type="dxa" w:w="7848"/>
+            <w:tcW w:type="dxa" w:w="7200"/>
             <w:vAlign w:val="center"/>
-            <w:tcBorders>
-              <w:top w:val="single" w:sz="6" w:space="0" w:color="000000"/>
-              <w:left w:val="single" w:sz="6" w:space="0" w:color="000000"/>
-              <w:bottom w:val="single" w:sz="6" w:space="0" w:color="000000"/>
-              <w:right w:val="single" w:sz="6" w:space="0" w:color="000000"/>
-              <w:insideH w:val="single" w:sz="6" w:space="0" w:color="000000"/>
-              <w:insideV w:val="single" w:sz="6" w:space="0" w:color="000000"/>
-            </w:tcBorders>
             <w:tcMar>
-              <w:top w:w="65" w:type="dxa"/>
+              <w:top w:w="45" w:type="dxa"/>
               <w:start w:w="65" w:type="dxa"/>
-              <w:bottom w:w="65" w:type="dxa"/>
+              <w:bottom w:w="45" w:type="dxa"/>
               <w:end w:w="65" w:type="dxa"/>
             </w:tcMar>
           </w:tcPr>
@@ -511,11 +401,10 @@
             <w:r/>
             <w:r>
               <w:rPr>
-                <w:rFonts w:ascii="Arial" w:hAnsi="Arial" w:eastAsia="Arial"/>
+                <w:rFonts w:ascii="Arial" w:hAnsi="Arial"/>
                 <w:b/>
-                <w:i w:val="0"/>
                 <w:color w:val="000000"/>
-                <w:sz w:val="15"/>
+                <w:sz w:val="14"/>
               </w:rPr>
               <w:t>Success target</w:t>
             </w:r>
@@ -525,20 +414,12 @@
       <w:tr>
         <w:tc>
           <w:tcPr>
-            <w:tcW w:type="dxa" w:w="2232"/>
+            <w:tcW w:type="dxa" w:w="1944"/>
             <w:vAlign w:val="center"/>
-            <w:tcBorders>
-              <w:top w:val="single" w:sz="6" w:space="0" w:color="000000"/>
-              <w:left w:val="single" w:sz="6" w:space="0" w:color="000000"/>
-              <w:bottom w:val="single" w:sz="6" w:space="0" w:color="000000"/>
-              <w:right w:val="single" w:sz="6" w:space="0" w:color="000000"/>
-              <w:insideH w:val="single" w:sz="6" w:space="0" w:color="000000"/>
-              <w:insideV w:val="single" w:sz="6" w:space="0" w:color="000000"/>
-            </w:tcBorders>
             <w:tcMar>
-              <w:top w:w="65" w:type="dxa"/>
+              <w:top w:w="45" w:type="dxa"/>
               <w:start w:w="65" w:type="dxa"/>
-              <w:bottom w:w="65" w:type="dxa"/>
+              <w:bottom w:w="45" w:type="dxa"/>
               <w:end w:w="65" w:type="dxa"/>
             </w:tcMar>
           </w:tcPr>
@@ -549,32 +430,23 @@
             <w:r/>
             <w:r>
               <w:rPr>
-                <w:rFonts w:ascii="Arial" w:hAnsi="Arial" w:eastAsia="Arial"/>
+                <w:rFonts w:ascii="Arial" w:hAnsi="Arial"/>
                 <w:b w:val="0"/>
-                <w:i w:val="0"/>
                 <w:color w:val="000000"/>
-                <w:sz w:val="15"/>
+                <w:sz w:val="14"/>
               </w:rPr>
-              <w:t>Find a surface</w:t>
+              <w:t>Find both surfaces</w:t>
             </w:r>
           </w:p>
         </w:tc>
         <w:tc>
           <w:tcPr>
-            <w:tcW w:type="dxa" w:w="7848"/>
+            <w:tcW w:type="dxa" w:w="7200"/>
             <w:vAlign w:val="center"/>
-            <w:tcBorders>
-              <w:top w:val="single" w:sz="6" w:space="0" w:color="000000"/>
-              <w:left w:val="single" w:sz="6" w:space="0" w:color="000000"/>
-              <w:bottom w:val="single" w:sz="6" w:space="0" w:color="000000"/>
-              <w:right w:val="single" w:sz="6" w:space="0" w:color="000000"/>
-              <w:insideH w:val="single" w:sz="6" w:space="0" w:color="000000"/>
-              <w:insideV w:val="single" w:sz="6" w:space="0" w:color="000000"/>
-            </w:tcBorders>
             <w:tcMar>
-              <w:top w:w="65" w:type="dxa"/>
+              <w:top w:w="45" w:type="dxa"/>
               <w:start w:w="65" w:type="dxa"/>
-              <w:bottom w:w="65" w:type="dxa"/>
+              <w:bottom w:w="45" w:type="dxa"/>
               <w:end w:w="65" w:type="dxa"/>
             </w:tcMar>
           </w:tcPr>
@@ -585,13 +457,12 @@
             <w:r/>
             <w:r>
               <w:rPr>
-                <w:rFonts w:ascii="Arial" w:hAnsi="Arial" w:eastAsia="Arial"/>
+                <w:rFonts w:ascii="Arial" w:hAnsi="Arial"/>
                 <w:b w:val="0"/>
-                <w:i w:val="0"/>
                 <w:color w:val="000000"/>
-                <w:sz w:val="15"/>
+                <w:sz w:val="14"/>
               </w:rPr>
-              <w:t>User reaches the whiteboard and table paper without help.</w:t>
+              <w:t>User reaches the wall whiteboard and a table paper.</w:t>
             </w:r>
           </w:p>
         </w:tc>
@@ -599,20 +470,12 @@
       <w:tr>
         <w:tc>
           <w:tcPr>
-            <w:tcW w:type="dxa" w:w="2232"/>
+            <w:tcW w:type="dxa" w:w="1944"/>
             <w:vAlign w:val="center"/>
-            <w:tcBorders>
-              <w:top w:val="single" w:sz="6" w:space="0" w:color="000000"/>
-              <w:left w:val="single" w:sz="6" w:space="0" w:color="000000"/>
-              <w:bottom w:val="single" w:sz="6" w:space="0" w:color="000000"/>
-              <w:right w:val="single" w:sz="6" w:space="0" w:color="000000"/>
-              <w:insideH w:val="single" w:sz="6" w:space="0" w:color="000000"/>
-              <w:insideV w:val="single" w:sz="6" w:space="0" w:color="000000"/>
-            </w:tcBorders>
             <w:tcMar>
-              <w:top w:w="65" w:type="dxa"/>
+              <w:top w:w="45" w:type="dxa"/>
               <w:start w:w="65" w:type="dxa"/>
-              <w:bottom w:w="65" w:type="dxa"/>
+              <w:bottom w:w="45" w:type="dxa"/>
               <w:end w:w="65" w:type="dxa"/>
             </w:tcMar>
           </w:tcPr>
@@ -623,11 +486,10 @@
             <w:r/>
             <w:r>
               <w:rPr>
-                <w:rFonts w:ascii="Arial" w:hAnsi="Arial" w:eastAsia="Arial"/>
+                <w:rFonts w:ascii="Arial" w:hAnsi="Arial"/>
                 <w:b w:val="0"/>
-                <w:i w:val="0"/>
                 <w:color w:val="000000"/>
-                <w:sz w:val="15"/>
+                <w:sz w:val="14"/>
               </w:rPr>
               <w:t>Draw on both surfaces</w:t>
             </w:r>
@@ -635,20 +497,12 @@
         </w:tc>
         <w:tc>
           <w:tcPr>
-            <w:tcW w:type="dxa" w:w="7848"/>
+            <w:tcW w:type="dxa" w:w="7200"/>
             <w:vAlign w:val="center"/>
-            <w:tcBorders>
-              <w:top w:val="single" w:sz="6" w:space="0" w:color="000000"/>
-              <w:left w:val="single" w:sz="6" w:space="0" w:color="000000"/>
-              <w:bottom w:val="single" w:sz="6" w:space="0" w:color="000000"/>
-              <w:right w:val="single" w:sz="6" w:space="0" w:color="000000"/>
-              <w:insideH w:val="single" w:sz="6" w:space="0" w:color="000000"/>
-              <w:insideV w:val="single" w:sz="6" w:space="0" w:color="000000"/>
-            </w:tcBorders>
             <w:tcMar>
-              <w:top w:w="65" w:type="dxa"/>
+              <w:top w:w="45" w:type="dxa"/>
               <w:start w:w="65" w:type="dxa"/>
-              <w:bottom w:w="65" w:type="dxa"/>
+              <w:bottom w:w="45" w:type="dxa"/>
               <w:end w:w="65" w:type="dxa"/>
             </w:tcMar>
           </w:tcPr>
@@ -659,13 +513,12 @@
             <w:r/>
             <w:r>
               <w:rPr>
-                <w:rFonts w:ascii="Arial" w:hAnsi="Arial" w:eastAsia="Arial"/>
+                <w:rFonts w:ascii="Arial" w:hAnsi="Arial"/>
                 <w:b w:val="0"/>
-                <w:i w:val="0"/>
                 <w:color w:val="000000"/>
-                <w:sz w:val="15"/>
+                <w:sz w:val="14"/>
               </w:rPr>
-              <w:t>User draws a continuous horizontal line, vertical line, and circle on each surface.</w:t>
+              <w:t>User completes a horizontal line, vertical line, and circle on each surface.</w:t>
             </w:r>
           </w:p>
         </w:tc>
@@ -673,20 +526,12 @@
       <w:tr>
         <w:tc>
           <w:tcPr>
-            <w:tcW w:type="dxa" w:w="2232"/>
+            <w:tcW w:type="dxa" w:w="1944"/>
             <w:vAlign w:val="center"/>
-            <w:tcBorders>
-              <w:top w:val="single" w:sz="6" w:space="0" w:color="000000"/>
-              <w:left w:val="single" w:sz="6" w:space="0" w:color="000000"/>
-              <w:bottom w:val="single" w:sz="6" w:space="0" w:color="000000"/>
-              <w:right w:val="single" w:sz="6" w:space="0" w:color="000000"/>
-              <w:insideH w:val="single" w:sz="6" w:space="0" w:color="000000"/>
-              <w:insideV w:val="single" w:sz="6" w:space="0" w:color="000000"/>
-            </w:tcBorders>
             <w:tcMar>
-              <w:top w:w="65" w:type="dxa"/>
+              <w:top w:w="45" w:type="dxa"/>
               <w:start w:w="65" w:type="dxa"/>
-              <w:bottom w:w="65" w:type="dxa"/>
+              <w:bottom w:w="45" w:type="dxa"/>
               <w:end w:w="65" w:type="dxa"/>
             </w:tcMar>
           </w:tcPr>
@@ -697,11 +542,10 @@
             <w:r/>
             <w:r>
               <w:rPr>
-                <w:rFonts w:ascii="Arial" w:hAnsi="Arial" w:eastAsia="Arial"/>
+                <w:rFonts w:ascii="Arial" w:hAnsi="Arial"/>
                 <w:b w:val="0"/>
-                <w:i w:val="0"/>
                 <w:color w:val="000000"/>
-                <w:sz w:val="15"/>
+                <w:sz w:val="14"/>
               </w:rPr>
               <w:t>Stroke quality</w:t>
             </w:r>
@@ -709,20 +553,12 @@
         </w:tc>
         <w:tc>
           <w:tcPr>
-            <w:tcW w:type="dxa" w:w="7848"/>
+            <w:tcW w:type="dxa" w:w="7200"/>
             <w:vAlign w:val="center"/>
-            <w:tcBorders>
-              <w:top w:val="single" w:sz="6" w:space="0" w:color="000000"/>
-              <w:left w:val="single" w:sz="6" w:space="0" w:color="000000"/>
-              <w:bottom w:val="single" w:sz="6" w:space="0" w:color="000000"/>
-              <w:right w:val="single" w:sz="6" w:space="0" w:color="000000"/>
-              <w:insideH w:val="single" w:sz="6" w:space="0" w:color="000000"/>
-              <w:insideV w:val="single" w:sz="6" w:space="0" w:color="000000"/>
-            </w:tcBorders>
             <w:tcMar>
-              <w:top w:w="65" w:type="dxa"/>
+              <w:top w:w="45" w:type="dxa"/>
               <w:start w:w="65" w:type="dxa"/>
-              <w:bottom w:w="65" w:type="dxa"/>
+              <w:bottom w:w="45" w:type="dxa"/>
               <w:end w:w="65" w:type="dxa"/>
             </w:tcMar>
           </w:tcPr>
@@ -733,13 +569,12 @@
             <w:r/>
             <w:r>
               <w:rPr>
-                <w:rFonts w:ascii="Arial" w:hAnsi="Arial" w:eastAsia="Arial"/>
+                <w:rFonts w:ascii="Arial" w:hAnsi="Arial"/>
                 <w:b w:val="0"/>
-                <w:i w:val="0"/>
                 <w:color w:val="000000"/>
-                <w:sz w:val="15"/>
+                <w:sz w:val="14"/>
               </w:rPr>
-              <w:t>Lines are smooth, continuous, and accurate. No dots, gaps, random marks, or sudden artifacts.</w:t>
+              <w:t>Strokes are continuous and smooth, with no dots, gaps, artefacts, or unwanted marks.</w:t>
             </w:r>
           </w:p>
         </w:tc>
@@ -747,20 +582,12 @@
       <w:tr>
         <w:tc>
           <w:tcPr>
-            <w:tcW w:type="dxa" w:w="2232"/>
+            <w:tcW w:type="dxa" w:w="1944"/>
             <w:vAlign w:val="center"/>
-            <w:tcBorders>
-              <w:top w:val="single" w:sz="6" w:space="0" w:color="000000"/>
-              <w:left w:val="single" w:sz="6" w:space="0" w:color="000000"/>
-              <w:bottom w:val="single" w:sz="6" w:space="0" w:color="000000"/>
-              <w:right w:val="single" w:sz="6" w:space="0" w:color="000000"/>
-              <w:insideH w:val="single" w:sz="6" w:space="0" w:color="000000"/>
-              <w:insideV w:val="single" w:sz="6" w:space="0" w:color="000000"/>
-            </w:tcBorders>
             <w:tcMar>
-              <w:top w:w="65" w:type="dxa"/>
+              <w:top w:w="45" w:type="dxa"/>
               <w:start w:w="65" w:type="dxa"/>
-              <w:bottom w:w="65" w:type="dxa"/>
+              <w:bottom w:w="45" w:type="dxa"/>
               <w:end w:w="65" w:type="dxa"/>
             </w:tcMar>
           </w:tcPr>
@@ -771,32 +598,23 @@
             <w:r/>
             <w:r>
               <w:rPr>
-                <w:rFonts w:ascii="Arial" w:hAnsi="Arial" w:eastAsia="Arial"/>
+                <w:rFonts w:ascii="Arial" w:hAnsi="Arial"/>
                 <w:b w:val="0"/>
-                <w:i w:val="0"/>
                 <w:color w:val="000000"/>
-                <w:sz w:val="15"/>
+                <w:sz w:val="14"/>
               </w:rPr>
-              <w:t>Tool controls</w:t>
+              <w:t>Tools</w:t>
             </w:r>
           </w:p>
         </w:tc>
         <w:tc>
           <w:tcPr>
-            <w:tcW w:type="dxa" w:w="7848"/>
+            <w:tcW w:type="dxa" w:w="7200"/>
             <w:vAlign w:val="center"/>
-            <w:tcBorders>
-              <w:top w:val="single" w:sz="6" w:space="0" w:color="000000"/>
-              <w:left w:val="single" w:sz="6" w:space="0" w:color="000000"/>
-              <w:bottom w:val="single" w:sz="6" w:space="0" w:color="000000"/>
-              <w:right w:val="single" w:sz="6" w:space="0" w:color="000000"/>
-              <w:insideH w:val="single" w:sz="6" w:space="0" w:color="000000"/>
-              <w:insideV w:val="single" w:sz="6" w:space="0" w:color="000000"/>
-            </w:tcBorders>
             <w:tcMar>
-              <w:top w:w="65" w:type="dxa"/>
+              <w:top w:w="45" w:type="dxa"/>
               <w:start w:w="65" w:type="dxa"/>
-              <w:bottom w:w="65" w:type="dxa"/>
+              <w:bottom w:w="45" w:type="dxa"/>
               <w:end w:w="65" w:type="dxa"/>
             </w:tcMar>
           </w:tcPr>
@@ -807,13 +625,12 @@
             <w:r/>
             <w:r>
               <w:rPr>
-                <w:rFonts w:ascii="Arial" w:hAnsi="Arial" w:eastAsia="Arial"/>
+                <w:rFonts w:ascii="Arial" w:hAnsi="Arial"/>
                 <w:b w:val="0"/>
-                <w:i w:val="0"/>
                 <w:color w:val="000000"/>
-                <w:sz w:val="15"/>
+                <w:sz w:val="14"/>
               </w:rPr>
-              <w:t>User can choose Pencil, use Eraser, and use Clear without confusion.</w:t>
+              <w:t>User changes colour, erases, and clears the intended board or paper.</w:t>
             </w:r>
           </w:p>
         </w:tc>
@@ -821,20 +638,12 @@
       <w:tr>
         <w:tc>
           <w:tcPr>
-            <w:tcW w:type="dxa" w:w="2232"/>
+            <w:tcW w:type="dxa" w:w="1944"/>
             <w:vAlign w:val="center"/>
-            <w:tcBorders>
-              <w:top w:val="single" w:sz="6" w:space="0" w:color="000000"/>
-              <w:left w:val="single" w:sz="6" w:space="0" w:color="000000"/>
-              <w:bottom w:val="single" w:sz="6" w:space="0" w:color="000000"/>
-              <w:right w:val="single" w:sz="6" w:space="0" w:color="000000"/>
-              <w:insideH w:val="single" w:sz="6" w:space="0" w:color="000000"/>
-              <w:insideV w:val="single" w:sz="6" w:space="0" w:color="000000"/>
-            </w:tcBorders>
             <w:tcMar>
-              <w:top w:w="65" w:type="dxa"/>
+              <w:top w:w="45" w:type="dxa"/>
               <w:start w:w="65" w:type="dxa"/>
-              <w:bottom w:w="65" w:type="dxa"/>
+              <w:bottom w:w="45" w:type="dxa"/>
               <w:end w:w="65" w:type="dxa"/>
             </w:tcMar>
           </w:tcPr>
@@ -845,32 +654,23 @@
             <w:r/>
             <w:r>
               <w:rPr>
-                <w:rFonts w:ascii="Arial" w:hAnsi="Arial" w:eastAsia="Arial"/>
+                <w:rFonts w:ascii="Arial" w:hAnsi="Arial"/>
                 <w:b w:val="0"/>
-                <w:i w:val="0"/>
                 <w:color w:val="000000"/>
-                <w:sz w:val="15"/>
+                <w:sz w:val="14"/>
               </w:rPr>
-              <w:t>XR interaction</w:t>
+              <w:t>Navigation</w:t>
             </w:r>
           </w:p>
         </w:tc>
         <w:tc>
           <w:tcPr>
-            <w:tcW w:type="dxa" w:w="7848"/>
+            <w:tcW w:type="dxa" w:w="7200"/>
             <w:vAlign w:val="center"/>
-            <w:tcBorders>
-              <w:top w:val="single" w:sz="6" w:space="0" w:color="000000"/>
-              <w:left w:val="single" w:sz="6" w:space="0" w:color="000000"/>
-              <w:bottom w:val="single" w:sz="6" w:space="0" w:color="000000"/>
-              <w:right w:val="single" w:sz="6" w:space="0" w:color="000000"/>
-              <w:insideH w:val="single" w:sz="6" w:space="0" w:color="000000"/>
-              <w:insideV w:val="single" w:sz="6" w:space="0" w:color="000000"/>
-            </w:tcBorders>
             <w:tcMar>
-              <w:top w:w="65" w:type="dxa"/>
+              <w:top w:w="45" w:type="dxa"/>
               <w:start w:w="65" w:type="dxa"/>
-              <w:bottom w:w="65" w:type="dxa"/>
+              <w:bottom w:w="45" w:type="dxa"/>
               <w:end w:w="65" w:type="dxa"/>
             </w:tcMar>
           </w:tcPr>
@@ -881,13 +681,12 @@
             <w:r/>
             <w:r>
               <w:rPr>
-                <w:rFonts w:ascii="Arial" w:hAnsi="Arial" w:eastAsia="Arial"/>
+                <w:rFonts w:ascii="Arial" w:hAnsi="Arial"/>
                 <w:b w:val="0"/>
-                <w:i w:val="0"/>
                 <w:color w:val="000000"/>
-                <w:sz w:val="15"/>
+                <w:sz w:val="14"/>
               </w:rPr>
-              <w:t>Controller rays point at the surface and buttons. User feels in control and safe.</w:t>
+              <w:t>User can move to a table and understand the teleport or movement control.</w:t>
             </w:r>
           </w:p>
         </w:tc>
@@ -895,20 +694,12 @@
       <w:tr>
         <w:tc>
           <w:tcPr>
-            <w:tcW w:type="dxa" w:w="2232"/>
+            <w:tcW w:type="dxa" w:w="1944"/>
             <w:vAlign w:val="center"/>
-            <w:tcBorders>
-              <w:top w:val="single" w:sz="6" w:space="0" w:color="000000"/>
-              <w:left w:val="single" w:sz="6" w:space="0" w:color="000000"/>
-              <w:bottom w:val="single" w:sz="6" w:space="0" w:color="000000"/>
-              <w:right w:val="single" w:sz="6" w:space="0" w:color="000000"/>
-              <w:insideH w:val="single" w:sz="6" w:space="0" w:color="000000"/>
-              <w:insideV w:val="single" w:sz="6" w:space="0" w:color="000000"/>
-            </w:tcBorders>
             <w:tcMar>
-              <w:top w:w="65" w:type="dxa"/>
+              <w:top w:w="45" w:type="dxa"/>
               <w:start w:w="65" w:type="dxa"/>
-              <w:bottom w:w="65" w:type="dxa"/>
+              <w:bottom w:w="45" w:type="dxa"/>
               <w:end w:w="65" w:type="dxa"/>
             </w:tcMar>
           </w:tcPr>
@@ -919,11 +710,10 @@
             <w:r/>
             <w:r>
               <w:rPr>
-                <w:rFonts w:ascii="Arial" w:hAnsi="Arial" w:eastAsia="Arial"/>
+                <w:rFonts w:ascii="Arial" w:hAnsi="Arial"/>
                 <w:b w:val="0"/>
-                <w:i w:val="0"/>
                 <w:color w:val="000000"/>
-                <w:sz w:val="15"/>
+                <w:sz w:val="14"/>
               </w:rPr>
               <w:t>Confidence</w:t>
             </w:r>
@@ -931,20 +721,12 @@
         </w:tc>
         <w:tc>
           <w:tcPr>
-            <w:tcW w:type="dxa" w:w="7848"/>
+            <w:tcW w:type="dxa" w:w="7200"/>
             <w:vAlign w:val="center"/>
-            <w:tcBorders>
-              <w:top w:val="single" w:sz="6" w:space="0" w:color="000000"/>
-              <w:left w:val="single" w:sz="6" w:space="0" w:color="000000"/>
-              <w:bottom w:val="single" w:sz="6" w:space="0" w:color="000000"/>
-              <w:right w:val="single" w:sz="6" w:space="0" w:color="000000"/>
-              <w:insideH w:val="single" w:sz="6" w:space="0" w:color="000000"/>
-              <w:insideV w:val="single" w:sz="6" w:space="0" w:color="000000"/>
-            </w:tcBorders>
             <w:tcMar>
-              <w:top w:w="65" w:type="dxa"/>
+              <w:top w:w="45" w:type="dxa"/>
               <w:start w:w="65" w:type="dxa"/>
-              <w:bottom w:w="65" w:type="dxa"/>
+              <w:bottom w:w="45" w:type="dxa"/>
               <w:end w:w="65" w:type="dxa"/>
             </w:tcMar>
           </w:tcPr>
@@ -955,13 +737,12 @@
             <w:r/>
             <w:r>
               <w:rPr>
-                <w:rFonts w:ascii="Arial" w:hAnsi="Arial" w:eastAsia="Arial"/>
+                <w:rFonts w:ascii="Arial" w:hAnsi="Arial"/>
                 <w:b w:val="0"/>
-                <w:i w:val="0"/>
                 <w:color w:val="000000"/>
-                <w:sz w:val="15"/>
+                <w:sz w:val="14"/>
               </w:rPr>
-              <w:t>User rates the experience 4 or 5 out of 5.</w:t>
+              <w:t>User reports confidence and explains any difficulty or improvement.</w:t>
             </w:r>
           </w:p>
         </w:tc>
@@ -969,102 +750,64 @@
     </w:tbl>
     <w:p>
       <w:pPr>
+        <w:spacing w:after="0"/>
+      </w:pPr>
+    </w:p>
+    <w:p>
+      <w:pPr>
+        <w:pStyle w:val="Heading1"/>
         <w:keepNext/>
-        <w:spacing w:before="80" w:after="20"/>
       </w:pPr>
       <w:r>
         <w:rPr>
-          <w:rFonts w:ascii="Arial" w:hAnsi="Arial" w:eastAsia="Arial"/>
-          <w:b/>
-          <w:i w:val="0"/>
           <w:color w:val="000000"/>
-          <w:sz w:val="24"/>
         </w:rPr>
-        <w:t>2. Test setup</w:t>
+        <w:t>Test setup and task sequence</w:t>
       </w:r>
     </w:p>
     <w:p>
       <w:pPr>
         <w:pStyle w:val="ListBullet"/>
         <w:spacing w:after="20" w:line="240" w:lineRule="auto"/>
-        <w:ind w:left="259" w:hanging="173"/>
+        <w:ind w:left="230" w:hanging="158"/>
       </w:pPr>
       <w:r>
         <w:rPr>
-          <w:rFonts w:ascii="Arial" w:hAnsi="Arial" w:eastAsia="Arial"/>
-          <w:b w:val="0"/>
-          <w:i w:val="0"/>
+          <w:rFonts w:ascii="Arial" w:hAnsi="Arial"/>
           <w:color w:val="000000"/>
           <w:sz w:val="16"/>
         </w:rPr>
-        <w:t>Participants: Test [number] target users. Record prior VR experience.</w:t>
+        <w:t>Use the XR classroom scene with a blank wall whiteboard and blank table paper. Test with the same task order for each participant.</w:t>
       </w:r>
     </w:p>
     <w:p>
       <w:pPr>
         <w:pStyle w:val="ListBullet"/>
         <w:spacing w:after="20" w:line="240" w:lineRule="auto"/>
-        <w:ind w:left="259" w:hanging="173"/>
+        <w:ind w:left="230" w:hanging="158"/>
       </w:pPr>
       <w:r>
         <w:rPr>
-          <w:rFonts w:ascii="Arial" w:hAnsi="Arial" w:eastAsia="Arial"/>
-          <w:b w:val="0"/>
-          <w:i w:val="0"/>
+          <w:rFonts w:ascii="Arial" w:hAnsi="Arial"/>
           <w:color w:val="000000"/>
           <w:sz w:val="16"/>
         </w:rPr>
-        <w:t>Setting: Use the classroom scene with the wall whiteboard and a table paper.</w:t>
+        <w:t>Use a short moderated test with think aloud feedback. Do not lead the participant unless they are stuck or uncomfortable.</w:t>
       </w:r>
     </w:p>
     <w:p>
       <w:pPr>
         <w:pStyle w:val="ListBullet"/>
         <w:spacing w:after="20" w:line="240" w:lineRule="auto"/>
-        <w:ind w:left="259" w:hanging="173"/>
+        <w:ind w:left="230" w:hanging="158"/>
       </w:pPr>
       <w:r>
         <w:rPr>
-          <w:rFonts w:ascii="Arial" w:hAnsi="Arial" w:eastAsia="Arial"/>
-          <w:b w:val="0"/>
-          <w:i w:val="0"/>
+          <w:rFonts w:ascii="Arial" w:hAnsi="Arial"/>
           <w:color w:val="000000"/>
           <w:sz w:val="16"/>
         </w:rPr>
-        <w:t>Evidence: Record task success, mistakes, time, quotes, questions, and visible drawing problems.</w:t>
-      </w:r>
-    </w:p>
-    <w:p>
-      <w:pPr>
-        <w:pStyle w:val="ListBullet"/>
-        <w:spacing w:after="20" w:line="240" w:lineRule="auto"/>
-        <w:ind w:left="259" w:hanging="173"/>
-      </w:pPr>
-      <w:r>
-        <w:rPr>
-          <w:rFonts w:ascii="Arial" w:hAnsi="Arial" w:eastAsia="Arial"/>
-          <w:b w:val="0"/>
-          <w:i w:val="0"/>
-          <w:color w:val="000000"/>
-          <w:sz w:val="16"/>
-        </w:rPr>
-        <w:t>Do not lead the user. Give the same instructions to everyone and only help if they are stuck.</w:t>
-      </w:r>
-    </w:p>
-    <w:p>
-      <w:pPr>
-        <w:keepNext/>
-        <w:spacing w:before="40" w:after="20"/>
-      </w:pPr>
-      <w:r>
-        <w:rPr>
-          <w:rFonts w:ascii="Arial" w:hAnsi="Arial" w:eastAsia="Arial"/>
-          <w:b/>
-          <w:i w:val="0"/>
-          <w:color w:val="000000"/>
-          <w:sz w:val="19"/>
-        </w:rPr>
-        <w:t>3. User tasks</w:t>
+        <w:t>P1, P2, and P3 consented to audio recording and have full transcript PDFs. P4 and P5 were recorded with checklists only.</w:t>
       </w:r>
     </w:p>
     <w:tbl>
@@ -1073,6 +816,14 @@
         <w:jc w:val="center"/>
         <w:tblLayout w:type="fixed"/>
         <w:tblLook w:firstColumn="1" w:firstRow="1" w:lastColumn="0" w:lastRow="0" w:noHBand="0" w:noVBand="1" w:val="04A0"/>
+        <w:tblBorders>
+          <w:top w:val="single" w:sz="5" w:space="0" w:color="000000"/>
+          <w:left w:val="single" w:sz="5" w:space="0" w:color="000000"/>
+          <w:bottom w:val="single" w:sz="5" w:space="0" w:color="000000"/>
+          <w:right w:val="single" w:sz="5" w:space="0" w:color="000000"/>
+          <w:insideH w:val="single" w:sz="5" w:space="0" w:color="000000"/>
+          <w:insideV w:val="single" w:sz="5" w:space="0" w:color="000000"/>
+        </w:tblBorders>
       </w:tblPr>
       <w:tblGrid>
         <w:gridCol w:w="3413"/>
@@ -1081,24 +832,16 @@
       </w:tblGrid>
       <w:tr>
         <w:trPr>
-          <w:tblHeader/>
+          <w:tblHeader w:val="true"/>
         </w:trPr>
         <w:tc>
           <w:tcPr>
-            <w:tcW w:type="dxa" w:w="1152"/>
+            <w:tcW w:type="dxa" w:w="979"/>
             <w:vAlign w:val="center"/>
-            <w:tcBorders>
-              <w:top w:val="single" w:sz="6" w:space="0" w:color="000000"/>
-              <w:left w:val="single" w:sz="6" w:space="0" w:color="000000"/>
-              <w:bottom w:val="single" w:sz="6" w:space="0" w:color="000000"/>
-              <w:right w:val="single" w:sz="6" w:space="0" w:color="000000"/>
-              <w:insideH w:val="single" w:sz="6" w:space="0" w:color="000000"/>
-              <w:insideV w:val="single" w:sz="6" w:space="0" w:color="000000"/>
-            </w:tcBorders>
             <w:tcMar>
-              <w:top w:w="65" w:type="dxa"/>
+              <w:top w:w="45" w:type="dxa"/>
               <w:start w:w="65" w:type="dxa"/>
-              <w:bottom w:w="65" w:type="dxa"/>
+              <w:bottom w:w="45" w:type="dxa"/>
               <w:end w:w="65" w:type="dxa"/>
             </w:tcMar>
           </w:tcPr>
@@ -1109,9 +852,8 @@
             <w:r/>
             <w:r>
               <w:rPr>
-                <w:rFonts w:ascii="Arial" w:hAnsi="Arial" w:eastAsia="Arial"/>
+                <w:rFonts w:ascii="Arial" w:hAnsi="Arial"/>
                 <w:b/>
-                <w:i w:val="0"/>
                 <w:color w:val="000000"/>
                 <w:sz w:val="14"/>
               </w:rPr>
@@ -1121,20 +863,12 @@
         </w:tc>
         <w:tc>
           <w:tcPr>
-            <w:tcW w:type="dxa" w:w="5256"/>
+            <w:tcW w:type="dxa" w:w="4824"/>
             <w:vAlign w:val="center"/>
-            <w:tcBorders>
-              <w:top w:val="single" w:sz="6" w:space="0" w:color="000000"/>
-              <w:left w:val="single" w:sz="6" w:space="0" w:color="000000"/>
-              <w:bottom w:val="single" w:sz="6" w:space="0" w:color="000000"/>
-              <w:right w:val="single" w:sz="6" w:space="0" w:color="000000"/>
-              <w:insideH w:val="single" w:sz="6" w:space="0" w:color="000000"/>
-              <w:insideV w:val="single" w:sz="6" w:space="0" w:color="000000"/>
-            </w:tcBorders>
             <w:tcMar>
-              <w:top w:w="65" w:type="dxa"/>
+              <w:top w:w="45" w:type="dxa"/>
               <w:start w:w="65" w:type="dxa"/>
-              <w:bottom w:w="65" w:type="dxa"/>
+              <w:bottom w:w="45" w:type="dxa"/>
               <w:end w:w="65" w:type="dxa"/>
             </w:tcMar>
           </w:tcPr>
@@ -1145,32 +879,23 @@
             <w:r/>
             <w:r>
               <w:rPr>
-                <w:rFonts w:ascii="Arial" w:hAnsi="Arial" w:eastAsia="Arial"/>
+                <w:rFonts w:ascii="Arial" w:hAnsi="Arial"/>
                 <w:b/>
-                <w:i w:val="0"/>
                 <w:color w:val="000000"/>
                 <w:sz w:val="14"/>
               </w:rPr>
-              <w:t>Instruction to the participant</w:t>
+              <w:t>Instruction</w:t>
             </w:r>
           </w:p>
         </w:tc>
         <w:tc>
           <w:tcPr>
-            <w:tcW w:type="dxa" w:w="3671"/>
+            <w:tcW w:type="dxa" w:w="3341"/>
             <w:vAlign w:val="center"/>
-            <w:tcBorders>
-              <w:top w:val="single" w:sz="6" w:space="0" w:color="000000"/>
-              <w:left w:val="single" w:sz="6" w:space="0" w:color="000000"/>
-              <w:bottom w:val="single" w:sz="6" w:space="0" w:color="000000"/>
-              <w:right w:val="single" w:sz="6" w:space="0" w:color="000000"/>
-              <w:insideH w:val="single" w:sz="6" w:space="0" w:color="000000"/>
-              <w:insideV w:val="single" w:sz="6" w:space="0" w:color="000000"/>
-            </w:tcBorders>
             <w:tcMar>
-              <w:top w:w="65" w:type="dxa"/>
+              <w:top w:w="45" w:type="dxa"/>
               <w:start w:w="65" w:type="dxa"/>
-              <w:bottom w:w="65" w:type="dxa"/>
+              <w:bottom w:w="45" w:type="dxa"/>
               <w:end w:w="65" w:type="dxa"/>
             </w:tcMar>
           </w:tcPr>
@@ -1181,9 +906,8 @@
             <w:r/>
             <w:r>
               <w:rPr>
-                <w:rFonts w:ascii="Arial" w:hAnsi="Arial" w:eastAsia="Arial"/>
+                <w:rFonts w:ascii="Arial" w:hAnsi="Arial"/>
                 <w:b/>
-                <w:i w:val="0"/>
                 <w:color w:val="000000"/>
                 <w:sz w:val="14"/>
               </w:rPr>
@@ -1195,20 +919,12 @@
       <w:tr>
         <w:tc>
           <w:tcPr>
-            <w:tcW w:type="dxa" w:w="1152"/>
+            <w:tcW w:type="dxa" w:w="979"/>
             <w:vAlign w:val="center"/>
-            <w:tcBorders>
-              <w:top w:val="single" w:sz="6" w:space="0" w:color="000000"/>
-              <w:left w:val="single" w:sz="6" w:space="0" w:color="000000"/>
-              <w:bottom w:val="single" w:sz="6" w:space="0" w:color="000000"/>
-              <w:right w:val="single" w:sz="6" w:space="0" w:color="000000"/>
-              <w:insideH w:val="single" w:sz="6" w:space="0" w:color="000000"/>
-              <w:insideV w:val="single" w:sz="6" w:space="0" w:color="000000"/>
-            </w:tcBorders>
             <w:tcMar>
-              <w:top w:w="65" w:type="dxa"/>
+              <w:top w:w="45" w:type="dxa"/>
               <w:start w:w="65" w:type="dxa"/>
-              <w:bottom w:w="65" w:type="dxa"/>
+              <w:bottom w:w="45" w:type="dxa"/>
               <w:end w:w="65" w:type="dxa"/>
             </w:tcMar>
           </w:tcPr>
@@ -1219,9 +935,8 @@
             <w:r/>
             <w:r>
               <w:rPr>
-                <w:rFonts w:ascii="Arial" w:hAnsi="Arial" w:eastAsia="Arial"/>
+                <w:rFonts w:ascii="Arial" w:hAnsi="Arial"/>
                 <w:b w:val="0"/>
-                <w:i w:val="0"/>
                 <w:color w:val="000000"/>
                 <w:sz w:val="14"/>
               </w:rPr>
@@ -1231,20 +946,12 @@
         </w:tc>
         <w:tc>
           <w:tcPr>
-            <w:tcW w:type="dxa" w:w="5256"/>
+            <w:tcW w:type="dxa" w:w="4824"/>
             <w:vAlign w:val="center"/>
-            <w:tcBorders>
-              <w:top w:val="single" w:sz="6" w:space="0" w:color="000000"/>
-              <w:left w:val="single" w:sz="6" w:space="0" w:color="000000"/>
-              <w:bottom w:val="single" w:sz="6" w:space="0" w:color="000000"/>
-              <w:right w:val="single" w:sz="6" w:space="0" w:color="000000"/>
-              <w:insideH w:val="single" w:sz="6" w:space="0" w:color="000000"/>
-              <w:insideV w:val="single" w:sz="6" w:space="0" w:color="000000"/>
-            </w:tcBorders>
             <w:tcMar>
-              <w:top w:w="65" w:type="dxa"/>
+              <w:top w:w="45" w:type="dxa"/>
               <w:start w:w="65" w:type="dxa"/>
-              <w:bottom w:w="65" w:type="dxa"/>
+              <w:bottom w:w="45" w:type="dxa"/>
               <w:end w:w="65" w:type="dxa"/>
             </w:tcMar>
           </w:tcPr>
@@ -1255,32 +962,23 @@
             <w:r/>
             <w:r>
               <w:rPr>
-                <w:rFonts w:ascii="Arial" w:hAnsi="Arial" w:eastAsia="Arial"/>
+                <w:rFonts w:ascii="Arial" w:hAnsi="Arial"/>
                 <w:b w:val="0"/>
-                <w:i w:val="0"/>
                 <w:color w:val="000000"/>
                 <w:sz w:val="14"/>
               </w:rPr>
-              <w:t>Look around and find the wall whiteboard and table paper.</w:t>
+              <w:t>Look around and identify the whiteboard and paper.</w:t>
             </w:r>
           </w:p>
         </w:tc>
         <w:tc>
           <w:tcPr>
-            <w:tcW w:type="dxa" w:w="3671"/>
+            <w:tcW w:type="dxa" w:w="3341"/>
             <w:vAlign w:val="center"/>
-            <w:tcBorders>
-              <w:top w:val="single" w:sz="6" w:space="0" w:color="000000"/>
-              <w:left w:val="single" w:sz="6" w:space="0" w:color="000000"/>
-              <w:bottom w:val="single" w:sz="6" w:space="0" w:color="000000"/>
-              <w:right w:val="single" w:sz="6" w:space="0" w:color="000000"/>
-              <w:insideH w:val="single" w:sz="6" w:space="0" w:color="000000"/>
-              <w:insideV w:val="single" w:sz="6" w:space="0" w:color="000000"/>
-            </w:tcBorders>
             <w:tcMar>
-              <w:top w:w="65" w:type="dxa"/>
+              <w:top w:w="45" w:type="dxa"/>
               <w:start w:w="65" w:type="dxa"/>
-              <w:bottom w:w="65" w:type="dxa"/>
+              <w:bottom w:w="45" w:type="dxa"/>
               <w:end w:w="65" w:type="dxa"/>
             </w:tcMar>
           </w:tcPr>
@@ -1291,13 +989,12 @@
             <w:r/>
             <w:r>
               <w:rPr>
-                <w:rFonts w:ascii="Arial" w:hAnsi="Arial" w:eastAsia="Arial"/>
+                <w:rFonts w:ascii="Arial" w:hAnsi="Arial"/>
                 <w:b w:val="0"/>
-                <w:i w:val="0"/>
                 <w:color w:val="000000"/>
                 <w:sz w:val="14"/>
               </w:rPr>
-              <w:t>Does the user know where to go?</w:t>
+              <w:t>Does the user understand the classroom purpose?</w:t>
             </w:r>
           </w:p>
         </w:tc>
@@ -1305,20 +1002,12 @@
       <w:tr>
         <w:tc>
           <w:tcPr>
-            <w:tcW w:type="dxa" w:w="1152"/>
+            <w:tcW w:type="dxa" w:w="979"/>
             <w:vAlign w:val="center"/>
-            <w:tcBorders>
-              <w:top w:val="single" w:sz="6" w:space="0" w:color="000000"/>
-              <w:left w:val="single" w:sz="6" w:space="0" w:color="000000"/>
-              <w:bottom w:val="single" w:sz="6" w:space="0" w:color="000000"/>
-              <w:right w:val="single" w:sz="6" w:space="0" w:color="000000"/>
-              <w:insideH w:val="single" w:sz="6" w:space="0" w:color="000000"/>
-              <w:insideV w:val="single" w:sz="6" w:space="0" w:color="000000"/>
-            </w:tcBorders>
             <w:tcMar>
-              <w:top w:w="65" w:type="dxa"/>
+              <w:top w:w="45" w:type="dxa"/>
               <w:start w:w="65" w:type="dxa"/>
-              <w:bottom w:w="65" w:type="dxa"/>
+              <w:bottom w:w="45" w:type="dxa"/>
               <w:end w:w="65" w:type="dxa"/>
             </w:tcMar>
           </w:tcPr>
@@ -1329,9 +1018,8 @@
             <w:r/>
             <w:r>
               <w:rPr>
-                <w:rFonts w:ascii="Arial" w:hAnsi="Arial" w:eastAsia="Arial"/>
+                <w:rFonts w:ascii="Arial" w:hAnsi="Arial"/>
                 <w:b w:val="0"/>
-                <w:i w:val="0"/>
                 <w:color w:val="000000"/>
                 <w:sz w:val="14"/>
               </w:rPr>
@@ -1341,20 +1029,12 @@
         </w:tc>
         <w:tc>
           <w:tcPr>
-            <w:tcW w:type="dxa" w:w="5256"/>
+            <w:tcW w:type="dxa" w:w="4824"/>
             <w:vAlign w:val="center"/>
-            <w:tcBorders>
-              <w:top w:val="single" w:sz="6" w:space="0" w:color="000000"/>
-              <w:left w:val="single" w:sz="6" w:space="0" w:color="000000"/>
-              <w:bottom w:val="single" w:sz="6" w:space="0" w:color="000000"/>
-              <w:right w:val="single" w:sz="6" w:space="0" w:color="000000"/>
-              <w:insideH w:val="single" w:sz="6" w:space="0" w:color="000000"/>
-              <w:insideV w:val="single" w:sz="6" w:space="0" w:color="000000"/>
-            </w:tcBorders>
             <w:tcMar>
-              <w:top w:w="65" w:type="dxa"/>
+              <w:top w:w="45" w:type="dxa"/>
               <w:start w:w="65" w:type="dxa"/>
-              <w:bottom w:w="65" w:type="dxa"/>
+              <w:bottom w:w="45" w:type="dxa"/>
               <w:end w:w="65" w:type="dxa"/>
             </w:tcMar>
           </w:tcPr>
@@ -1365,32 +1045,23 @@
             <w:r/>
             <w:r>
               <w:rPr>
-                <w:rFonts w:ascii="Arial" w:hAnsi="Arial" w:eastAsia="Arial"/>
+                <w:rFonts w:ascii="Arial" w:hAnsi="Arial"/>
                 <w:b w:val="0"/>
-                <w:i w:val="0"/>
                 <w:color w:val="000000"/>
                 <w:sz w:val="14"/>
               </w:rPr>
-              <w:t>Choose Pencil. Draw a horizontal line, vertical line, and circle.</w:t>
+              <w:t>Draw a horizontal line, vertical line, and circle. Change colour, erase, and clear.</w:t>
             </w:r>
           </w:p>
         </w:tc>
         <w:tc>
           <w:tcPr>
-            <w:tcW w:type="dxa" w:w="3671"/>
+            <w:tcW w:type="dxa" w:w="3341"/>
             <w:vAlign w:val="center"/>
-            <w:tcBorders>
-              <w:top w:val="single" w:sz="6" w:space="0" w:color="000000"/>
-              <w:left w:val="single" w:sz="6" w:space="0" w:color="000000"/>
-              <w:bottom w:val="single" w:sz="6" w:space="0" w:color="000000"/>
-              <w:right w:val="single" w:sz="6" w:space="0" w:color="000000"/>
-              <w:insideH w:val="single" w:sz="6" w:space="0" w:color="000000"/>
-              <w:insideV w:val="single" w:sz="6" w:space="0" w:color="000000"/>
-            </w:tcBorders>
             <w:tcMar>
-              <w:top w:w="65" w:type="dxa"/>
+              <w:top w:w="45" w:type="dxa"/>
               <w:start w:w="65" w:type="dxa"/>
-              <w:bottom w:w="65" w:type="dxa"/>
+              <w:bottom w:w="45" w:type="dxa"/>
               <w:end w:w="65" w:type="dxa"/>
             </w:tcMar>
           </w:tcPr>
@@ -1401,13 +1072,12 @@
             <w:r/>
             <w:r>
               <w:rPr>
-                <w:rFonts w:ascii="Arial" w:hAnsi="Arial" w:eastAsia="Arial"/>
+                <w:rFonts w:ascii="Arial" w:hAnsi="Arial"/>
                 <w:b w:val="0"/>
-                <w:i w:val="0"/>
                 <w:color w:val="000000"/>
                 <w:sz w:val="14"/>
               </w:rPr>
-              <w:t>Accuracy, ray position, smoothness, confidence.</w:t>
+              <w:t>Stroke quality, tools, ray, and clear confirmation.</w:t>
             </w:r>
           </w:p>
         </w:tc>
@@ -1415,20 +1085,12 @@
       <w:tr>
         <w:tc>
           <w:tcPr>
-            <w:tcW w:type="dxa" w:w="1152"/>
+            <w:tcW w:type="dxa" w:w="979"/>
             <w:vAlign w:val="center"/>
-            <w:tcBorders>
-              <w:top w:val="single" w:sz="6" w:space="0" w:color="000000"/>
-              <w:left w:val="single" w:sz="6" w:space="0" w:color="000000"/>
-              <w:bottom w:val="single" w:sz="6" w:space="0" w:color="000000"/>
-              <w:right w:val="single" w:sz="6" w:space="0" w:color="000000"/>
-              <w:insideH w:val="single" w:sz="6" w:space="0" w:color="000000"/>
-              <w:insideV w:val="single" w:sz="6" w:space="0" w:color="000000"/>
-            </w:tcBorders>
             <w:tcMar>
-              <w:top w:w="65" w:type="dxa"/>
+              <w:top w:w="45" w:type="dxa"/>
               <w:start w:w="65" w:type="dxa"/>
-              <w:bottom w:w="65" w:type="dxa"/>
+              <w:bottom w:w="45" w:type="dxa"/>
               <w:end w:w="65" w:type="dxa"/>
             </w:tcMar>
           </w:tcPr>
@@ -1439,32 +1101,23 @@
             <w:r/>
             <w:r>
               <w:rPr>
-                <w:rFonts w:ascii="Arial" w:hAnsi="Arial" w:eastAsia="Arial"/>
+                <w:rFonts w:ascii="Arial" w:hAnsi="Arial"/>
                 <w:b w:val="0"/>
-                <w:i w:val="0"/>
                 <w:color w:val="000000"/>
                 <w:sz w:val="14"/>
               </w:rPr>
-              <w:t>3. Paper</w:t>
+              <w:t>3. Table</w:t>
             </w:r>
           </w:p>
         </w:tc>
         <w:tc>
           <w:tcPr>
-            <w:tcW w:type="dxa" w:w="5256"/>
+            <w:tcW w:type="dxa" w:w="4824"/>
             <w:vAlign w:val="center"/>
-            <w:tcBorders>
-              <w:top w:val="single" w:sz="6" w:space="0" w:color="000000"/>
-              <w:left w:val="single" w:sz="6" w:space="0" w:color="000000"/>
-              <w:bottom w:val="single" w:sz="6" w:space="0" w:color="000000"/>
-              <w:right w:val="single" w:sz="6" w:space="0" w:color="000000"/>
-              <w:insideH w:val="single" w:sz="6" w:space="0" w:color="000000"/>
-              <w:insideV w:val="single" w:sz="6" w:space="0" w:color="000000"/>
-            </w:tcBorders>
             <w:tcMar>
-              <w:top w:w="65" w:type="dxa"/>
+              <w:top w:w="45" w:type="dxa"/>
               <w:start w:w="65" w:type="dxa"/>
-              <w:bottom w:w="65" w:type="dxa"/>
+              <w:bottom w:w="45" w:type="dxa"/>
               <w:end w:w="65" w:type="dxa"/>
             </w:tcMar>
           </w:tcPr>
@@ -1475,32 +1128,23 @@
             <w:r/>
             <w:r>
               <w:rPr>
-                <w:rFonts w:ascii="Arial" w:hAnsi="Arial" w:eastAsia="Arial"/>
+                <w:rFonts w:ascii="Arial" w:hAnsi="Arial"/>
                 <w:b w:val="0"/>
-                <w:i w:val="0"/>
                 <w:color w:val="000000"/>
                 <w:sz w:val="14"/>
               </w:rPr>
-              <w:t>Choose Pencil. Draw the same three shapes on the paper.</w:t>
+              <w:t>Move to a table and explain what the paper is for.</w:t>
             </w:r>
           </w:p>
         </w:tc>
         <w:tc>
           <w:tcPr>
-            <w:tcW w:type="dxa" w:w="3671"/>
+            <w:tcW w:type="dxa" w:w="3341"/>
             <w:vAlign w:val="center"/>
-            <w:tcBorders>
-              <w:top w:val="single" w:sz="6" w:space="0" w:color="000000"/>
-              <w:left w:val="single" w:sz="6" w:space="0" w:color="000000"/>
-              <w:bottom w:val="single" w:sz="6" w:space="0" w:color="000000"/>
-              <w:right w:val="single" w:sz="6" w:space="0" w:color="000000"/>
-              <w:insideH w:val="single" w:sz="6" w:space="0" w:color="000000"/>
-              <w:insideV w:val="single" w:sz="6" w:space="0" w:color="000000"/>
-            </w:tcBorders>
             <w:tcMar>
-              <w:top w:w="65" w:type="dxa"/>
+              <w:top w:w="45" w:type="dxa"/>
               <w:start w:w="65" w:type="dxa"/>
-              <w:bottom w:w="65" w:type="dxa"/>
+              <w:bottom w:w="45" w:type="dxa"/>
               <w:end w:w="65" w:type="dxa"/>
             </w:tcMar>
           </w:tcPr>
@@ -1511,13 +1155,12 @@
             <w:r/>
             <w:r>
               <w:rPr>
-                <w:rFonts w:ascii="Arial" w:hAnsi="Arial" w:eastAsia="Arial"/>
+                <w:rFonts w:ascii="Arial" w:hAnsi="Arial"/>
                 <w:b w:val="0"/>
-                <w:i w:val="0"/>
                 <w:color w:val="000000"/>
                 <w:sz w:val="14"/>
               </w:rPr>
-              <w:t>Can the user move from wall to table? Any UI or surface confusion?</w:t>
+              <w:t>Teleport visibility, view direction, and expectations.</w:t>
             </w:r>
           </w:p>
         </w:tc>
@@ -1525,20 +1168,12 @@
       <w:tr>
         <w:tc>
           <w:tcPr>
-            <w:tcW w:type="dxa" w:w="1152"/>
+            <w:tcW w:type="dxa" w:w="979"/>
             <w:vAlign w:val="center"/>
-            <w:tcBorders>
-              <w:top w:val="single" w:sz="6" w:space="0" w:color="000000"/>
-              <w:left w:val="single" w:sz="6" w:space="0" w:color="000000"/>
-              <w:bottom w:val="single" w:sz="6" w:space="0" w:color="000000"/>
-              <w:right w:val="single" w:sz="6" w:space="0" w:color="000000"/>
-              <w:insideH w:val="single" w:sz="6" w:space="0" w:color="000000"/>
-              <w:insideV w:val="single" w:sz="6" w:space="0" w:color="000000"/>
-            </w:tcBorders>
             <w:tcMar>
-              <w:top w:w="65" w:type="dxa"/>
+              <w:top w:w="45" w:type="dxa"/>
               <w:start w:w="65" w:type="dxa"/>
-              <w:bottom w:w="65" w:type="dxa"/>
+              <w:bottom w:w="45" w:type="dxa"/>
               <w:end w:w="65" w:type="dxa"/>
             </w:tcMar>
           </w:tcPr>
@@ -1549,32 +1184,23 @@
             <w:r/>
             <w:r>
               <w:rPr>
-                <w:rFonts w:ascii="Arial" w:hAnsi="Arial" w:eastAsia="Arial"/>
+                <w:rFonts w:ascii="Arial" w:hAnsi="Arial"/>
                 <w:b w:val="0"/>
-                <w:i w:val="0"/>
                 <w:color w:val="000000"/>
                 <w:sz w:val="14"/>
               </w:rPr>
-              <w:t>4. Erase</w:t>
+              <w:t>4. Paper</w:t>
             </w:r>
           </w:p>
         </w:tc>
         <w:tc>
           <w:tcPr>
-            <w:tcW w:type="dxa" w:w="5256"/>
+            <w:tcW w:type="dxa" w:w="4824"/>
             <w:vAlign w:val="center"/>
-            <w:tcBorders>
-              <w:top w:val="single" w:sz="6" w:space="0" w:color="000000"/>
-              <w:left w:val="single" w:sz="6" w:space="0" w:color="000000"/>
-              <w:bottom w:val="single" w:sz="6" w:space="0" w:color="000000"/>
-              <w:right w:val="single" w:sz="6" w:space="0" w:color="000000"/>
-              <w:insideH w:val="single" w:sz="6" w:space="0" w:color="000000"/>
-              <w:insideV w:val="single" w:sz="6" w:space="0" w:color="000000"/>
-            </w:tcBorders>
             <w:tcMar>
-              <w:top w:w="65" w:type="dxa"/>
+              <w:top w:w="45" w:type="dxa"/>
               <w:start w:w="65" w:type="dxa"/>
-              <w:bottom w:w="65" w:type="dxa"/>
+              <w:bottom w:w="45" w:type="dxa"/>
               <w:end w:w="65" w:type="dxa"/>
             </w:tcMar>
           </w:tcPr>
@@ -1585,32 +1211,23 @@
             <w:r/>
             <w:r>
               <w:rPr>
-                <w:rFonts w:ascii="Arial" w:hAnsi="Arial" w:eastAsia="Arial"/>
+                <w:rFonts w:ascii="Arial" w:hAnsi="Arial"/>
                 <w:b w:val="0"/>
-                <w:i w:val="0"/>
                 <w:color w:val="000000"/>
                 <w:sz w:val="14"/>
               </w:rPr>
-              <w:t>Choose Eraser and remove part of one shape.</w:t>
+              <w:t>Open TOOLS, choose Pencil, draw the three shapes, erase, and clear paper.</w:t>
             </w:r>
           </w:p>
         </w:tc>
         <w:tc>
           <w:tcPr>
-            <w:tcW w:type="dxa" w:w="3671"/>
+            <w:tcW w:type="dxa" w:w="3341"/>
             <w:vAlign w:val="center"/>
-            <w:tcBorders>
-              <w:top w:val="single" w:sz="6" w:space="0" w:color="000000"/>
-              <w:left w:val="single" w:sz="6" w:space="0" w:color="000000"/>
-              <w:bottom w:val="single" w:sz="6" w:space="0" w:color="000000"/>
-              <w:right w:val="single" w:sz="6" w:space="0" w:color="000000"/>
-              <w:insideH w:val="single" w:sz="6" w:space="0" w:color="000000"/>
-              <w:insideV w:val="single" w:sz="6" w:space="0" w:color="000000"/>
-            </w:tcBorders>
             <w:tcMar>
-              <w:top w:w="65" w:type="dxa"/>
+              <w:top w:w="45" w:type="dxa"/>
               <w:start w:w="65" w:type="dxa"/>
-              <w:bottom w:w="65" w:type="dxa"/>
+              <w:bottom w:w="45" w:type="dxa"/>
               <w:end w:w="65" w:type="dxa"/>
             </w:tcMar>
           </w:tcPr>
@@ -1621,34 +1238,173 @@
             <w:r/>
             <w:r>
               <w:rPr>
-                <w:rFonts w:ascii="Arial" w:hAnsi="Arial" w:eastAsia="Arial"/>
+                <w:rFonts w:ascii="Arial" w:hAnsi="Arial"/>
                 <w:b w:val="0"/>
-                <w:i w:val="0"/>
                 <w:color w:val="000000"/>
                 <w:sz w:val="14"/>
               </w:rPr>
-              <w:t>Can the user find and use Eraser?</w:t>
+              <w:t>Tool visibility, paper orientation, and paper strokes.</w:t>
             </w:r>
           </w:p>
         </w:tc>
       </w:tr>
+    </w:tbl>
+    <w:p>
+      <w:pPr>
+        <w:spacing w:after="0"/>
+      </w:pPr>
+    </w:p>
+    <w:p>
+      <w:pPr>
+        <w:pStyle w:val="Heading1"/>
+        <w:keepNext/>
+      </w:pPr>
+      <w:r>
+        <w:rPr>
+          <w:color w:val="000000"/>
+        </w:rPr>
+        <w:t>Questions used</w:t>
+      </w:r>
+    </w:p>
+    <w:p>
+      <w:pPr>
+        <w:pStyle w:val="ListBullet"/>
+        <w:spacing w:after="20" w:line="240" w:lineRule="auto"/>
+        <w:ind w:left="230" w:hanging="158"/>
+      </w:pPr>
+      <w:r>
+        <w:rPr>
+          <w:rFonts w:ascii="Arial" w:hAnsi="Arial"/>
+          <w:color w:val="000000"/>
+          <w:sz w:val="16"/>
+        </w:rPr>
+        <w:t>What do you expect to do here, and what do you think this paper or button is for?</w:t>
+      </w:r>
+    </w:p>
+    <w:p>
+      <w:pPr>
+        <w:pStyle w:val="ListBullet"/>
+        <w:spacing w:after="20" w:line="240" w:lineRule="auto"/>
+        <w:ind w:left="230" w:hanging="158"/>
+      </w:pPr>
+      <w:r>
+        <w:rPr>
+          <w:rFonts w:ascii="Arial" w:hAnsi="Arial"/>
+          <w:color w:val="000000"/>
+          <w:sz w:val="16"/>
+        </w:rPr>
+        <w:t>What was the easiest part and what was the most difficult part?</w:t>
+      </w:r>
+    </w:p>
+    <w:p>
+      <w:pPr>
+        <w:pStyle w:val="ListBullet"/>
+        <w:spacing w:after="20" w:line="240" w:lineRule="auto"/>
+        <w:ind w:left="230" w:hanging="158"/>
+      </w:pPr>
+      <w:r>
+        <w:rPr>
+          <w:rFonts w:ascii="Arial" w:hAnsi="Arial"/>
+          <w:color w:val="000000"/>
+          <w:sz w:val="16"/>
+        </w:rPr>
+        <w:t>How did drawing on the paper compare with drawing on the whiteboard?</w:t>
+      </w:r>
+    </w:p>
+    <w:p>
+      <w:pPr>
+        <w:pStyle w:val="ListBullet"/>
+        <w:spacing w:after="20" w:line="240" w:lineRule="auto"/>
+        <w:ind w:left="230" w:hanging="158"/>
+      </w:pPr>
+      <w:r>
+        <w:rPr>
+          <w:rFonts w:ascii="Arial" w:hAnsi="Arial"/>
+          <w:color w:val="000000"/>
+          <w:sz w:val="16"/>
+        </w:rPr>
+        <w:t>Did you notice any glitches, gaps, unwanted marks, or controls that were hard to see?</w:t>
+      </w:r>
+    </w:p>
+    <w:p>
+      <w:pPr>
+        <w:pStyle w:val="ListBullet"/>
+        <w:spacing w:after="20" w:line="240" w:lineRule="auto"/>
+        <w:ind w:left="230" w:hanging="158"/>
+      </w:pPr>
+      <w:r>
+        <w:rPr>
+          <w:rFonts w:ascii="Arial" w:hAnsi="Arial"/>
+          <w:color w:val="000000"/>
+          <w:sz w:val="16"/>
+        </w:rPr>
+        <w:t>What is the most important improvement, and how confident are you from 1 to 5?</w:t>
+      </w:r>
+    </w:p>
+    <w:p>
+      <w:r>
+        <w:br w:type="page"/>
+      </w:r>
+    </w:p>
+    <w:p>
+      <w:pPr>
+        <w:pStyle w:val="Heading1"/>
+        <w:keepNext/>
+      </w:pPr>
+      <w:r>
+        <w:rPr>
+          <w:color w:val="000000"/>
+        </w:rPr>
+        <w:t>Round 1 results</w:t>
+      </w:r>
+    </w:p>
+    <w:p>
+      <w:pPr>
+        <w:widowControl/>
+        <w:spacing w:after="44" w:line="245" w:lineRule="auto"/>
+      </w:pPr>
+      <w:r>
+        <w:rPr>
+          <w:rFonts w:ascii="Arial" w:hAnsi="Arial"/>
+          <w:color w:val="000000"/>
+          <w:sz w:val="17"/>
+        </w:rPr>
+        <w:t>Five classmates tested the prototype. The recorded sessions show detailed behaviour and comments. The checklist-only sessions show task completion and satisfaction but do not provide full quotes or confidence scores.</w:t>
+      </w:r>
+    </w:p>
+    <w:tbl>
+      <w:tblPr>
+        <w:tblW w:type="auto" w:w="0"/>
+        <w:jc w:val="center"/>
+        <w:tblLayout w:type="fixed"/>
+        <w:tblLook w:firstColumn="1" w:firstRow="1" w:lastColumn="0" w:lastRow="0" w:noHBand="0" w:noVBand="1" w:val="04A0"/>
+        <w:tblBorders>
+          <w:top w:val="single" w:sz="5" w:space="0" w:color="000000"/>
+          <w:left w:val="single" w:sz="5" w:space="0" w:color="000000"/>
+          <w:bottom w:val="single" w:sz="5" w:space="0" w:color="000000"/>
+          <w:right w:val="single" w:sz="5" w:space="0" w:color="000000"/>
+          <w:insideH w:val="single" w:sz="5" w:space="0" w:color="000000"/>
+          <w:insideV w:val="single" w:sz="5" w:space="0" w:color="000000"/>
+        </w:tblBorders>
+      </w:tblPr>
+      <w:tblGrid>
+        <w:gridCol w:w="2560"/>
+        <w:gridCol w:w="2560"/>
+        <w:gridCol w:w="2560"/>
+        <w:gridCol w:w="2560"/>
+      </w:tblGrid>
       <w:tr>
+        <w:trPr>
+          <w:tblHeader w:val="true"/>
+        </w:trPr>
         <w:tc>
           <w:tcPr>
-            <w:tcW w:type="dxa" w:w="1152"/>
+            <w:tcW w:type="dxa" w:w="792"/>
             <w:vAlign w:val="center"/>
-            <w:tcBorders>
-              <w:top w:val="single" w:sz="6" w:space="0" w:color="000000"/>
-              <w:left w:val="single" w:sz="6" w:space="0" w:color="000000"/>
-              <w:bottom w:val="single" w:sz="6" w:space="0" w:color="000000"/>
-              <w:right w:val="single" w:sz="6" w:space="0" w:color="000000"/>
-              <w:insideH w:val="single" w:sz="6" w:space="0" w:color="000000"/>
-              <w:insideV w:val="single" w:sz="6" w:space="0" w:color="000000"/>
-            </w:tcBorders>
             <w:tcMar>
-              <w:top w:w="65" w:type="dxa"/>
+              <w:top w:w="45" w:type="dxa"/>
               <w:start w:w="65" w:type="dxa"/>
-              <w:bottom w:w="65" w:type="dxa"/>
+              <w:bottom w:w="45" w:type="dxa"/>
               <w:end w:w="65" w:type="dxa"/>
             </w:tcMar>
           </w:tcPr>
@@ -1659,32 +1415,23 @@
             <w:r/>
             <w:r>
               <w:rPr>
-                <w:rFonts w:ascii="Arial" w:hAnsi="Arial" w:eastAsia="Arial"/>
-                <w:b w:val="0"/>
-                <w:i w:val="0"/>
+                <w:rFonts w:ascii="Arial" w:hAnsi="Arial"/>
+                <w:b/>
                 <w:color w:val="000000"/>
-                <w:sz w:val="14"/>
+                <w:sz w:val="13"/>
               </w:rPr>
-              <w:t>5. Clear</w:t>
+              <w:t>Participant</w:t>
             </w:r>
           </w:p>
         </w:tc>
         <w:tc>
           <w:tcPr>
-            <w:tcW w:type="dxa" w:w="5256"/>
+            <w:tcW w:type="dxa" w:w="1584"/>
             <w:vAlign w:val="center"/>
-            <w:tcBorders>
-              <w:top w:val="single" w:sz="6" w:space="0" w:color="000000"/>
-              <w:left w:val="single" w:sz="6" w:space="0" w:color="000000"/>
-              <w:bottom w:val="single" w:sz="6" w:space="0" w:color="000000"/>
-              <w:right w:val="single" w:sz="6" w:space="0" w:color="000000"/>
-              <w:insideH w:val="single" w:sz="6" w:space="0" w:color="000000"/>
-              <w:insideV w:val="single" w:sz="6" w:space="0" w:color="000000"/>
-            </w:tcBorders>
             <w:tcMar>
-              <w:top w:w="65" w:type="dxa"/>
+              <w:top w:w="45" w:type="dxa"/>
               <w:start w:w="65" w:type="dxa"/>
-              <w:bottom w:w="65" w:type="dxa"/>
+              <w:bottom w:w="45" w:type="dxa"/>
               <w:end w:w="65" w:type="dxa"/>
             </w:tcMar>
           </w:tcPr>
@@ -1695,32 +1442,23 @@
             <w:r/>
             <w:r>
               <w:rPr>
-                <w:rFonts w:ascii="Arial" w:hAnsi="Arial" w:eastAsia="Arial"/>
-                <w:b w:val="0"/>
-                <w:i w:val="0"/>
+                <w:rFonts w:ascii="Arial" w:hAnsi="Arial"/>
+                <w:b/>
                 <w:color w:val="000000"/>
-                <w:sz w:val="14"/>
+                <w:sz w:val="13"/>
               </w:rPr>
-              <w:t>Use the clear control to reset the paper or board.</w:t>
+              <w:t>Evidence</w:t>
             </w:r>
           </w:p>
         </w:tc>
         <w:tc>
           <w:tcPr>
-            <w:tcW w:type="dxa" w:w="3671"/>
+            <w:tcW w:type="dxa" w:w="2880"/>
             <w:vAlign w:val="center"/>
-            <w:tcBorders>
-              <w:top w:val="single" w:sz="6" w:space="0" w:color="000000"/>
-              <w:left w:val="single" w:sz="6" w:space="0" w:color="000000"/>
-              <w:bottom w:val="single" w:sz="6" w:space="0" w:color="000000"/>
-              <w:right w:val="single" w:sz="6" w:space="0" w:color="000000"/>
-              <w:insideH w:val="single" w:sz="6" w:space="0" w:color="000000"/>
-              <w:insideV w:val="single" w:sz="6" w:space="0" w:color="000000"/>
-            </w:tcBorders>
             <w:tcMar>
-              <w:top w:w="65" w:type="dxa"/>
+              <w:top w:w="45" w:type="dxa"/>
               <w:start w:w="65" w:type="dxa"/>
-              <w:bottom w:w="65" w:type="dxa"/>
+              <w:bottom w:w="45" w:type="dxa"/>
               <w:end w:w="65" w:type="dxa"/>
             </w:tcMar>
           </w:tcPr>
@@ -1731,222 +1469,23 @@
             <w:r/>
             <w:r>
               <w:rPr>
-                <w:rFonts w:ascii="Arial" w:hAnsi="Arial" w:eastAsia="Arial"/>
-                <w:b w:val="0"/>
-                <w:i w:val="0"/>
+                <w:rFonts w:ascii="Arial" w:hAnsi="Arial"/>
+                <w:b/>
                 <w:color w:val="000000"/>
-                <w:sz w:val="14"/>
+                <w:sz w:val="13"/>
               </w:rPr>
-              <w:t>Does the user understand the button and confirmation?</w:t>
+              <w:t>Result</w:t>
             </w:r>
           </w:p>
         </w:tc>
-      </w:tr>
-    </w:tbl>
-    <w:p>
-      <w:pPr>
-        <w:keepNext/>
-        <w:spacing w:before="40" w:after="20"/>
-      </w:pPr>
-      <w:r>
-        <w:rPr>
-          <w:rFonts w:ascii="Arial" w:hAnsi="Arial" w:eastAsia="Arial"/>
-          <w:b/>
-          <w:i w:val="0"/>
-          <w:color w:val="000000"/>
-          <w:sz w:val="19"/>
-        </w:rPr>
-        <w:t>4. Questions to ask</w:t>
-      </w:r>
-    </w:p>
-    <w:p>
-      <w:pPr>
-        <w:pStyle w:val="ListBullet"/>
-        <w:spacing w:after="20" w:line="240" w:lineRule="auto"/>
-        <w:ind w:left="259" w:hanging="173"/>
-      </w:pPr>
-      <w:r>
-        <w:rPr>
-          <w:rFonts w:ascii="Arial" w:hAnsi="Arial" w:eastAsia="Arial"/>
-          <w:b w:val="0"/>
-          <w:i w:val="0"/>
-          <w:color w:val="000000"/>
-          <w:sz w:val="16"/>
-        </w:rPr>
-        <w:t>Before testing: Have you used an XR headset or controllers before? What do you expect to do first?</w:t>
-      </w:r>
-    </w:p>
-    <w:p>
-      <w:pPr>
-        <w:pStyle w:val="ListBullet"/>
-        <w:spacing w:after="20" w:line="240" w:lineRule="auto"/>
-        <w:ind w:left="259" w:hanging="173"/>
-      </w:pPr>
-      <w:r>
-        <w:rPr>
-          <w:rFonts w:ascii="Arial" w:hAnsi="Arial" w:eastAsia="Arial"/>
-          <w:b w:val="0"/>
-          <w:i w:val="0"/>
-          <w:color w:val="000000"/>
-          <w:sz w:val="16"/>
-        </w:rPr>
-        <w:t>During testing: What are you trying to do now? What do you expect this button or ray to do?</w:t>
-      </w:r>
-    </w:p>
-    <w:p>
-      <w:pPr>
-        <w:pStyle w:val="ListBullet"/>
-        <w:spacing w:after="20" w:line="240" w:lineRule="auto"/>
-        <w:ind w:left="259" w:hanging="173"/>
-      </w:pPr>
-      <w:r>
-        <w:rPr>
-          <w:rFonts w:ascii="Arial" w:hAnsi="Arial" w:eastAsia="Arial"/>
-          <w:b w:val="0"/>
-          <w:i w:val="0"/>
-          <w:color w:val="000000"/>
-          <w:sz w:val="16"/>
-        </w:rPr>
-        <w:t>During testing: What is confusing, hard to reach, hard to read, or blocking your view?</w:t>
-      </w:r>
-    </w:p>
-    <w:p>
-      <w:pPr>
-        <w:pStyle w:val="ListBullet"/>
-        <w:spacing w:after="20" w:line="240" w:lineRule="auto"/>
-        <w:ind w:left="259" w:hanging="173"/>
-      </w:pPr>
-      <w:r>
-        <w:rPr>
-          <w:rFonts w:ascii="Arial" w:hAnsi="Arial" w:eastAsia="Arial"/>
-          <w:b w:val="0"/>
-          <w:i w:val="0"/>
-          <w:color w:val="000000"/>
-          <w:sz w:val="16"/>
-        </w:rPr>
-        <w:t>After testing: Which surface was easier to use, the whiteboard or paper? Why?</w:t>
-      </w:r>
-    </w:p>
-    <w:p>
-      <w:pPr>
-        <w:pStyle w:val="ListBullet"/>
-        <w:spacing w:after="20" w:line="240" w:lineRule="auto"/>
-        <w:ind w:left="259" w:hanging="173"/>
-      </w:pPr>
-      <w:r>
-        <w:rPr>
-          <w:rFonts w:ascii="Arial" w:hAnsi="Arial" w:eastAsia="Arial"/>
-          <w:b w:val="0"/>
-          <w:i w:val="0"/>
-          <w:color w:val="000000"/>
-          <w:sz w:val="16"/>
-        </w:rPr>
-        <w:t>After testing: Did the line and circle look smooth and continuous? Did you see any dots, gaps, or unwanted marks?</w:t>
-      </w:r>
-    </w:p>
-    <w:p>
-      <w:pPr>
-        <w:pStyle w:val="ListBullet"/>
-        <w:spacing w:after="20" w:line="240" w:lineRule="auto"/>
-        <w:ind w:left="259" w:hanging="173"/>
-      </w:pPr>
-      <w:r>
-        <w:rPr>
-          <w:rFonts w:ascii="Arial" w:hAnsi="Arial" w:eastAsia="Arial"/>
-          <w:b w:val="0"/>
-          <w:i w:val="0"/>
-          <w:color w:val="000000"/>
-          <w:sz w:val="16"/>
-        </w:rPr>
-        <w:t>After testing: Were the controllers, rays, menus, and buttons easy to understand?</w:t>
-      </w:r>
-    </w:p>
-    <w:p>
-      <w:pPr>
-        <w:pStyle w:val="ListBullet"/>
-        <w:spacing w:after="20" w:line="240" w:lineRule="auto"/>
-        <w:ind w:left="259" w:hanging="173"/>
-      </w:pPr>
-      <w:r>
-        <w:rPr>
-          <w:rFonts w:ascii="Arial" w:hAnsi="Arial" w:eastAsia="Arial"/>
-          <w:b w:val="0"/>
-          <w:i w:val="0"/>
-          <w:color w:val="000000"/>
-          <w:sz w:val="16"/>
-        </w:rPr>
-        <w:t>After testing: What is one change that would make this XR whiteboard better?</w:t>
-      </w:r>
-    </w:p>
-    <w:p>
-      <w:r>
-        <w:br w:type="page"/>
-      </w:r>
-    </w:p>
-    <w:p>
-      <w:pPr>
-        <w:keepNext/>
-        <w:spacing w:before="80" w:after="20"/>
-      </w:pPr>
-      <w:r>
-        <w:rPr>
-          <w:rFonts w:ascii="Arial" w:hAnsi="Arial" w:eastAsia="Arial"/>
-          <w:b/>
-          <w:i w:val="0"/>
-          <w:color w:val="000000"/>
-          <w:sz w:val="24"/>
-        </w:rPr>
-        <w:t>5. Results: record what happened</w:t>
-      </w:r>
-    </w:p>
-    <w:p>
-      <w:pPr>
-        <w:spacing w:after="40" w:line="240" w:lineRule="auto"/>
-      </w:pPr>
-      <w:r>
-        <w:rPr>
-          <w:rFonts w:ascii="Arial" w:hAnsi="Arial" w:eastAsia="Arial"/>
-          <w:b w:val="0"/>
-          <w:i w:val="0"/>
-          <w:color w:val="000000"/>
-          <w:sz w:val="17"/>
-        </w:rPr>
-        <w:t>Keep this section factual. Do not explain the cause yet. Use numbers and short quotes.</w:t>
-      </w:r>
-    </w:p>
-    <w:tbl>
-      <w:tblPr>
-        <w:tblW w:type="auto" w:w="0"/>
-        <w:jc w:val="center"/>
-        <w:tblLayout w:type="fixed"/>
-        <w:tblLook w:firstColumn="1" w:firstRow="1" w:lastColumn="0" w:lastRow="0" w:noHBand="0" w:noVBand="1" w:val="04A0"/>
-      </w:tblPr>
-      <w:tblGrid>
-        <w:gridCol w:w="2560"/>
-        <w:gridCol w:w="2560"/>
-        <w:gridCol w:w="2560"/>
-        <w:gridCol w:w="2560"/>
-      </w:tblGrid>
-      <w:tr>
-        <w:trPr>
-          <w:tblHeader/>
-        </w:trPr>
         <w:tc>
           <w:tcPr>
-            <w:tcW w:type="dxa" w:w="792"/>
+            <w:tcW w:type="dxa" w:w="4248"/>
             <w:vAlign w:val="center"/>
-            <w:tcBorders>
-              <w:top w:val="single" w:sz="6" w:space="0" w:color="000000"/>
-              <w:left w:val="single" w:sz="6" w:space="0" w:color="000000"/>
-              <w:bottom w:val="single" w:sz="6" w:space="0" w:color="000000"/>
-              <w:right w:val="single" w:sz="6" w:space="0" w:color="000000"/>
-              <w:insideH w:val="single" w:sz="6" w:space="0" w:color="000000"/>
-              <w:insideV w:val="single" w:sz="6" w:space="0" w:color="000000"/>
-            </w:tcBorders>
             <w:tcMar>
-              <w:top w:w="65" w:type="dxa"/>
+              <w:top w:w="45" w:type="dxa"/>
               <w:start w:w="65" w:type="dxa"/>
-              <w:bottom w:w="65" w:type="dxa"/>
+              <w:bottom w:w="45" w:type="dxa"/>
               <w:end w:w="65" w:type="dxa"/>
             </w:tcMar>
           </w:tcPr>
@@ -1957,32 +1496,25 @@
             <w:r/>
             <w:r>
               <w:rPr>
-                <w:rFonts w:ascii="Arial" w:hAnsi="Arial" w:eastAsia="Arial"/>
+                <w:rFonts w:ascii="Arial" w:hAnsi="Arial"/>
                 <w:b/>
-                <w:i w:val="0"/>
                 <w:color w:val="000000"/>
-                <w:sz w:val="15"/>
+                <w:sz w:val="13"/>
               </w:rPr>
-              <w:t>User</w:t>
+              <w:t>Main note</w:t>
             </w:r>
           </w:p>
         </w:tc>
+      </w:tr>
+      <w:tr>
         <w:tc>
           <w:tcPr>
-            <w:tcW w:type="dxa" w:w="2880"/>
+            <w:tcW w:type="dxa" w:w="792"/>
             <w:vAlign w:val="center"/>
-            <w:tcBorders>
-              <w:top w:val="single" w:sz="6" w:space="0" w:color="000000"/>
-              <w:left w:val="single" w:sz="6" w:space="0" w:color="000000"/>
-              <w:bottom w:val="single" w:sz="6" w:space="0" w:color="000000"/>
-              <w:right w:val="single" w:sz="6" w:space="0" w:color="000000"/>
-              <w:insideH w:val="single" w:sz="6" w:space="0" w:color="000000"/>
-              <w:insideV w:val="single" w:sz="6" w:space="0" w:color="000000"/>
-            </w:tcBorders>
             <w:tcMar>
-              <w:top w:w="65" w:type="dxa"/>
+              <w:top w:w="45" w:type="dxa"/>
               <w:start w:w="65" w:type="dxa"/>
-              <w:bottom w:w="65" w:type="dxa"/>
+              <w:bottom w:w="45" w:type="dxa"/>
               <w:end w:w="65" w:type="dxa"/>
             </w:tcMar>
           </w:tcPr>
@@ -1993,32 +1525,23 @@
             <w:r/>
             <w:r>
               <w:rPr>
-                <w:rFonts w:ascii="Arial" w:hAnsi="Arial" w:eastAsia="Arial"/>
-                <w:b/>
-                <w:i w:val="0"/>
+                <w:rFonts w:ascii="Arial" w:hAnsi="Arial"/>
+                <w:b w:val="0"/>
                 <w:color w:val="000000"/>
-                <w:sz w:val="15"/>
+                <w:sz w:val="13"/>
               </w:rPr>
-              <w:t>Whiteboard result</w:t>
+              <w:t>P1</w:t>
             </w:r>
           </w:p>
         </w:tc>
         <w:tc>
           <w:tcPr>
-            <w:tcW w:type="dxa" w:w="2880"/>
+            <w:tcW w:type="dxa" w:w="1584"/>
             <w:vAlign w:val="center"/>
-            <w:tcBorders>
-              <w:top w:val="single" w:sz="6" w:space="0" w:color="000000"/>
-              <w:left w:val="single" w:sz="6" w:space="0" w:color="000000"/>
-              <w:bottom w:val="single" w:sz="6" w:space="0" w:color="000000"/>
-              <w:right w:val="single" w:sz="6" w:space="0" w:color="000000"/>
-              <w:insideH w:val="single" w:sz="6" w:space="0" w:color="000000"/>
-              <w:insideV w:val="single" w:sz="6" w:space="0" w:color="000000"/>
-            </w:tcBorders>
             <w:tcMar>
-              <w:top w:w="65" w:type="dxa"/>
+              <w:top w:w="45" w:type="dxa"/>
               <w:start w:w="65" w:type="dxa"/>
-              <w:bottom w:w="65" w:type="dxa"/>
+              <w:bottom w:w="45" w:type="dxa"/>
               <w:end w:w="65" w:type="dxa"/>
             </w:tcMar>
           </w:tcPr>
@@ -2029,32 +1552,23 @@
             <w:r/>
             <w:r>
               <w:rPr>
-                <w:rFonts w:ascii="Arial" w:hAnsi="Arial" w:eastAsia="Arial"/>
-                <w:b/>
-                <w:i w:val="0"/>
+                <w:rFonts w:ascii="Arial" w:hAnsi="Arial"/>
+                <w:b w:val="0"/>
                 <w:color w:val="000000"/>
-                <w:sz w:val="15"/>
+                <w:sz w:val="13"/>
               </w:rPr>
-              <w:t>Paper result</w:t>
+              <w:t>Full transcript</w:t>
             </w:r>
           </w:p>
         </w:tc>
         <w:tc>
           <w:tcPr>
-            <w:tcW w:type="dxa" w:w="3528"/>
+            <w:tcW w:type="dxa" w:w="2880"/>
             <w:vAlign w:val="center"/>
-            <w:tcBorders>
-              <w:top w:val="single" w:sz="6" w:space="0" w:color="000000"/>
-              <w:left w:val="single" w:sz="6" w:space="0" w:color="000000"/>
-              <w:bottom w:val="single" w:sz="6" w:space="0" w:color="000000"/>
-              <w:right w:val="single" w:sz="6" w:space="0" w:color="000000"/>
-              <w:insideH w:val="single" w:sz="6" w:space="0" w:color="000000"/>
-              <w:insideV w:val="single" w:sz="6" w:space="0" w:color="000000"/>
-            </w:tcBorders>
             <w:tcMar>
-              <w:top w:w="65" w:type="dxa"/>
+              <w:top w:w="45" w:type="dxa"/>
               <w:start w:w="65" w:type="dxa"/>
-              <w:bottom w:w="65" w:type="dxa"/>
+              <w:bottom w:w="45" w:type="dxa"/>
               <w:end w:w="65" w:type="dxa"/>
             </w:tcMar>
           </w:tcPr>
@@ -2065,34 +1579,23 @@
             <w:r/>
             <w:r>
               <w:rPr>
-                <w:rFonts w:ascii="Arial" w:hAnsi="Arial" w:eastAsia="Arial"/>
-                <w:b/>
-                <w:i w:val="0"/>
+                <w:rFonts w:ascii="Arial" w:hAnsi="Arial"/>
+                <w:b w:val="0"/>
                 <w:color w:val="000000"/>
-                <w:sz w:val="15"/>
+                <w:sz w:val="13"/>
               </w:rPr>
-              <w:t>Quote or visible issue</w:t>
+              <w:t>Completed all core tasks. Confidence 4 out of 5.</w:t>
             </w:r>
           </w:p>
         </w:tc>
-      </w:tr>
-      <w:tr>
         <w:tc>
           <w:tcPr>
-            <w:tcW w:type="dxa" w:w="792"/>
+            <w:tcW w:type="dxa" w:w="4248"/>
             <w:vAlign w:val="center"/>
-            <w:tcBorders>
-              <w:top w:val="single" w:sz="6" w:space="0" w:color="000000"/>
-              <w:left w:val="single" w:sz="6" w:space="0" w:color="000000"/>
-              <w:bottom w:val="single" w:sz="6" w:space="0" w:color="000000"/>
-              <w:right w:val="single" w:sz="6" w:space="0" w:color="000000"/>
-              <w:insideH w:val="single" w:sz="6" w:space="0" w:color="000000"/>
-              <w:insideV w:val="single" w:sz="6" w:space="0" w:color="000000"/>
-            </w:tcBorders>
             <w:tcMar>
-              <w:top w:w="65" w:type="dxa"/>
+              <w:top w:w="45" w:type="dxa"/>
               <w:start w:w="65" w:type="dxa"/>
-              <w:bottom w:w="65" w:type="dxa"/>
+              <w:bottom w:w="45" w:type="dxa"/>
               <w:end w:w="65" w:type="dxa"/>
             </w:tcMar>
           </w:tcPr>
@@ -2103,32 +1606,25 @@
             <w:r/>
             <w:r>
               <w:rPr>
-                <w:rFonts w:ascii="Arial" w:hAnsi="Arial" w:eastAsia="Arial"/>
+                <w:rFonts w:ascii="Arial" w:hAnsi="Arial"/>
                 <w:b w:val="0"/>
-                <w:i w:val="0"/>
                 <w:color w:val="000000"/>
-                <w:sz w:val="15"/>
+                <w:sz w:val="13"/>
               </w:rPr>
-              <w:t>P1</w:t>
+              <w:t>Whiteboard was smooth and easiest. Paper felt slightly glitchy. Table tools and teleport were not immediately visible.</w:t>
             </w:r>
           </w:p>
         </w:tc>
+      </w:tr>
+      <w:tr>
         <w:tc>
           <w:tcPr>
-            <w:tcW w:type="dxa" w:w="2880"/>
+            <w:tcW w:type="dxa" w:w="792"/>
             <w:vAlign w:val="center"/>
-            <w:tcBorders>
-              <w:top w:val="single" w:sz="6" w:space="0" w:color="000000"/>
-              <w:left w:val="single" w:sz="6" w:space="0" w:color="000000"/>
-              <w:bottom w:val="single" w:sz="6" w:space="0" w:color="000000"/>
-              <w:right w:val="single" w:sz="6" w:space="0" w:color="000000"/>
-              <w:insideH w:val="single" w:sz="6" w:space="0" w:color="000000"/>
-              <w:insideV w:val="single" w:sz="6" w:space="0" w:color="000000"/>
-            </w:tcBorders>
             <w:tcMar>
-              <w:top w:w="65" w:type="dxa"/>
+              <w:top w:w="45" w:type="dxa"/>
               <w:start w:w="65" w:type="dxa"/>
-              <w:bottom w:w="65" w:type="dxa"/>
+              <w:bottom w:w="45" w:type="dxa"/>
               <w:end w:w="65" w:type="dxa"/>
             </w:tcMar>
           </w:tcPr>
@@ -2139,32 +1635,23 @@
             <w:r/>
             <w:r>
               <w:rPr>
-                <w:rFonts w:ascii="Arial" w:hAnsi="Arial" w:eastAsia="Arial"/>
+                <w:rFonts w:ascii="Arial" w:hAnsi="Arial"/>
                 <w:b w:val="0"/>
-                <w:i w:val="0"/>
                 <w:color w:val="000000"/>
-                <w:sz w:val="15"/>
+                <w:sz w:val="13"/>
               </w:rPr>
-              <w:t>Completed / needed help / failed</w:t>
+              <w:t>P2</w:t>
             </w:r>
           </w:p>
         </w:tc>
         <w:tc>
           <w:tcPr>
-            <w:tcW w:type="dxa" w:w="2880"/>
+            <w:tcW w:type="dxa" w:w="1584"/>
             <w:vAlign w:val="center"/>
-            <w:tcBorders>
-              <w:top w:val="single" w:sz="6" w:space="0" w:color="000000"/>
-              <w:left w:val="single" w:sz="6" w:space="0" w:color="000000"/>
-              <w:bottom w:val="single" w:sz="6" w:space="0" w:color="000000"/>
-              <w:right w:val="single" w:sz="6" w:space="0" w:color="000000"/>
-              <w:insideH w:val="single" w:sz="6" w:space="0" w:color="000000"/>
-              <w:insideV w:val="single" w:sz="6" w:space="0" w:color="000000"/>
-            </w:tcBorders>
             <w:tcMar>
-              <w:top w:w="65" w:type="dxa"/>
+              <w:top w:w="45" w:type="dxa"/>
               <w:start w:w="65" w:type="dxa"/>
-              <w:bottom w:w="65" w:type="dxa"/>
+              <w:bottom w:w="45" w:type="dxa"/>
               <w:end w:w="65" w:type="dxa"/>
             </w:tcMar>
           </w:tcPr>
@@ -2175,32 +1662,23 @@
             <w:r/>
             <w:r>
               <w:rPr>
-                <w:rFonts w:ascii="Arial" w:hAnsi="Arial" w:eastAsia="Arial"/>
+                <w:rFonts w:ascii="Arial" w:hAnsi="Arial"/>
                 <w:b w:val="0"/>
-                <w:i w:val="0"/>
                 <w:color w:val="000000"/>
-                <w:sz w:val="15"/>
+                <w:sz w:val="13"/>
               </w:rPr>
-              <w:t>Completed / needed help / failed</w:t>
+              <w:t>Full transcript</w:t>
             </w:r>
           </w:p>
         </w:tc>
         <w:tc>
           <w:tcPr>
-            <w:tcW w:type="dxa" w:w="3528"/>
+            <w:tcW w:type="dxa" w:w="2880"/>
             <w:vAlign w:val="center"/>
-            <w:tcBorders>
-              <w:top w:val="single" w:sz="6" w:space="0" w:color="000000"/>
-              <w:left w:val="single" w:sz="6" w:space="0" w:color="000000"/>
-              <w:bottom w:val="single" w:sz="6" w:space="0" w:color="000000"/>
-              <w:right w:val="single" w:sz="6" w:space="0" w:color="000000"/>
-              <w:insideH w:val="single" w:sz="6" w:space="0" w:color="000000"/>
-              <w:insideV w:val="single" w:sz="6" w:space="0" w:color="000000"/>
-            </w:tcBorders>
             <w:tcMar>
-              <w:top w:w="65" w:type="dxa"/>
+              <w:top w:w="45" w:type="dxa"/>
               <w:start w:w="65" w:type="dxa"/>
-              <w:bottom w:w="65" w:type="dxa"/>
+              <w:bottom w:w="45" w:type="dxa"/>
               <w:end w:w="65" w:type="dxa"/>
             </w:tcMar>
           </w:tcPr>
@@ -2211,33 +1689,23 @@
             <w:r/>
             <w:r>
               <w:rPr>
-                <w:rFonts w:ascii="Arial" w:hAnsi="Arial" w:eastAsia="Arial"/>
+                <w:rFonts w:ascii="Arial" w:hAnsi="Arial"/>
                 <w:b w:val="0"/>
-                <w:i w:val="0"/>
                 <w:color w:val="000000"/>
-                <w:sz w:val="15"/>
+                <w:sz w:val="13"/>
               </w:rPr>
+              <w:t>Completed all core tasks. Confidence 5 out of 5.</w:t>
             </w:r>
           </w:p>
         </w:tc>
-      </w:tr>
-      <w:tr>
         <w:tc>
           <w:tcPr>
-            <w:tcW w:type="dxa" w:w="792"/>
+            <w:tcW w:type="dxa" w:w="4248"/>
             <w:vAlign w:val="center"/>
-            <w:tcBorders>
-              <w:top w:val="single" w:sz="6" w:space="0" w:color="000000"/>
-              <w:left w:val="single" w:sz="6" w:space="0" w:color="000000"/>
-              <w:bottom w:val="single" w:sz="6" w:space="0" w:color="000000"/>
-              <w:right w:val="single" w:sz="6" w:space="0" w:color="000000"/>
-              <w:insideH w:val="single" w:sz="6" w:space="0" w:color="000000"/>
-              <w:insideV w:val="single" w:sz="6" w:space="0" w:color="000000"/>
-            </w:tcBorders>
             <w:tcMar>
-              <w:top w:w="65" w:type="dxa"/>
+              <w:top w:w="45" w:type="dxa"/>
               <w:start w:w="65" w:type="dxa"/>
-              <w:bottom w:w="65" w:type="dxa"/>
+              <w:bottom w:w="45" w:type="dxa"/>
               <w:end w:w="65" w:type="dxa"/>
             </w:tcMar>
           </w:tcPr>
@@ -2248,32 +1716,25 @@
             <w:r/>
             <w:r>
               <w:rPr>
-                <w:rFonts w:ascii="Arial" w:hAnsi="Arial" w:eastAsia="Arial"/>
+                <w:rFonts w:ascii="Arial" w:hAnsi="Arial"/>
                 <w:b w:val="0"/>
-                <w:i w:val="0"/>
                 <w:color w:val="000000"/>
-                <w:sz w:val="15"/>
+                <w:sz w:val="13"/>
               </w:rPr>
-              <w:t>P2</w:t>
+              <w:t>Whiteboard was easier. Paper drawing felt smooth, but table tools were initially hard to notice.</w:t>
             </w:r>
           </w:p>
         </w:tc>
+      </w:tr>
+      <w:tr>
         <w:tc>
           <w:tcPr>
-            <w:tcW w:type="dxa" w:w="2880"/>
+            <w:tcW w:type="dxa" w:w="792"/>
             <w:vAlign w:val="center"/>
-            <w:tcBorders>
-              <w:top w:val="single" w:sz="6" w:space="0" w:color="000000"/>
-              <w:left w:val="single" w:sz="6" w:space="0" w:color="000000"/>
-              <w:bottom w:val="single" w:sz="6" w:space="0" w:color="000000"/>
-              <w:right w:val="single" w:sz="6" w:space="0" w:color="000000"/>
-              <w:insideH w:val="single" w:sz="6" w:space="0" w:color="000000"/>
-              <w:insideV w:val="single" w:sz="6" w:space="0" w:color="000000"/>
-            </w:tcBorders>
             <w:tcMar>
-              <w:top w:w="65" w:type="dxa"/>
+              <w:top w:w="45" w:type="dxa"/>
               <w:start w:w="65" w:type="dxa"/>
-              <w:bottom w:w="65" w:type="dxa"/>
+              <w:bottom w:w="45" w:type="dxa"/>
               <w:end w:w="65" w:type="dxa"/>
             </w:tcMar>
           </w:tcPr>
@@ -2284,32 +1745,23 @@
             <w:r/>
             <w:r>
               <w:rPr>
-                <w:rFonts w:ascii="Arial" w:hAnsi="Arial" w:eastAsia="Arial"/>
+                <w:rFonts w:ascii="Arial" w:hAnsi="Arial"/>
                 <w:b w:val="0"/>
-                <w:i w:val="0"/>
                 <w:color w:val="000000"/>
-                <w:sz w:val="15"/>
+                <w:sz w:val="13"/>
               </w:rPr>
-              <w:t>Completed / needed help / failed</w:t>
+              <w:t>P3</w:t>
             </w:r>
           </w:p>
         </w:tc>
         <w:tc>
           <w:tcPr>
-            <w:tcW w:type="dxa" w:w="2880"/>
+            <w:tcW w:type="dxa" w:w="1584"/>
             <w:vAlign w:val="center"/>
-            <w:tcBorders>
-              <w:top w:val="single" w:sz="6" w:space="0" w:color="000000"/>
-              <w:left w:val="single" w:sz="6" w:space="0" w:color="000000"/>
-              <w:bottom w:val="single" w:sz="6" w:space="0" w:color="000000"/>
-              <w:right w:val="single" w:sz="6" w:space="0" w:color="000000"/>
-              <w:insideH w:val="single" w:sz="6" w:space="0" w:color="000000"/>
-              <w:insideV w:val="single" w:sz="6" w:space="0" w:color="000000"/>
-            </w:tcBorders>
             <w:tcMar>
-              <w:top w:w="65" w:type="dxa"/>
+              <w:top w:w="45" w:type="dxa"/>
               <w:start w:w="65" w:type="dxa"/>
-              <w:bottom w:w="65" w:type="dxa"/>
+              <w:bottom w:w="45" w:type="dxa"/>
               <w:end w:w="65" w:type="dxa"/>
             </w:tcMar>
           </w:tcPr>
@@ -2320,32 +1772,23 @@
             <w:r/>
             <w:r>
               <w:rPr>
-                <w:rFonts w:ascii="Arial" w:hAnsi="Arial" w:eastAsia="Arial"/>
+                <w:rFonts w:ascii="Arial" w:hAnsi="Arial"/>
                 <w:b w:val="0"/>
-                <w:i w:val="0"/>
                 <w:color w:val="000000"/>
-                <w:sz w:val="15"/>
+                <w:sz w:val="13"/>
               </w:rPr>
-              <w:t>Completed / needed help / failed</w:t>
+              <w:t>Full transcript</w:t>
             </w:r>
           </w:p>
         </w:tc>
         <w:tc>
           <w:tcPr>
-            <w:tcW w:type="dxa" w:w="3528"/>
+            <w:tcW w:type="dxa" w:w="2880"/>
             <w:vAlign w:val="center"/>
-            <w:tcBorders>
-              <w:top w:val="single" w:sz="6" w:space="0" w:color="000000"/>
-              <w:left w:val="single" w:sz="6" w:space="0" w:color="000000"/>
-              <w:bottom w:val="single" w:sz="6" w:space="0" w:color="000000"/>
-              <w:right w:val="single" w:sz="6" w:space="0" w:color="000000"/>
-              <w:insideH w:val="single" w:sz="6" w:space="0" w:color="000000"/>
-              <w:insideV w:val="single" w:sz="6" w:space="0" w:color="000000"/>
-            </w:tcBorders>
             <w:tcMar>
-              <w:top w:w="65" w:type="dxa"/>
+              <w:top w:w="45" w:type="dxa"/>
               <w:start w:w="65" w:type="dxa"/>
-              <w:bottom w:w="65" w:type="dxa"/>
+              <w:bottom w:w="45" w:type="dxa"/>
               <w:end w:w="65" w:type="dxa"/>
             </w:tcMar>
           </w:tcPr>
@@ -2356,33 +1799,23 @@
             <w:r/>
             <w:r>
               <w:rPr>
-                <w:rFonts w:ascii="Arial" w:hAnsi="Arial" w:eastAsia="Arial"/>
+                <w:rFonts w:ascii="Arial" w:hAnsi="Arial"/>
                 <w:b w:val="0"/>
-                <w:i w:val="0"/>
                 <w:color w:val="000000"/>
-                <w:sz w:val="15"/>
+                <w:sz w:val="13"/>
               </w:rPr>
+              <w:t>Completed all core tasks. Confidence 5 out of 5.</w:t>
             </w:r>
           </w:p>
         </w:tc>
-      </w:tr>
-      <w:tr>
         <w:tc>
           <w:tcPr>
-            <w:tcW w:type="dxa" w:w="792"/>
+            <w:tcW w:type="dxa" w:w="4248"/>
             <w:vAlign w:val="center"/>
-            <w:tcBorders>
-              <w:top w:val="single" w:sz="6" w:space="0" w:color="000000"/>
-              <w:left w:val="single" w:sz="6" w:space="0" w:color="000000"/>
-              <w:bottom w:val="single" w:sz="6" w:space="0" w:color="000000"/>
-              <w:right w:val="single" w:sz="6" w:space="0" w:color="000000"/>
-              <w:insideH w:val="single" w:sz="6" w:space="0" w:color="000000"/>
-              <w:insideV w:val="single" w:sz="6" w:space="0" w:color="000000"/>
-            </w:tcBorders>
             <w:tcMar>
-              <w:top w:w="65" w:type="dxa"/>
+              <w:top w:w="45" w:type="dxa"/>
               <w:start w:w="65" w:type="dxa"/>
-              <w:bottom w:w="65" w:type="dxa"/>
+              <w:bottom w:w="45" w:type="dxa"/>
               <w:end w:w="65" w:type="dxa"/>
             </w:tcMar>
           </w:tcPr>
@@ -2393,32 +1826,25 @@
             <w:r/>
             <w:r>
               <w:rPr>
-                <w:rFonts w:ascii="Arial" w:hAnsi="Arial" w:eastAsia="Arial"/>
+                <w:rFonts w:ascii="Arial" w:hAnsi="Arial"/>
                 <w:b w:val="0"/>
-                <w:i w:val="0"/>
                 <w:color w:val="000000"/>
-                <w:sz w:val="15"/>
+                <w:sz w:val="13"/>
               </w:rPr>
-              <w:t>P3</w:t>
+              <w:t>Understood the tools, but found looking up and down difficult.</w:t>
             </w:r>
           </w:p>
         </w:tc>
+      </w:tr>
+      <w:tr>
         <w:tc>
           <w:tcPr>
-            <w:tcW w:type="dxa" w:w="2880"/>
+            <w:tcW w:type="dxa" w:w="792"/>
             <w:vAlign w:val="center"/>
-            <w:tcBorders>
-              <w:top w:val="single" w:sz="6" w:space="0" w:color="000000"/>
-              <w:left w:val="single" w:sz="6" w:space="0" w:color="000000"/>
-              <w:bottom w:val="single" w:sz="6" w:space="0" w:color="000000"/>
-              <w:right w:val="single" w:sz="6" w:space="0" w:color="000000"/>
-              <w:insideH w:val="single" w:sz="6" w:space="0" w:color="000000"/>
-              <w:insideV w:val="single" w:sz="6" w:space="0" w:color="000000"/>
-            </w:tcBorders>
             <w:tcMar>
-              <w:top w:w="65" w:type="dxa"/>
+              <w:top w:w="45" w:type="dxa"/>
               <w:start w:w="65" w:type="dxa"/>
-              <w:bottom w:w="65" w:type="dxa"/>
+              <w:bottom w:w="45" w:type="dxa"/>
               <w:end w:w="65" w:type="dxa"/>
             </w:tcMar>
           </w:tcPr>
@@ -2429,32 +1855,23 @@
             <w:r/>
             <w:r>
               <w:rPr>
-                <w:rFonts w:ascii="Arial" w:hAnsi="Arial" w:eastAsia="Arial"/>
+                <w:rFonts w:ascii="Arial" w:hAnsi="Arial"/>
                 <w:b w:val="0"/>
-                <w:i w:val="0"/>
                 <w:color w:val="000000"/>
-                <w:sz w:val="15"/>
+                <w:sz w:val="13"/>
               </w:rPr>
-              <w:t>Completed / needed help / failed</w:t>
+              <w:t>P4</w:t>
             </w:r>
           </w:p>
         </w:tc>
         <w:tc>
           <w:tcPr>
-            <w:tcW w:type="dxa" w:w="2880"/>
+            <w:tcW w:type="dxa" w:w="1584"/>
             <w:vAlign w:val="center"/>
-            <w:tcBorders>
-              <w:top w:val="single" w:sz="6" w:space="0" w:color="000000"/>
-              <w:left w:val="single" w:sz="6" w:space="0" w:color="000000"/>
-              <w:bottom w:val="single" w:sz="6" w:space="0" w:color="000000"/>
-              <w:right w:val="single" w:sz="6" w:space="0" w:color="000000"/>
-              <w:insideH w:val="single" w:sz="6" w:space="0" w:color="000000"/>
-              <w:insideV w:val="single" w:sz="6" w:space="0" w:color="000000"/>
-            </w:tcBorders>
             <w:tcMar>
-              <w:top w:w="65" w:type="dxa"/>
+              <w:top w:w="45" w:type="dxa"/>
               <w:start w:w="65" w:type="dxa"/>
-              <w:bottom w:w="65" w:type="dxa"/>
+              <w:bottom w:w="45" w:type="dxa"/>
               <w:end w:w="65" w:type="dxa"/>
             </w:tcMar>
           </w:tcPr>
@@ -2465,32 +1882,23 @@
             <w:r/>
             <w:r>
               <w:rPr>
-                <w:rFonts w:ascii="Arial" w:hAnsi="Arial" w:eastAsia="Arial"/>
+                <w:rFonts w:ascii="Arial" w:hAnsi="Arial"/>
                 <w:b w:val="0"/>
-                <w:i w:val="0"/>
                 <w:color w:val="000000"/>
-                <w:sz w:val="15"/>
+                <w:sz w:val="13"/>
               </w:rPr>
-              <w:t>Completed / needed help / failed</w:t>
+              <w:t>Checklist only</w:t>
             </w:r>
           </w:p>
         </w:tc>
         <w:tc>
           <w:tcPr>
-            <w:tcW w:type="dxa" w:w="3528"/>
+            <w:tcW w:type="dxa" w:w="2880"/>
             <w:vAlign w:val="center"/>
-            <w:tcBorders>
-              <w:top w:val="single" w:sz="6" w:space="0" w:color="000000"/>
-              <w:left w:val="single" w:sz="6" w:space="0" w:color="000000"/>
-              <w:bottom w:val="single" w:sz="6" w:space="0" w:color="000000"/>
-              <w:right w:val="single" w:sz="6" w:space="0" w:color="000000"/>
-              <w:insideH w:val="single" w:sz="6" w:space="0" w:color="000000"/>
-              <w:insideV w:val="single" w:sz="6" w:space="0" w:color="000000"/>
-            </w:tcBorders>
             <w:tcMar>
-              <w:top w:w="65" w:type="dxa"/>
+              <w:top w:w="45" w:type="dxa"/>
               <w:start w:w="65" w:type="dxa"/>
-              <w:bottom w:w="65" w:type="dxa"/>
+              <w:bottom w:w="45" w:type="dxa"/>
               <w:end w:w="65" w:type="dxa"/>
             </w:tcMar>
           </w:tcPr>
@@ -2501,33 +1909,23 @@
             <w:r/>
             <w:r>
               <w:rPr>
-                <w:rFonts w:ascii="Arial" w:hAnsi="Arial" w:eastAsia="Arial"/>
+                <w:rFonts w:ascii="Arial" w:hAnsi="Arial"/>
                 <w:b w:val="0"/>
-                <w:i w:val="0"/>
                 <w:color w:val="000000"/>
-                <w:sz w:val="15"/>
+                <w:sz w:val="13"/>
               </w:rPr>
+              <w:t>Completed all core tasks and was satisfied.</w:t>
             </w:r>
           </w:p>
         </w:tc>
-      </w:tr>
-      <w:tr>
         <w:tc>
           <w:tcPr>
-            <w:tcW w:type="dxa" w:w="792"/>
+            <w:tcW w:type="dxa" w:w="4248"/>
             <w:vAlign w:val="center"/>
-            <w:tcBorders>
-              <w:top w:val="single" w:sz="6" w:space="0" w:color="000000"/>
-              <w:left w:val="single" w:sz="6" w:space="0" w:color="000000"/>
-              <w:bottom w:val="single" w:sz="6" w:space="0" w:color="000000"/>
-              <w:right w:val="single" w:sz="6" w:space="0" w:color="000000"/>
-              <w:insideH w:val="single" w:sz="6" w:space="0" w:color="000000"/>
-              <w:insideV w:val="single" w:sz="6" w:space="0" w:color="000000"/>
-            </w:tcBorders>
             <w:tcMar>
-              <w:top w:w="65" w:type="dxa"/>
+              <w:top w:w="45" w:type="dxa"/>
               <w:start w:w="65" w:type="dxa"/>
-              <w:bottom w:w="65" w:type="dxa"/>
+              <w:bottom w:w="45" w:type="dxa"/>
               <w:end w:w="65" w:type="dxa"/>
             </w:tcMar>
           </w:tcPr>
@@ -2538,32 +1936,25 @@
             <w:r/>
             <w:r>
               <w:rPr>
-                <w:rFonts w:ascii="Arial" w:hAnsi="Arial" w:eastAsia="Arial"/>
+                <w:rFonts w:ascii="Arial" w:hAnsi="Arial"/>
                 <w:b w:val="0"/>
-                <w:i w:val="0"/>
                 <w:color w:val="000000"/>
-                <w:sz w:val="15"/>
+                <w:sz w:val="13"/>
               </w:rPr>
-              <w:t>P4</w:t>
+              <w:t>No full transcript or quote was created.</w:t>
             </w:r>
           </w:p>
         </w:tc>
+      </w:tr>
+      <w:tr>
         <w:tc>
           <w:tcPr>
-            <w:tcW w:type="dxa" w:w="2880"/>
+            <w:tcW w:type="dxa" w:w="792"/>
             <w:vAlign w:val="center"/>
-            <w:tcBorders>
-              <w:top w:val="single" w:sz="6" w:space="0" w:color="000000"/>
-              <w:left w:val="single" w:sz="6" w:space="0" w:color="000000"/>
-              <w:bottom w:val="single" w:sz="6" w:space="0" w:color="000000"/>
-              <w:right w:val="single" w:sz="6" w:space="0" w:color="000000"/>
-              <w:insideH w:val="single" w:sz="6" w:space="0" w:color="000000"/>
-              <w:insideV w:val="single" w:sz="6" w:space="0" w:color="000000"/>
-            </w:tcBorders>
             <w:tcMar>
-              <w:top w:w="65" w:type="dxa"/>
+              <w:top w:w="45" w:type="dxa"/>
               <w:start w:w="65" w:type="dxa"/>
-              <w:bottom w:w="65" w:type="dxa"/>
+              <w:bottom w:w="45" w:type="dxa"/>
               <w:end w:w="65" w:type="dxa"/>
             </w:tcMar>
           </w:tcPr>
@@ -2574,32 +1965,23 @@
             <w:r/>
             <w:r>
               <w:rPr>
-                <w:rFonts w:ascii="Arial" w:hAnsi="Arial" w:eastAsia="Arial"/>
+                <w:rFonts w:ascii="Arial" w:hAnsi="Arial"/>
                 <w:b w:val="0"/>
-                <w:i w:val="0"/>
                 <w:color w:val="000000"/>
-                <w:sz w:val="15"/>
+                <w:sz w:val="13"/>
               </w:rPr>
-              <w:t>Completed / needed help / failed</w:t>
+              <w:t>P5</w:t>
             </w:r>
           </w:p>
         </w:tc>
         <w:tc>
           <w:tcPr>
-            <w:tcW w:type="dxa" w:w="2880"/>
+            <w:tcW w:type="dxa" w:w="1584"/>
             <w:vAlign w:val="center"/>
-            <w:tcBorders>
-              <w:top w:val="single" w:sz="6" w:space="0" w:color="000000"/>
-              <w:left w:val="single" w:sz="6" w:space="0" w:color="000000"/>
-              <w:bottom w:val="single" w:sz="6" w:space="0" w:color="000000"/>
-              <w:right w:val="single" w:sz="6" w:space="0" w:color="000000"/>
-              <w:insideH w:val="single" w:sz="6" w:space="0" w:color="000000"/>
-              <w:insideV w:val="single" w:sz="6" w:space="0" w:color="000000"/>
-            </w:tcBorders>
             <w:tcMar>
-              <w:top w:w="65" w:type="dxa"/>
+              <w:top w:w="45" w:type="dxa"/>
               <w:start w:w="65" w:type="dxa"/>
-              <w:bottom w:w="65" w:type="dxa"/>
+              <w:bottom w:w="45" w:type="dxa"/>
               <w:end w:w="65" w:type="dxa"/>
             </w:tcMar>
           </w:tcPr>
@@ -2610,32 +1992,23 @@
             <w:r/>
             <w:r>
               <w:rPr>
-                <w:rFonts w:ascii="Arial" w:hAnsi="Arial" w:eastAsia="Arial"/>
+                <w:rFonts w:ascii="Arial" w:hAnsi="Arial"/>
                 <w:b w:val="0"/>
-                <w:i w:val="0"/>
                 <w:color w:val="000000"/>
-                <w:sz w:val="15"/>
+                <w:sz w:val="13"/>
               </w:rPr>
-              <w:t>Completed / needed help / failed</w:t>
+              <w:t>Checklist only</w:t>
             </w:r>
           </w:p>
         </w:tc>
         <w:tc>
           <w:tcPr>
-            <w:tcW w:type="dxa" w:w="3528"/>
+            <w:tcW w:type="dxa" w:w="2880"/>
             <w:vAlign w:val="center"/>
-            <w:tcBorders>
-              <w:top w:val="single" w:sz="6" w:space="0" w:color="000000"/>
-              <w:left w:val="single" w:sz="6" w:space="0" w:color="000000"/>
-              <w:bottom w:val="single" w:sz="6" w:space="0" w:color="000000"/>
-              <w:right w:val="single" w:sz="6" w:space="0" w:color="000000"/>
-              <w:insideH w:val="single" w:sz="6" w:space="0" w:color="000000"/>
-              <w:insideV w:val="single" w:sz="6" w:space="0" w:color="000000"/>
-            </w:tcBorders>
             <w:tcMar>
-              <w:top w:w="65" w:type="dxa"/>
+              <w:top w:w="45" w:type="dxa"/>
               <w:start w:w="65" w:type="dxa"/>
-              <w:bottom w:w="65" w:type="dxa"/>
+              <w:bottom w:w="45" w:type="dxa"/>
               <w:end w:w="65" w:type="dxa"/>
             </w:tcMar>
           </w:tcPr>
@@ -2646,143 +2019,23 @@
             <w:r/>
             <w:r>
               <w:rPr>
-                <w:rFonts w:ascii="Arial" w:hAnsi="Arial" w:eastAsia="Arial"/>
+                <w:rFonts w:ascii="Arial" w:hAnsi="Arial"/>
                 <w:b w:val="0"/>
-                <w:i w:val="0"/>
                 <w:color w:val="000000"/>
-                <w:sz w:val="15"/>
+                <w:sz w:val="13"/>
               </w:rPr>
+              <w:t>Completed all core tasks and was satisfied.</w:t>
             </w:r>
           </w:p>
         </w:tc>
-      </w:tr>
-    </w:tbl>
-    <w:tbl>
-      <w:tblPr>
-        <w:tblW w:type="auto" w:w="0"/>
-        <w:jc w:val="center"/>
-        <w:tblLayout w:type="fixed"/>
-        <w:tblLook w:firstColumn="1" w:firstRow="1" w:lastColumn="0" w:lastRow="0" w:noHBand="0" w:noVBand="1" w:val="04A0"/>
-      </w:tblPr>
-      <w:tblGrid>
-        <w:gridCol w:w="10239"/>
-      </w:tblGrid>
-      <w:tr>
         <w:tc>
           <w:tcPr>
-            <w:tcW w:type="dxa" w:w="10080"/>
-            <w:tcBorders>
-              <w:top w:val="single" w:sz="10" w:space="0" w:color="000000"/>
-              <w:left w:val="single" w:sz="10" w:space="0" w:color="000000"/>
-              <w:bottom w:val="single" w:sz="10" w:space="0" w:color="000000"/>
-              <w:right w:val="single" w:sz="10" w:space="0" w:color="000000"/>
-              <w:insideH w:val="single" w:sz="10" w:space="0" w:color="000000"/>
-              <w:insideV w:val="single" w:sz="10" w:space="0" w:color="000000"/>
-            </w:tcBorders>
+            <w:tcW w:type="dxa" w:w="4248"/>
+            <w:vAlign w:val="center"/>
             <w:tcMar>
-              <w:top w:w="90" w:type="dxa"/>
-              <w:start w:w="90" w:type="dxa"/>
-              <w:bottom w:w="90" w:type="dxa"/>
-              <w:end w:w="90" w:type="dxa"/>
-            </w:tcMar>
-          </w:tcPr>
-          <w:p>
-            <w:pPr>
-              <w:spacing w:after="20"/>
-            </w:pPr>
-            <w:r/>
-            <w:r>
-              <w:rPr>
-                <w:rFonts w:ascii="Arial" w:hAnsi="Arial" w:eastAsia="Arial"/>
-                <w:b/>
-                <w:i w:val="0"/>
-                <w:color w:val="000000"/>
-                <w:sz w:val="17"/>
-              </w:rPr>
-              <w:t>Write facts</w:t>
-            </w:r>
-          </w:p>
-          <w:p>
-            <w:pPr>
-              <w:spacing w:after="0" w:line="240" w:lineRule="auto"/>
-            </w:pPr>
-            <w:r>
-              <w:rPr>
-                <w:rFonts w:ascii="Arial" w:hAnsi="Arial" w:eastAsia="Arial"/>
-                <w:b w:val="0"/>
-                <w:i w:val="0"/>
-                <w:color w:val="000000"/>
-                <w:sz w:val="16"/>
-              </w:rPr>
-              <w:t>Example: Four users completed the horizontal line. Two users started drawing before selecting Pencil. Three users asked what Clear Paper would do.</w:t>
-            </w:r>
-          </w:p>
-        </w:tc>
-      </w:tr>
-    </w:tbl>
-    <w:p>
-      <w:pPr>
-        <w:keepNext/>
-        <w:spacing w:before="80" w:after="20"/>
-      </w:pPr>
-      <w:r>
-        <w:rPr>
-          <w:rFonts w:ascii="Arial" w:hAnsi="Arial" w:eastAsia="Arial"/>
-          <w:b/>
-          <w:i w:val="0"/>
-          <w:color w:val="000000"/>
-          <w:sz w:val="24"/>
-        </w:rPr>
-        <w:t>6. Analysis and insights</w:t>
-      </w:r>
-    </w:p>
-    <w:p>
-      <w:pPr>
-        <w:spacing w:after="40" w:line="240" w:lineRule="auto"/>
-      </w:pPr>
-      <w:r>
-        <w:rPr>
-          <w:rFonts w:ascii="Arial" w:hAnsi="Arial" w:eastAsia="Arial"/>
-          <w:b w:val="0"/>
-          <w:i w:val="0"/>
-          <w:color w:val="000000"/>
-          <w:sz w:val="17"/>
-        </w:rPr>
-        <w:t>Group repeated behaviours into themes. Link every insight to evidence from the test.</w:t>
-      </w:r>
-    </w:p>
-    <w:tbl>
-      <w:tblPr>
-        <w:tblW w:type="auto" w:w="0"/>
-        <w:jc w:val="center"/>
-        <w:tblLayout w:type="fixed"/>
-        <w:tblLook w:firstColumn="1" w:firstRow="1" w:lastColumn="0" w:lastRow="0" w:noHBand="0" w:noVBand="1" w:val="04A0"/>
-      </w:tblPr>
-      <w:tblGrid>
-        <w:gridCol w:w="3413"/>
-        <w:gridCol w:w="3413"/>
-        <w:gridCol w:w="3413"/>
-      </w:tblGrid>
-      <w:tr>
-        <w:trPr>
-          <w:tblHeader/>
-        </w:trPr>
-        <w:tc>
-          <w:tcPr>
-            <w:tcW w:type="dxa" w:w="2592"/>
-            <w:vAlign w:val="center"/>
-            <w:tcBorders>
-              <w:top w:val="single" w:sz="6" w:space="0" w:color="000000"/>
-              <w:left w:val="single" w:sz="6" w:space="0" w:color="000000"/>
-              <w:bottom w:val="single" w:sz="6" w:space="0" w:color="000000"/>
-              <w:right w:val="single" w:sz="6" w:space="0" w:color="000000"/>
-              <w:insideH w:val="single" w:sz="6" w:space="0" w:color="000000"/>
-              <w:insideV w:val="single" w:sz="6" w:space="0" w:color="000000"/>
-            </w:tcBorders>
-            <w:tcMar>
-              <w:top w:w="65" w:type="dxa"/>
+              <w:top w:w="45" w:type="dxa"/>
               <w:start w:w="65" w:type="dxa"/>
-              <w:bottom w:w="65" w:type="dxa"/>
+              <w:bottom w:w="45" w:type="dxa"/>
               <w:end w:w="65" w:type="dxa"/>
             </w:tcMar>
           </w:tcPr>
@@ -2793,32 +2046,168 @@
             <w:r/>
             <w:r>
               <w:rPr>
-                <w:rFonts w:ascii="Arial" w:hAnsi="Arial" w:eastAsia="Arial"/>
-                <w:b/>
-                <w:i w:val="0"/>
+                <w:rFonts w:ascii="Arial" w:hAnsi="Arial"/>
+                <w:b w:val="0"/>
                 <w:color w:val="000000"/>
-                <w:sz w:val="15"/>
+                <w:sz w:val="13"/>
               </w:rPr>
-              <w:t>Pattern or theme</w:t>
+              <w:t>No full transcript or quote was created.</w:t>
             </w:r>
           </w:p>
         </w:tc>
+      </w:tr>
+    </w:tbl>
+    <w:p>
+      <w:pPr>
+        <w:spacing w:after="0"/>
+      </w:pPr>
+    </w:p>
+    <w:p>
+      <w:pPr>
+        <w:pStyle w:val="Heading1"/>
+        <w:keepNext/>
+      </w:pPr>
+      <w:r>
+        <w:rPr>
+          <w:color w:val="000000"/>
+        </w:rPr>
+        <w:t>Factual observations</w:t>
+      </w:r>
+    </w:p>
+    <w:p>
+      <w:pPr>
+        <w:pStyle w:val="ListBullet"/>
+        <w:spacing w:after="20" w:line="240" w:lineRule="auto"/>
+        <w:ind w:left="230" w:hanging="158"/>
+      </w:pPr>
+      <w:r>
+        <w:rPr>
+          <w:rFonts w:ascii="Arial" w:hAnsi="Arial"/>
+          <w:color w:val="000000"/>
+          <w:sz w:val="16"/>
+        </w:rPr>
+        <w:t>All five participants completed the planned core workflow on the wall whiteboard and table paper.</w:t>
+      </w:r>
+    </w:p>
+    <w:p>
+      <w:pPr>
+        <w:pStyle w:val="ListBullet"/>
+        <w:spacing w:after="20" w:line="240" w:lineRule="auto"/>
+        <w:ind w:left="230" w:hanging="158"/>
+      </w:pPr>
+      <w:r>
+        <w:rPr>
+          <w:rFonts w:ascii="Arial" w:hAnsi="Arial"/>
+          <w:color w:val="000000"/>
+          <w:sz w:val="16"/>
+        </w:rPr>
+        <w:t>The wall whiteboard was the easiest surface for the recorded participants. All participants could select tools, draw, erase, and clear.</w:t>
+      </w:r>
+    </w:p>
+    <w:p>
+      <w:pPr>
+        <w:pStyle w:val="ListBullet"/>
+        <w:spacing w:after="20" w:line="240" w:lineRule="auto"/>
+        <w:ind w:left="230" w:hanging="158"/>
+      </w:pPr>
+      <w:r>
+        <w:rPr>
+          <w:rFonts w:ascii="Arial" w:hAnsi="Arial"/>
+          <w:color w:val="000000"/>
+          <w:sz w:val="16"/>
+        </w:rPr>
+        <w:t>P1 reported slightly glitchy paper drawing. P2 described the paper drawing as smooth. This difference needs another focused retest.</w:t>
+      </w:r>
+    </w:p>
+    <w:p>
+      <w:pPr>
+        <w:pStyle w:val="ListBullet"/>
+        <w:spacing w:after="20" w:line="240" w:lineRule="auto"/>
+        <w:ind w:left="230" w:hanging="158"/>
+      </w:pPr>
+      <w:r>
+        <w:rPr>
+          <w:rFonts w:ascii="Arial" w:hAnsi="Arial"/>
+          <w:color w:val="000000"/>
+          <w:sz w:val="16"/>
+        </w:rPr>
+        <w:t>P1 and P2 needed to move closer or look more carefully before seeing the table tools. P3 also needed to inspect the table tools before using them.</w:t>
+      </w:r>
+    </w:p>
+    <w:p>
+      <w:pPr>
+        <w:pStyle w:val="ListBullet"/>
+        <w:spacing w:after="20" w:line="240" w:lineRule="auto"/>
+        <w:ind w:left="230" w:hanging="158"/>
+      </w:pPr>
+      <w:r>
+        <w:rPr>
+          <w:rFonts w:ascii="Arial" w:hAnsi="Arial"/>
+          <w:color w:val="000000"/>
+          <w:sz w:val="16"/>
+        </w:rPr>
+        <w:t>P1 did not notice the teleport control at first. P2 and P3 found navigation more clearly.</w:t>
+      </w:r>
+    </w:p>
+    <w:p>
+      <w:pPr>
+        <w:pStyle w:val="ListBullet"/>
+        <w:spacing w:after="20" w:line="240" w:lineRule="auto"/>
+        <w:ind w:left="230" w:hanging="158"/>
+      </w:pPr>
+      <w:r>
+        <w:rPr>
+          <w:rFonts w:ascii="Arial" w:hAnsi="Arial"/>
+          <w:color w:val="000000"/>
+          <w:sz w:val="16"/>
+        </w:rPr>
+        <w:t>Participants described the idea as useful for students who lose focus during online classes and for homeschooling because it can feel like a classroom.</w:t>
+      </w:r>
+    </w:p>
+    <w:p>
+      <w:pPr>
+        <w:pStyle w:val="Heading1"/>
+        <w:keepNext/>
+      </w:pPr>
+      <w:r>
+        <w:rPr>
+          <w:color w:val="000000"/>
+        </w:rPr>
+        <w:t>Analysis and insights</w:t>
+      </w:r>
+    </w:p>
+    <w:tbl>
+      <w:tblPr>
+        <w:tblW w:type="auto" w:w="0"/>
+        <w:jc w:val="center"/>
+        <w:tblLayout w:type="fixed"/>
+        <w:tblLook w:firstColumn="1" w:firstRow="1" w:lastColumn="0" w:lastRow="0" w:noHBand="0" w:noVBand="1" w:val="04A0"/>
+        <w:tblBorders>
+          <w:top w:val="single" w:sz="5" w:space="0" w:color="000000"/>
+          <w:left w:val="single" w:sz="5" w:space="0" w:color="000000"/>
+          <w:bottom w:val="single" w:sz="5" w:space="0" w:color="000000"/>
+          <w:right w:val="single" w:sz="5" w:space="0" w:color="000000"/>
+          <w:insideH w:val="single" w:sz="5" w:space="0" w:color="000000"/>
+          <w:insideV w:val="single" w:sz="5" w:space="0" w:color="000000"/>
+        </w:tblBorders>
+      </w:tblPr>
+      <w:tblGrid>
+        <w:gridCol w:w="3413"/>
+        <w:gridCol w:w="3413"/>
+        <w:gridCol w:w="3413"/>
+      </w:tblGrid>
+      <w:tr>
+        <w:trPr>
+          <w:tblHeader w:val="true"/>
+        </w:trPr>
         <w:tc>
           <w:tcPr>
-            <w:tcW w:type="dxa" w:w="3168"/>
+            <w:tcW w:type="dxa" w:w="1872"/>
             <w:vAlign w:val="center"/>
-            <w:tcBorders>
-              <w:top w:val="single" w:sz="6" w:space="0" w:color="000000"/>
-              <w:left w:val="single" w:sz="6" w:space="0" w:color="000000"/>
-              <w:bottom w:val="single" w:sz="6" w:space="0" w:color="000000"/>
-              <w:right w:val="single" w:sz="6" w:space="0" w:color="000000"/>
-              <w:insideH w:val="single" w:sz="6" w:space="0" w:color="000000"/>
-              <w:insideV w:val="single" w:sz="6" w:space="0" w:color="000000"/>
-            </w:tcBorders>
             <w:tcMar>
-              <w:top w:w="65" w:type="dxa"/>
+              <w:top w:w="45" w:type="dxa"/>
               <w:start w:w="65" w:type="dxa"/>
-              <w:bottom w:w="65" w:type="dxa"/>
+              <w:bottom w:w="45" w:type="dxa"/>
               <w:end w:w="65" w:type="dxa"/>
             </w:tcMar>
           </w:tcPr>
@@ -2829,32 +2218,23 @@
             <w:r/>
             <w:r>
               <w:rPr>
-                <w:rFonts w:ascii="Arial" w:hAnsi="Arial" w:eastAsia="Arial"/>
+                <w:rFonts w:ascii="Arial" w:hAnsi="Arial"/>
                 <w:b/>
-                <w:i w:val="0"/>
                 <w:color w:val="000000"/>
-                <w:sz w:val="15"/>
+                <w:sz w:val="13"/>
               </w:rPr>
-              <w:t>Evidence</w:t>
+              <w:t>Theme</w:t>
             </w:r>
           </w:p>
         </w:tc>
         <w:tc>
           <w:tcPr>
-            <w:tcW w:type="dxa" w:w="4320"/>
+            <w:tcW w:type="dxa" w:w="4680"/>
             <w:vAlign w:val="center"/>
-            <w:tcBorders>
-              <w:top w:val="single" w:sz="6" w:space="0" w:color="000000"/>
-              <w:left w:val="single" w:sz="6" w:space="0" w:color="000000"/>
-              <w:bottom w:val="single" w:sz="6" w:space="0" w:color="000000"/>
-              <w:right w:val="single" w:sz="6" w:space="0" w:color="000000"/>
-              <w:insideH w:val="single" w:sz="6" w:space="0" w:color="000000"/>
-              <w:insideV w:val="single" w:sz="6" w:space="0" w:color="000000"/>
-            </w:tcBorders>
             <w:tcMar>
-              <w:top w:w="65" w:type="dxa"/>
+              <w:top w:w="45" w:type="dxa"/>
               <w:start w:w="65" w:type="dxa"/>
-              <w:bottom w:w="65" w:type="dxa"/>
+              <w:bottom w:w="45" w:type="dxa"/>
               <w:end w:w="65" w:type="dxa"/>
             </w:tcMar>
           </w:tcPr>
@@ -2865,34 +2245,23 @@
             <w:r/>
             <w:r>
               <w:rPr>
-                <w:rFonts w:ascii="Arial" w:hAnsi="Arial" w:eastAsia="Arial"/>
+                <w:rFonts w:ascii="Arial" w:hAnsi="Arial"/>
                 <w:b/>
-                <w:i w:val="0"/>
                 <w:color w:val="000000"/>
-                <w:sz w:val="15"/>
+                <w:sz w:val="13"/>
               </w:rPr>
-              <w:t>Meaning for the XR whiteboard</w:t>
+              <w:t>Evidence</w:t>
             </w:r>
           </w:p>
         </w:tc>
-      </w:tr>
-      <w:tr>
         <w:tc>
           <w:tcPr>
-            <w:tcW w:type="dxa" w:w="2592"/>
+            <w:tcW w:type="dxa" w:w="2952"/>
             <w:vAlign w:val="center"/>
-            <w:tcBorders>
-              <w:top w:val="single" w:sz="6" w:space="0" w:color="000000"/>
-              <w:left w:val="single" w:sz="6" w:space="0" w:color="000000"/>
-              <w:bottom w:val="single" w:sz="6" w:space="0" w:color="000000"/>
-              <w:right w:val="single" w:sz="6" w:space="0" w:color="000000"/>
-              <w:insideH w:val="single" w:sz="6" w:space="0" w:color="000000"/>
-              <w:insideV w:val="single" w:sz="6" w:space="0" w:color="000000"/>
-            </w:tcBorders>
             <w:tcMar>
-              <w:top w:w="65" w:type="dxa"/>
+              <w:top w:w="45" w:type="dxa"/>
               <w:start w:w="65" w:type="dxa"/>
-              <w:bottom w:w="65" w:type="dxa"/>
+              <w:bottom w:w="45" w:type="dxa"/>
               <w:end w:w="65" w:type="dxa"/>
             </w:tcMar>
           </w:tcPr>
@@ -2903,32 +2272,25 @@
             <w:r/>
             <w:r>
               <w:rPr>
-                <w:rFonts w:ascii="Arial" w:hAnsi="Arial" w:eastAsia="Arial"/>
-                <w:b w:val="0"/>
-                <w:i w:val="0"/>
+                <w:rFonts w:ascii="Arial" w:hAnsi="Arial"/>
+                <w:b/>
                 <w:color w:val="000000"/>
-                <w:sz w:val="15"/>
+                <w:sz w:val="13"/>
               </w:rPr>
-              <w:t>Users understood...</w:t>
+              <w:t>Meaning for the XR whiteboard</w:t>
             </w:r>
           </w:p>
         </w:tc>
+      </w:tr>
+      <w:tr>
         <w:tc>
           <w:tcPr>
-            <w:tcW w:type="dxa" w:w="3168"/>
+            <w:tcW w:type="dxa" w:w="1872"/>
             <w:vAlign w:val="center"/>
-            <w:tcBorders>
-              <w:top w:val="single" w:sz="6" w:space="0" w:color="000000"/>
-              <w:left w:val="single" w:sz="6" w:space="0" w:color="000000"/>
-              <w:bottom w:val="single" w:sz="6" w:space="0" w:color="000000"/>
-              <w:right w:val="single" w:sz="6" w:space="0" w:color="000000"/>
-              <w:insideH w:val="single" w:sz="6" w:space="0" w:color="000000"/>
-              <w:insideV w:val="single" w:sz="6" w:space="0" w:color="000000"/>
-            </w:tcBorders>
             <w:tcMar>
-              <w:top w:w="65" w:type="dxa"/>
+              <w:top w:w="45" w:type="dxa"/>
               <w:start w:w="65" w:type="dxa"/>
-              <w:bottom w:w="65" w:type="dxa"/>
+              <w:bottom w:w="45" w:type="dxa"/>
               <w:end w:w="65" w:type="dxa"/>
             </w:tcMar>
           </w:tcPr>
@@ -2939,32 +2301,23 @@
             <w:r/>
             <w:r>
               <w:rPr>
-                <w:rFonts w:ascii="Arial" w:hAnsi="Arial" w:eastAsia="Arial"/>
+                <w:rFonts w:ascii="Arial" w:hAnsi="Arial"/>
                 <w:b w:val="0"/>
-                <w:i w:val="0"/>
                 <w:color w:val="000000"/>
-                <w:sz w:val="15"/>
+                <w:sz w:val="13"/>
               </w:rPr>
-              <w:t>Users did or said...</w:t>
+              <w:t>Useful learning context</w:t>
             </w:r>
           </w:p>
         </w:tc>
         <w:tc>
           <w:tcPr>
-            <w:tcW w:type="dxa" w:w="4320"/>
+            <w:tcW w:type="dxa" w:w="4680"/>
             <w:vAlign w:val="center"/>
-            <w:tcBorders>
-              <w:top w:val="single" w:sz="6" w:space="0" w:color="000000"/>
-              <w:left w:val="single" w:sz="6" w:space="0" w:color="000000"/>
-              <w:bottom w:val="single" w:sz="6" w:space="0" w:color="000000"/>
-              <w:right w:val="single" w:sz="6" w:space="0" w:color="000000"/>
-              <w:insideH w:val="single" w:sz="6" w:space="0" w:color="000000"/>
-              <w:insideV w:val="single" w:sz="6" w:space="0" w:color="000000"/>
-            </w:tcBorders>
             <w:tcMar>
-              <w:top w:w="65" w:type="dxa"/>
+              <w:top w:w="45" w:type="dxa"/>
               <w:start w:w="65" w:type="dxa"/>
-              <w:bottom w:w="65" w:type="dxa"/>
+              <w:bottom w:w="45" w:type="dxa"/>
               <w:end w:w="65" w:type="dxa"/>
             </w:tcMar>
           </w:tcPr>
@@ -2975,34 +2328,23 @@
             <w:r/>
             <w:r>
               <w:rPr>
-                <w:rFonts w:ascii="Arial" w:hAnsi="Arial" w:eastAsia="Arial"/>
+                <w:rFonts w:ascii="Arial" w:hAnsi="Arial"/>
                 <w:b w:val="0"/>
-                <w:i w:val="0"/>
                 <w:color w:val="000000"/>
-                <w:sz w:val="15"/>
+                <w:sz w:val="13"/>
               </w:rPr>
-              <w:t>This shows...</w:t>
+              <w:t>Participants connected the classroom, whiteboard, and paper to studying, online learning, focus, and homeschooling.</w:t>
             </w:r>
           </w:p>
         </w:tc>
-      </w:tr>
-      <w:tr>
         <w:tc>
           <w:tcPr>
-            <w:tcW w:type="dxa" w:w="2592"/>
+            <w:tcW w:type="dxa" w:w="2952"/>
             <w:vAlign w:val="center"/>
-            <w:tcBorders>
-              <w:top w:val="single" w:sz="6" w:space="0" w:color="000000"/>
-              <w:left w:val="single" w:sz="6" w:space="0" w:color="000000"/>
-              <w:bottom w:val="single" w:sz="6" w:space="0" w:color="000000"/>
-              <w:right w:val="single" w:sz="6" w:space="0" w:color="000000"/>
-              <w:insideH w:val="single" w:sz="6" w:space="0" w:color="000000"/>
-              <w:insideV w:val="single" w:sz="6" w:space="0" w:color="000000"/>
-            </w:tcBorders>
             <w:tcMar>
-              <w:top w:w="65" w:type="dxa"/>
+              <w:top w:w="45" w:type="dxa"/>
               <w:start w:w="65" w:type="dxa"/>
-              <w:bottom w:w="65" w:type="dxa"/>
+              <w:bottom w:w="45" w:type="dxa"/>
               <w:end w:w="65" w:type="dxa"/>
             </w:tcMar>
           </w:tcPr>
@@ -3013,32 +2355,25 @@
             <w:r/>
             <w:r>
               <w:rPr>
-                <w:rFonts w:ascii="Arial" w:hAnsi="Arial" w:eastAsia="Arial"/>
+                <w:rFonts w:ascii="Arial" w:hAnsi="Arial"/>
                 <w:b w:val="0"/>
-                <w:i w:val="0"/>
                 <w:color w:val="000000"/>
-                <w:sz w:val="15"/>
+                <w:sz w:val="13"/>
               </w:rPr>
-              <w:t>Users struggled with...</w:t>
+              <w:t>Keep the classroom feeling and two-surface workflow.</w:t>
             </w:r>
           </w:p>
         </w:tc>
+      </w:tr>
+      <w:tr>
         <w:tc>
           <w:tcPr>
-            <w:tcW w:type="dxa" w:w="3168"/>
+            <w:tcW w:type="dxa" w:w="1872"/>
             <w:vAlign w:val="center"/>
-            <w:tcBorders>
-              <w:top w:val="single" w:sz="6" w:space="0" w:color="000000"/>
-              <w:left w:val="single" w:sz="6" w:space="0" w:color="000000"/>
-              <w:bottom w:val="single" w:sz="6" w:space="0" w:color="000000"/>
-              <w:right w:val="single" w:sz="6" w:space="0" w:color="000000"/>
-              <w:insideH w:val="single" w:sz="6" w:space="0" w:color="000000"/>
-              <w:insideV w:val="single" w:sz="6" w:space="0" w:color="000000"/>
-            </w:tcBorders>
             <w:tcMar>
-              <w:top w:w="65" w:type="dxa"/>
+              <w:top w:w="45" w:type="dxa"/>
               <w:start w:w="65" w:type="dxa"/>
-              <w:bottom w:w="65" w:type="dxa"/>
+              <w:bottom w:w="45" w:type="dxa"/>
               <w:end w:w="65" w:type="dxa"/>
             </w:tcMar>
           </w:tcPr>
@@ -3049,32 +2384,23 @@
             <w:r/>
             <w:r>
               <w:rPr>
-                <w:rFonts w:ascii="Arial" w:hAnsi="Arial" w:eastAsia="Arial"/>
+                <w:rFonts w:ascii="Arial" w:hAnsi="Arial"/>
                 <w:b w:val="0"/>
-                <w:i w:val="0"/>
                 <w:color w:val="000000"/>
-                <w:sz w:val="15"/>
+                <w:sz w:val="13"/>
               </w:rPr>
-              <w:t>Users did or said...</w:t>
+              <w:t>Whiteboard is clearer</w:t>
             </w:r>
           </w:p>
         </w:tc>
         <w:tc>
           <w:tcPr>
-            <w:tcW w:type="dxa" w:w="4320"/>
+            <w:tcW w:type="dxa" w:w="4680"/>
             <w:vAlign w:val="center"/>
-            <w:tcBorders>
-              <w:top w:val="single" w:sz="6" w:space="0" w:color="000000"/>
-              <w:left w:val="single" w:sz="6" w:space="0" w:color="000000"/>
-              <w:bottom w:val="single" w:sz="6" w:space="0" w:color="000000"/>
-              <w:right w:val="single" w:sz="6" w:space="0" w:color="000000"/>
-              <w:insideH w:val="single" w:sz="6" w:space="0" w:color="000000"/>
-              <w:insideV w:val="single" w:sz="6" w:space="0" w:color="000000"/>
-            </w:tcBorders>
             <w:tcMar>
-              <w:top w:w="65" w:type="dxa"/>
+              <w:top w:w="45" w:type="dxa"/>
               <w:start w:w="65" w:type="dxa"/>
-              <w:bottom w:w="65" w:type="dxa"/>
+              <w:bottom w:w="45" w:type="dxa"/>
               <w:end w:w="65" w:type="dxa"/>
             </w:tcMar>
           </w:tcPr>
@@ -3085,34 +2411,23 @@
             <w:r/>
             <w:r>
               <w:rPr>
-                <w:rFonts w:ascii="Arial" w:hAnsi="Arial" w:eastAsia="Arial"/>
+                <w:rFonts w:ascii="Arial" w:hAnsi="Arial"/>
                 <w:b w:val="0"/>
-                <w:i w:val="0"/>
                 <w:color w:val="000000"/>
-                <w:sz w:val="15"/>
+                <w:sz w:val="13"/>
               </w:rPr>
-              <w:t>This may mean...</w:t>
+              <w:t>The whiteboard was easiest and felt smooth for P1, P2, and P3.</w:t>
             </w:r>
           </w:p>
         </w:tc>
-      </w:tr>
-      <w:tr>
         <w:tc>
           <w:tcPr>
-            <w:tcW w:type="dxa" w:w="2592"/>
+            <w:tcW w:type="dxa" w:w="2952"/>
             <w:vAlign w:val="center"/>
-            <w:tcBorders>
-              <w:top w:val="single" w:sz="6" w:space="0" w:color="000000"/>
-              <w:left w:val="single" w:sz="6" w:space="0" w:color="000000"/>
-              <w:bottom w:val="single" w:sz="6" w:space="0" w:color="000000"/>
-              <w:right w:val="single" w:sz="6" w:space="0" w:color="000000"/>
-              <w:insideH w:val="single" w:sz="6" w:space="0" w:color="000000"/>
-              <w:insideV w:val="single" w:sz="6" w:space="0" w:color="000000"/>
-            </w:tcBorders>
             <w:tcMar>
-              <w:top w:w="65" w:type="dxa"/>
+              <w:top w:w="45" w:type="dxa"/>
               <w:start w:w="65" w:type="dxa"/>
-              <w:bottom w:w="65" w:type="dxa"/>
+              <w:bottom w:w="45" w:type="dxa"/>
               <w:end w:w="65" w:type="dxa"/>
             </w:tcMar>
           </w:tcPr>
@@ -3123,32 +2438,25 @@
             <w:r/>
             <w:r>
               <w:rPr>
-                <w:rFonts w:ascii="Arial" w:hAnsi="Arial" w:eastAsia="Arial"/>
+                <w:rFonts w:ascii="Arial" w:hAnsi="Arial"/>
                 <w:b w:val="0"/>
-                <w:i w:val="0"/>
                 <w:color w:val="000000"/>
-                <w:sz w:val="15"/>
+                <w:sz w:val="13"/>
               </w:rPr>
-              <w:t>Users preferred...</w:t>
+              <w:t>Keep the wall board as the main shared teaching surface.</w:t>
             </w:r>
           </w:p>
         </w:tc>
+      </w:tr>
+      <w:tr>
         <w:tc>
           <w:tcPr>
-            <w:tcW w:type="dxa" w:w="3168"/>
+            <w:tcW w:type="dxa" w:w="1872"/>
             <w:vAlign w:val="center"/>
-            <w:tcBorders>
-              <w:top w:val="single" w:sz="6" w:space="0" w:color="000000"/>
-              <w:left w:val="single" w:sz="6" w:space="0" w:color="000000"/>
-              <w:bottom w:val="single" w:sz="6" w:space="0" w:color="000000"/>
-              <w:right w:val="single" w:sz="6" w:space="0" w:color="000000"/>
-              <w:insideH w:val="single" w:sz="6" w:space="0" w:color="000000"/>
-              <w:insideV w:val="single" w:sz="6" w:space="0" w:color="000000"/>
-            </w:tcBorders>
             <w:tcMar>
-              <w:top w:w="65" w:type="dxa"/>
+              <w:top w:w="45" w:type="dxa"/>
               <w:start w:w="65" w:type="dxa"/>
-              <w:bottom w:w="65" w:type="dxa"/>
+              <w:bottom w:w="45" w:type="dxa"/>
               <w:end w:w="65" w:type="dxa"/>
             </w:tcMar>
           </w:tcPr>
@@ -3159,32 +2467,23 @@
             <w:r/>
             <w:r>
               <w:rPr>
-                <w:rFonts w:ascii="Arial" w:hAnsi="Arial" w:eastAsia="Arial"/>
+                <w:rFonts w:ascii="Arial" w:hAnsi="Arial"/>
                 <w:b w:val="0"/>
-                <w:i w:val="0"/>
                 <w:color w:val="000000"/>
-                <w:sz w:val="15"/>
+                <w:sz w:val="13"/>
               </w:rPr>
-              <w:t>Whiteboard or paper...</w:t>
+              <w:t>Table tools lack visibility</w:t>
             </w:r>
           </w:p>
         </w:tc>
         <w:tc>
           <w:tcPr>
-            <w:tcW w:type="dxa" w:w="4320"/>
+            <w:tcW w:type="dxa" w:w="4680"/>
             <w:vAlign w:val="center"/>
-            <w:tcBorders>
-              <w:top w:val="single" w:sz="6" w:space="0" w:color="000000"/>
-              <w:left w:val="single" w:sz="6" w:space="0" w:color="000000"/>
-              <w:bottom w:val="single" w:sz="6" w:space="0" w:color="000000"/>
-              <w:right w:val="single" w:sz="6" w:space="0" w:color="000000"/>
-              <w:insideH w:val="single" w:sz="6" w:space="0" w:color="000000"/>
-              <w:insideV w:val="single" w:sz="6" w:space="0" w:color="000000"/>
-            </w:tcBorders>
             <w:tcMar>
-              <w:top w:w="65" w:type="dxa"/>
+              <w:top w:w="45" w:type="dxa"/>
               <w:start w:w="65" w:type="dxa"/>
-              <w:bottom w:w="65" w:type="dxa"/>
+              <w:bottom w:w="45" w:type="dxa"/>
               <w:end w:w="65" w:type="dxa"/>
             </w:tcMar>
           </w:tcPr>
@@ -3195,34 +2494,23 @@
             <w:r/>
             <w:r>
               <w:rPr>
-                <w:rFonts w:ascii="Arial" w:hAnsi="Arial" w:eastAsia="Arial"/>
+                <w:rFonts w:ascii="Arial" w:hAnsi="Arial"/>
                 <w:b w:val="0"/>
-                <w:i w:val="0"/>
                 <w:color w:val="000000"/>
-                <w:sz w:val="15"/>
+                <w:sz w:val="13"/>
               </w:rPr>
-              <w:t>The design should...</w:t>
+              <w:t>P1, P2, and P3 needed closer inspection or movement before using the table tools.</w:t>
             </w:r>
           </w:p>
         </w:tc>
-      </w:tr>
-      <w:tr>
         <w:tc>
           <w:tcPr>
-            <w:tcW w:type="dxa" w:w="2592"/>
+            <w:tcW w:type="dxa" w:w="2952"/>
             <w:vAlign w:val="center"/>
-            <w:tcBorders>
-              <w:top w:val="single" w:sz="6" w:space="0" w:color="000000"/>
-              <w:left w:val="single" w:sz="6" w:space="0" w:color="000000"/>
-              <w:bottom w:val="single" w:sz="6" w:space="0" w:color="000000"/>
-              <w:right w:val="single" w:sz="6" w:space="0" w:color="000000"/>
-              <w:insideH w:val="single" w:sz="6" w:space="0" w:color="000000"/>
-              <w:insideV w:val="single" w:sz="6" w:space="0" w:color="000000"/>
-            </w:tcBorders>
             <w:tcMar>
-              <w:top w:w="65" w:type="dxa"/>
+              <w:top w:w="45" w:type="dxa"/>
               <w:start w:w="65" w:type="dxa"/>
-              <w:bottom w:w="65" w:type="dxa"/>
+              <w:bottom w:w="45" w:type="dxa"/>
               <w:end w:w="65" w:type="dxa"/>
             </w:tcMar>
           </w:tcPr>
@@ -3233,32 +2521,25 @@
             <w:r/>
             <w:r>
               <w:rPr>
-                <w:rFonts w:ascii="Arial" w:hAnsi="Arial" w:eastAsia="Arial"/>
+                <w:rFonts w:ascii="Arial" w:hAnsi="Arial"/>
                 <w:b w:val="0"/>
-                <w:i w:val="0"/>
                 <w:color w:val="000000"/>
-                <w:sz w:val="15"/>
+                <w:sz w:val="13"/>
               </w:rPr>
-              <w:t>Users noticed...</w:t>
+              <w:t>Make the menu larger, clearer, and easier to read from the seated view.</w:t>
             </w:r>
           </w:p>
         </w:tc>
+      </w:tr>
+      <w:tr>
         <w:tc>
           <w:tcPr>
-            <w:tcW w:type="dxa" w:w="3168"/>
+            <w:tcW w:type="dxa" w:w="1872"/>
             <w:vAlign w:val="center"/>
-            <w:tcBorders>
-              <w:top w:val="single" w:sz="6" w:space="0" w:color="000000"/>
-              <w:left w:val="single" w:sz="6" w:space="0" w:color="000000"/>
-              <w:bottom w:val="single" w:sz="6" w:space="0" w:color="000000"/>
-              <w:right w:val="single" w:sz="6" w:space="0" w:color="000000"/>
-              <w:insideH w:val="single" w:sz="6" w:space="0" w:color="000000"/>
-              <w:insideV w:val="single" w:sz="6" w:space="0" w:color="000000"/>
-            </w:tcBorders>
             <w:tcMar>
-              <w:top w:w="65" w:type="dxa"/>
+              <w:top w:w="45" w:type="dxa"/>
               <w:start w:w="65" w:type="dxa"/>
-              <w:bottom w:w="65" w:type="dxa"/>
+              <w:bottom w:w="45" w:type="dxa"/>
               <w:end w:w="65" w:type="dxa"/>
             </w:tcMar>
           </w:tcPr>
@@ -3269,32 +2550,23 @@
             <w:r/>
             <w:r>
               <w:rPr>
-                <w:rFonts w:ascii="Arial" w:hAnsi="Arial" w:eastAsia="Arial"/>
+                <w:rFonts w:ascii="Arial" w:hAnsi="Arial"/>
                 <w:b w:val="0"/>
-                <w:i w:val="0"/>
                 <w:color w:val="000000"/>
-                <w:sz w:val="15"/>
+                <w:sz w:val="13"/>
               </w:rPr>
-              <w:t>Ray, menu, stroke, or button...</w:t>
+              <w:t>Paper drawing needs retest</w:t>
             </w:r>
           </w:p>
         </w:tc>
         <w:tc>
           <w:tcPr>
-            <w:tcW w:type="dxa" w:w="4320"/>
+            <w:tcW w:type="dxa" w:w="4680"/>
             <w:vAlign w:val="center"/>
-            <w:tcBorders>
-              <w:top w:val="single" w:sz="6" w:space="0" w:color="000000"/>
-              <w:left w:val="single" w:sz="6" w:space="0" w:color="000000"/>
-              <w:bottom w:val="single" w:sz="6" w:space="0" w:color="000000"/>
-              <w:right w:val="single" w:sz="6" w:space="0" w:color="000000"/>
-              <w:insideH w:val="single" w:sz="6" w:space="0" w:color="000000"/>
-              <w:insideV w:val="single" w:sz="6" w:space="0" w:color="000000"/>
-            </w:tcBorders>
             <w:tcMar>
-              <w:top w:w="65" w:type="dxa"/>
+              <w:top w:w="45" w:type="dxa"/>
               <w:start w:w="65" w:type="dxa"/>
-              <w:bottom w:w="65" w:type="dxa"/>
+              <w:bottom w:w="45" w:type="dxa"/>
               <w:end w:w="65" w:type="dxa"/>
             </w:tcMar>
           </w:tcPr>
@@ -3305,81 +2577,23 @@
             <w:r/>
             <w:r>
               <w:rPr>
-                <w:rFonts w:ascii="Arial" w:hAnsi="Arial" w:eastAsia="Arial"/>
+                <w:rFonts w:ascii="Arial" w:hAnsi="Arial"/>
                 <w:b w:val="0"/>
-                <w:i w:val="0"/>
                 <w:color w:val="000000"/>
-                <w:sz w:val="15"/>
+                <w:sz w:val="13"/>
               </w:rPr>
-              <w:t>This affects...</w:t>
+              <w:t>P1 noticed a glitch while P2 reported smooth drawing.</w:t>
             </w:r>
           </w:p>
         </w:tc>
-      </w:tr>
-    </w:tbl>
-    <w:p>
-      <w:pPr>
-        <w:spacing w:after="40" w:line="240" w:lineRule="auto"/>
-      </w:pPr>
-      <w:r>
-        <w:rPr>
-          <w:rFonts w:ascii="Arial" w:hAnsi="Arial" w:eastAsia="Arial"/>
-          <w:b w:val="0"/>
-          <w:i/>
-          <w:color w:val="000000"/>
-          <w:sz w:val="16"/>
-        </w:rPr>
-        <w:t>Sentence starter: The repeated behaviour was [pattern]. This matters because [user need or design problem].</w:t>
-      </w:r>
-    </w:p>
-    <w:p>
-      <w:pPr>
-        <w:keepNext/>
-        <w:spacing w:before="80" w:after="20"/>
-      </w:pPr>
-      <w:r>
-        <w:rPr>
-          <w:rFonts w:ascii="Arial" w:hAnsi="Arial" w:eastAsia="Arial"/>
-          <w:b/>
-          <w:i w:val="0"/>
-          <w:color w:val="000000"/>
-          <w:sz w:val="24"/>
-        </w:rPr>
-        <w:t>7. Check the testing aims</w:t>
-      </w:r>
-    </w:p>
-    <w:tbl>
-      <w:tblPr>
-        <w:tblW w:type="auto" w:w="0"/>
-        <w:jc w:val="center"/>
-        <w:tblLayout w:type="fixed"/>
-        <w:tblLook w:firstColumn="1" w:firstRow="1" w:lastColumn="0" w:lastRow="0" w:noHBand="0" w:noVBand="1" w:val="04A0"/>
-      </w:tblPr>
-      <w:tblGrid>
-        <w:gridCol w:w="3413"/>
-        <w:gridCol w:w="3413"/>
-        <w:gridCol w:w="3413"/>
-      </w:tblGrid>
-      <w:tr>
-        <w:trPr>
-          <w:tblHeader/>
-        </w:trPr>
         <w:tc>
           <w:tcPr>
-            <w:tcW w:type="dxa" w:w="3816"/>
+            <w:tcW w:type="dxa" w:w="2952"/>
             <w:vAlign w:val="center"/>
-            <w:tcBorders>
-              <w:top w:val="single" w:sz="6" w:space="0" w:color="000000"/>
-              <w:left w:val="single" w:sz="6" w:space="0" w:color="000000"/>
-              <w:bottom w:val="single" w:sz="6" w:space="0" w:color="000000"/>
-              <w:right w:val="single" w:sz="6" w:space="0" w:color="000000"/>
-              <w:insideH w:val="single" w:sz="6" w:space="0" w:color="000000"/>
-              <w:insideV w:val="single" w:sz="6" w:space="0" w:color="000000"/>
-            </w:tcBorders>
             <w:tcMar>
-              <w:top w:w="65" w:type="dxa"/>
+              <w:top w:w="45" w:type="dxa"/>
               <w:start w:w="65" w:type="dxa"/>
-              <w:bottom w:w="65" w:type="dxa"/>
+              <w:bottom w:w="45" w:type="dxa"/>
               <w:end w:w="65" w:type="dxa"/>
             </w:tcMar>
           </w:tcPr>
@@ -3390,32 +2604,25 @@
             <w:r/>
             <w:r>
               <w:rPr>
-                <w:rFonts w:ascii="Arial" w:hAnsi="Arial" w:eastAsia="Arial"/>
-                <w:b/>
-                <w:i w:val="0"/>
+                <w:rFonts w:ascii="Arial" w:hAnsi="Arial"/>
+                <w:b w:val="0"/>
                 <w:color w:val="000000"/>
-                <w:sz w:val="15"/>
+                <w:sz w:val="13"/>
               </w:rPr>
-              <w:t>Aim</w:t>
+              <w:t>Repeat the paper test and compare controller, hand, editor, and headset input.</w:t>
             </w:r>
           </w:p>
         </w:tc>
+      </w:tr>
+      <w:tr>
         <w:tc>
           <w:tcPr>
-            <w:tcW w:type="dxa" w:w="2592"/>
+            <w:tcW w:type="dxa" w:w="1872"/>
             <w:vAlign w:val="center"/>
-            <w:tcBorders>
-              <w:top w:val="single" w:sz="6" w:space="0" w:color="000000"/>
-              <w:left w:val="single" w:sz="6" w:space="0" w:color="000000"/>
-              <w:bottom w:val="single" w:sz="6" w:space="0" w:color="000000"/>
-              <w:right w:val="single" w:sz="6" w:space="0" w:color="000000"/>
-              <w:insideH w:val="single" w:sz="6" w:space="0" w:color="000000"/>
-              <w:insideV w:val="single" w:sz="6" w:space="0" w:color="000000"/>
-            </w:tcBorders>
             <w:tcMar>
-              <w:top w:w="65" w:type="dxa"/>
+              <w:top w:w="45" w:type="dxa"/>
               <w:start w:w="65" w:type="dxa"/>
-              <w:bottom w:w="65" w:type="dxa"/>
+              <w:bottom w:w="45" w:type="dxa"/>
               <w:end w:w="65" w:type="dxa"/>
             </w:tcMar>
           </w:tcPr>
@@ -3426,32 +2633,23 @@
             <w:r/>
             <w:r>
               <w:rPr>
-                <w:rFonts w:ascii="Arial" w:hAnsi="Arial" w:eastAsia="Arial"/>
-                <w:b/>
-                <w:i w:val="0"/>
+                <w:rFonts w:ascii="Arial" w:hAnsi="Arial"/>
+                <w:b w:val="0"/>
                 <w:color w:val="000000"/>
-                <w:sz w:val="15"/>
+                <w:sz w:val="13"/>
               </w:rPr>
-              <w:t>Status</w:t>
+              <w:t>Navigation and view need support</w:t>
             </w:r>
           </w:p>
         </w:tc>
         <w:tc>
           <w:tcPr>
-            <w:tcW w:type="dxa" w:w="3671"/>
+            <w:tcW w:type="dxa" w:w="4680"/>
             <w:vAlign w:val="center"/>
-            <w:tcBorders>
-              <w:top w:val="single" w:sz="6" w:space="0" w:color="000000"/>
-              <w:left w:val="single" w:sz="6" w:space="0" w:color="000000"/>
-              <w:bottom w:val="single" w:sz="6" w:space="0" w:color="000000"/>
-              <w:right w:val="single" w:sz="6" w:space="0" w:color="000000"/>
-              <w:insideH w:val="single" w:sz="6" w:space="0" w:color="000000"/>
-              <w:insideV w:val="single" w:sz="6" w:space="0" w:color="000000"/>
-            </w:tcBorders>
             <w:tcMar>
-              <w:top w:w="65" w:type="dxa"/>
+              <w:top w:w="45" w:type="dxa"/>
               <w:start w:w="65" w:type="dxa"/>
-              <w:bottom w:w="65" w:type="dxa"/>
+              <w:bottom w:w="45" w:type="dxa"/>
               <w:end w:w="65" w:type="dxa"/>
             </w:tcMar>
           </w:tcPr>
@@ -3462,34 +2660,23 @@
             <w:r/>
             <w:r>
               <w:rPr>
-                <w:rFonts w:ascii="Arial" w:hAnsi="Arial" w:eastAsia="Arial"/>
-                <w:b/>
-                <w:i w:val="0"/>
+                <w:rFonts w:ascii="Arial" w:hAnsi="Arial"/>
+                <w:b w:val="0"/>
                 <w:color w:val="000000"/>
-                <w:sz w:val="15"/>
+                <w:sz w:val="13"/>
               </w:rPr>
-              <w:t>Evidence and reason</w:t>
+              <w:t>Teleport was missed by P1. P3 found looking up and down difficult.</w:t>
             </w:r>
           </w:p>
         </w:tc>
-      </w:tr>
-      <w:tr>
         <w:tc>
           <w:tcPr>
-            <w:tcW w:type="dxa" w:w="3816"/>
+            <w:tcW w:type="dxa" w:w="2952"/>
             <w:vAlign w:val="center"/>
-            <w:tcBorders>
-              <w:top w:val="single" w:sz="6" w:space="0" w:color="000000"/>
-              <w:left w:val="single" w:sz="6" w:space="0" w:color="000000"/>
-              <w:bottom w:val="single" w:sz="6" w:space="0" w:color="000000"/>
-              <w:right w:val="single" w:sz="6" w:space="0" w:color="000000"/>
-              <w:insideH w:val="single" w:sz="6" w:space="0" w:color="000000"/>
-              <w:insideV w:val="single" w:sz="6" w:space="0" w:color="000000"/>
-            </w:tcBorders>
             <w:tcMar>
-              <w:top w:w="65" w:type="dxa"/>
+              <w:top w:w="45" w:type="dxa"/>
               <w:start w:w="65" w:type="dxa"/>
-              <w:bottom w:w="65" w:type="dxa"/>
+              <w:bottom w:w="45" w:type="dxa"/>
               <w:end w:w="65" w:type="dxa"/>
             </w:tcMar>
           </w:tcPr>
@@ -3500,32 +2687,66 @@
             <w:r/>
             <w:r>
               <w:rPr>
-                <w:rFonts w:ascii="Arial" w:hAnsi="Arial" w:eastAsia="Arial"/>
+                <w:rFonts w:ascii="Arial" w:hAnsi="Arial"/>
                 <w:b w:val="0"/>
-                <w:i w:val="0"/>
                 <w:color w:val="000000"/>
-                <w:sz w:val="15"/>
+                <w:sz w:val="13"/>
               </w:rPr>
-              <w:t>Users can find and use both surfaces.</w:t>
+              <w:t>Improve teleport hints and add a clearer vertical view interaction.</w:t>
             </w:r>
           </w:p>
         </w:tc>
+      </w:tr>
+    </w:tbl>
+    <w:p>
+      <w:pPr>
+        <w:spacing w:after="0"/>
+      </w:pPr>
+    </w:p>
+    <w:p>
+      <w:pPr>
+        <w:pStyle w:val="Heading1"/>
+        <w:keepNext/>
+      </w:pPr>
+      <w:r>
+        <w:rPr>
+          <w:color w:val="000000"/>
+        </w:rPr>
+        <w:t>Check the testing aims</w:t>
+      </w:r>
+    </w:p>
+    <w:tbl>
+      <w:tblPr>
+        <w:tblW w:type="auto" w:w="0"/>
+        <w:jc w:val="center"/>
+        <w:tblLayout w:type="fixed"/>
+        <w:tblLook w:firstColumn="1" w:firstRow="1" w:lastColumn="0" w:lastRow="0" w:noHBand="0" w:noVBand="1" w:val="04A0"/>
+        <w:tblBorders>
+          <w:top w:val="single" w:sz="5" w:space="0" w:color="000000"/>
+          <w:left w:val="single" w:sz="5" w:space="0" w:color="000000"/>
+          <w:bottom w:val="single" w:sz="5" w:space="0" w:color="000000"/>
+          <w:right w:val="single" w:sz="5" w:space="0" w:color="000000"/>
+          <w:insideH w:val="single" w:sz="5" w:space="0" w:color="000000"/>
+          <w:insideV w:val="single" w:sz="5" w:space="0" w:color="000000"/>
+        </w:tblBorders>
+      </w:tblPr>
+      <w:tblGrid>
+        <w:gridCol w:w="3413"/>
+        <w:gridCol w:w="3413"/>
+        <w:gridCol w:w="3413"/>
+      </w:tblGrid>
+      <w:tr>
+        <w:trPr>
+          <w:tblHeader w:val="true"/>
+        </w:trPr>
         <w:tc>
           <w:tcPr>
-            <w:tcW w:type="dxa" w:w="2592"/>
+            <w:tcW w:type="dxa" w:w="3168"/>
             <w:vAlign w:val="center"/>
-            <w:tcBorders>
-              <w:top w:val="single" w:sz="6" w:space="0" w:color="000000"/>
-              <w:left w:val="single" w:sz="6" w:space="0" w:color="000000"/>
-              <w:bottom w:val="single" w:sz="6" w:space="0" w:color="000000"/>
-              <w:right w:val="single" w:sz="6" w:space="0" w:color="000000"/>
-              <w:insideH w:val="single" w:sz="6" w:space="0" w:color="000000"/>
-              <w:insideV w:val="single" w:sz="6" w:space="0" w:color="000000"/>
-            </w:tcBorders>
             <w:tcMar>
-              <w:top w:w="65" w:type="dxa"/>
+              <w:top w:w="45" w:type="dxa"/>
               <w:start w:w="65" w:type="dxa"/>
-              <w:bottom w:w="65" w:type="dxa"/>
+              <w:bottom w:w="45" w:type="dxa"/>
               <w:end w:w="65" w:type="dxa"/>
             </w:tcMar>
           </w:tcPr>
@@ -3536,32 +2757,23 @@
             <w:r/>
             <w:r>
               <w:rPr>
-                <w:rFonts w:ascii="Arial" w:hAnsi="Arial" w:eastAsia="Arial"/>
-                <w:b w:val="0"/>
-                <w:i w:val="0"/>
+                <w:rFonts w:ascii="Arial" w:hAnsi="Arial"/>
+                <w:b/>
                 <w:color w:val="000000"/>
-                <w:sz w:val="15"/>
+                <w:sz w:val="13"/>
               </w:rPr>
-              <w:t>Validated / invalidated / uncertain</w:t>
+              <w:t>Aim</w:t>
             </w:r>
           </w:p>
         </w:tc>
         <w:tc>
           <w:tcPr>
-            <w:tcW w:type="dxa" w:w="3671"/>
+            <w:tcW w:type="dxa" w:w="1944"/>
             <w:vAlign w:val="center"/>
-            <w:tcBorders>
-              <w:top w:val="single" w:sz="6" w:space="0" w:color="000000"/>
-              <w:left w:val="single" w:sz="6" w:space="0" w:color="000000"/>
-              <w:bottom w:val="single" w:sz="6" w:space="0" w:color="000000"/>
-              <w:right w:val="single" w:sz="6" w:space="0" w:color="000000"/>
-              <w:insideH w:val="single" w:sz="6" w:space="0" w:color="000000"/>
-              <w:insideV w:val="single" w:sz="6" w:space="0" w:color="000000"/>
-            </w:tcBorders>
             <w:tcMar>
-              <w:top w:w="65" w:type="dxa"/>
+              <w:top w:w="45" w:type="dxa"/>
               <w:start w:w="65" w:type="dxa"/>
-              <w:bottom w:w="65" w:type="dxa"/>
+              <w:bottom w:w="45" w:type="dxa"/>
               <w:end w:w="65" w:type="dxa"/>
             </w:tcMar>
           </w:tcPr>
@@ -3572,33 +2784,23 @@
             <w:r/>
             <w:r>
               <w:rPr>
-                <w:rFonts w:ascii="Arial" w:hAnsi="Arial" w:eastAsia="Arial"/>
-                <w:b w:val="0"/>
-                <w:i w:val="0"/>
+                <w:rFonts w:ascii="Arial" w:hAnsi="Arial"/>
+                <w:b/>
                 <w:color w:val="000000"/>
-                <w:sz w:val="15"/>
+                <w:sz w:val="13"/>
               </w:rPr>
+              <w:t>Status</w:t>
             </w:r>
           </w:p>
         </w:tc>
-      </w:tr>
-      <w:tr>
         <w:tc>
           <w:tcPr>
-            <w:tcW w:type="dxa" w:w="3816"/>
+            <w:tcW w:type="dxa" w:w="4392"/>
             <w:vAlign w:val="center"/>
-            <w:tcBorders>
-              <w:top w:val="single" w:sz="6" w:space="0" w:color="000000"/>
-              <w:left w:val="single" w:sz="6" w:space="0" w:color="000000"/>
-              <w:bottom w:val="single" w:sz="6" w:space="0" w:color="000000"/>
-              <w:right w:val="single" w:sz="6" w:space="0" w:color="000000"/>
-              <w:insideH w:val="single" w:sz="6" w:space="0" w:color="000000"/>
-              <w:insideV w:val="single" w:sz="6" w:space="0" w:color="000000"/>
-            </w:tcBorders>
             <w:tcMar>
-              <w:top w:w="65" w:type="dxa"/>
+              <w:top w:w="45" w:type="dxa"/>
               <w:start w:w="65" w:type="dxa"/>
-              <w:bottom w:w="65" w:type="dxa"/>
+              <w:bottom w:w="45" w:type="dxa"/>
               <w:end w:w="65" w:type="dxa"/>
             </w:tcMar>
           </w:tcPr>
@@ -3609,32 +2811,25 @@
             <w:r/>
             <w:r>
               <w:rPr>
-                <w:rFonts w:ascii="Arial" w:hAnsi="Arial" w:eastAsia="Arial"/>
-                <w:b w:val="0"/>
-                <w:i w:val="0"/>
+                <w:rFonts w:ascii="Arial" w:hAnsi="Arial"/>
+                <w:b/>
                 <w:color w:val="000000"/>
-                <w:sz w:val="15"/>
+                <w:sz w:val="13"/>
               </w:rPr>
-              <w:t>Users can draw three clean shapes on both surfaces.</w:t>
+              <w:t>Evidence</w:t>
             </w:r>
           </w:p>
         </w:tc>
+      </w:tr>
+      <w:tr>
         <w:tc>
           <w:tcPr>
-            <w:tcW w:type="dxa" w:w="2592"/>
+            <w:tcW w:type="dxa" w:w="3168"/>
             <w:vAlign w:val="center"/>
-            <w:tcBorders>
-              <w:top w:val="single" w:sz="6" w:space="0" w:color="000000"/>
-              <w:left w:val="single" w:sz="6" w:space="0" w:color="000000"/>
-              <w:bottom w:val="single" w:sz="6" w:space="0" w:color="000000"/>
-              <w:right w:val="single" w:sz="6" w:space="0" w:color="000000"/>
-              <w:insideH w:val="single" w:sz="6" w:space="0" w:color="000000"/>
-              <w:insideV w:val="single" w:sz="6" w:space="0" w:color="000000"/>
-            </w:tcBorders>
             <w:tcMar>
-              <w:top w:w="65" w:type="dxa"/>
+              <w:top w:w="45" w:type="dxa"/>
               <w:start w:w="65" w:type="dxa"/>
-              <w:bottom w:w="65" w:type="dxa"/>
+              <w:bottom w:w="45" w:type="dxa"/>
               <w:end w:w="65" w:type="dxa"/>
             </w:tcMar>
           </w:tcPr>
@@ -3645,32 +2840,23 @@
             <w:r/>
             <w:r>
               <w:rPr>
-                <w:rFonts w:ascii="Arial" w:hAnsi="Arial" w:eastAsia="Arial"/>
+                <w:rFonts w:ascii="Arial" w:hAnsi="Arial"/>
                 <w:b w:val="0"/>
-                <w:i w:val="0"/>
                 <w:color w:val="000000"/>
-                <w:sz w:val="15"/>
+                <w:sz w:val="13"/>
               </w:rPr>
-              <w:t>Validated / invalidated / uncertain</w:t>
+              <w:t>Users can find and use both surfaces.</w:t>
             </w:r>
           </w:p>
         </w:tc>
         <w:tc>
           <w:tcPr>
-            <w:tcW w:type="dxa" w:w="3671"/>
+            <w:tcW w:type="dxa" w:w="1944"/>
             <w:vAlign w:val="center"/>
-            <w:tcBorders>
-              <w:top w:val="single" w:sz="6" w:space="0" w:color="000000"/>
-              <w:left w:val="single" w:sz="6" w:space="0" w:color="000000"/>
-              <w:bottom w:val="single" w:sz="6" w:space="0" w:color="000000"/>
-              <w:right w:val="single" w:sz="6" w:space="0" w:color="000000"/>
-              <w:insideH w:val="single" w:sz="6" w:space="0" w:color="000000"/>
-              <w:insideV w:val="single" w:sz="6" w:space="0" w:color="000000"/>
-            </w:tcBorders>
             <w:tcMar>
-              <w:top w:w="65" w:type="dxa"/>
+              <w:top w:w="45" w:type="dxa"/>
               <w:start w:w="65" w:type="dxa"/>
-              <w:bottom w:w="65" w:type="dxa"/>
+              <w:bottom w:w="45" w:type="dxa"/>
               <w:end w:w="65" w:type="dxa"/>
             </w:tcMar>
           </w:tcPr>
@@ -3681,33 +2867,23 @@
             <w:r/>
             <w:r>
               <w:rPr>
-                <w:rFonts w:ascii="Arial" w:hAnsi="Arial" w:eastAsia="Arial"/>
+                <w:rFonts w:ascii="Arial" w:hAnsi="Arial"/>
                 <w:b w:val="0"/>
-                <w:i w:val="0"/>
                 <w:color w:val="000000"/>
-                <w:sz w:val="15"/>
+                <w:sz w:val="13"/>
               </w:rPr>
+              <w:t>Validated with issue</w:t>
             </w:r>
           </w:p>
         </w:tc>
-      </w:tr>
-      <w:tr>
         <w:tc>
           <w:tcPr>
-            <w:tcW w:type="dxa" w:w="3816"/>
+            <w:tcW w:type="dxa" w:w="4392"/>
             <w:vAlign w:val="center"/>
-            <w:tcBorders>
-              <w:top w:val="single" w:sz="6" w:space="0" w:color="000000"/>
-              <w:left w:val="single" w:sz="6" w:space="0" w:color="000000"/>
-              <w:bottom w:val="single" w:sz="6" w:space="0" w:color="000000"/>
-              <w:right w:val="single" w:sz="6" w:space="0" w:color="000000"/>
-              <w:insideH w:val="single" w:sz="6" w:space="0" w:color="000000"/>
-              <w:insideV w:val="single" w:sz="6" w:space="0" w:color="000000"/>
-            </w:tcBorders>
             <w:tcMar>
-              <w:top w:w="65" w:type="dxa"/>
+              <w:top w:w="45" w:type="dxa"/>
               <w:start w:w="65" w:type="dxa"/>
-              <w:bottom w:w="65" w:type="dxa"/>
+              <w:bottom w:w="45" w:type="dxa"/>
               <w:end w:w="65" w:type="dxa"/>
             </w:tcMar>
           </w:tcPr>
@@ -3718,32 +2894,25 @@
             <w:r/>
             <w:r>
               <w:rPr>
-                <w:rFonts w:ascii="Arial" w:hAnsi="Arial" w:eastAsia="Arial"/>
+                <w:rFonts w:ascii="Arial" w:hAnsi="Arial"/>
                 <w:b w:val="0"/>
-                <w:i w:val="0"/>
                 <w:color w:val="000000"/>
-                <w:sz w:val="15"/>
+                <w:sz w:val="13"/>
               </w:rPr>
-              <w:t>Users understand Pencil, Eraser, and Clear.</w:t>
+              <w:t>All five completed the workflow, but table tool visibility was inconsistent.</w:t>
             </w:r>
           </w:p>
         </w:tc>
+      </w:tr>
+      <w:tr>
         <w:tc>
           <w:tcPr>
-            <w:tcW w:type="dxa" w:w="2592"/>
+            <w:tcW w:type="dxa" w:w="3168"/>
             <w:vAlign w:val="center"/>
-            <w:tcBorders>
-              <w:top w:val="single" w:sz="6" w:space="0" w:color="000000"/>
-              <w:left w:val="single" w:sz="6" w:space="0" w:color="000000"/>
-              <w:bottom w:val="single" w:sz="6" w:space="0" w:color="000000"/>
-              <w:right w:val="single" w:sz="6" w:space="0" w:color="000000"/>
-              <w:insideH w:val="single" w:sz="6" w:space="0" w:color="000000"/>
-              <w:insideV w:val="single" w:sz="6" w:space="0" w:color="000000"/>
-            </w:tcBorders>
             <w:tcMar>
-              <w:top w:w="65" w:type="dxa"/>
+              <w:top w:w="45" w:type="dxa"/>
               <w:start w:w="65" w:type="dxa"/>
-              <w:bottom w:w="65" w:type="dxa"/>
+              <w:bottom w:w="45" w:type="dxa"/>
               <w:end w:w="65" w:type="dxa"/>
             </w:tcMar>
           </w:tcPr>
@@ -3754,32 +2923,23 @@
             <w:r/>
             <w:r>
               <w:rPr>
-                <w:rFonts w:ascii="Arial" w:hAnsi="Arial" w:eastAsia="Arial"/>
+                <w:rFonts w:ascii="Arial" w:hAnsi="Arial"/>
                 <w:b w:val="0"/>
-                <w:i w:val="0"/>
                 <w:color w:val="000000"/>
-                <w:sz w:val="15"/>
+                <w:sz w:val="13"/>
               </w:rPr>
-              <w:t>Validated / invalidated / uncertain</w:t>
+              <w:t>Users can draw three shapes on both surfaces.</w:t>
             </w:r>
           </w:p>
         </w:tc>
         <w:tc>
           <w:tcPr>
-            <w:tcW w:type="dxa" w:w="3671"/>
+            <w:tcW w:type="dxa" w:w="1944"/>
             <w:vAlign w:val="center"/>
-            <w:tcBorders>
-              <w:top w:val="single" w:sz="6" w:space="0" w:color="000000"/>
-              <w:left w:val="single" w:sz="6" w:space="0" w:color="000000"/>
-              <w:bottom w:val="single" w:sz="6" w:space="0" w:color="000000"/>
-              <w:right w:val="single" w:sz="6" w:space="0" w:color="000000"/>
-              <w:insideH w:val="single" w:sz="6" w:space="0" w:color="000000"/>
-              <w:insideV w:val="single" w:sz="6" w:space="0" w:color="000000"/>
-            </w:tcBorders>
             <w:tcMar>
-              <w:top w:w="65" w:type="dxa"/>
+              <w:top w:w="45" w:type="dxa"/>
               <w:start w:w="65" w:type="dxa"/>
-              <w:bottom w:w="65" w:type="dxa"/>
+              <w:bottom w:w="45" w:type="dxa"/>
               <w:end w:w="65" w:type="dxa"/>
             </w:tcMar>
           </w:tcPr>
@@ -3790,33 +2950,23 @@
             <w:r/>
             <w:r>
               <w:rPr>
-                <w:rFonts w:ascii="Arial" w:hAnsi="Arial" w:eastAsia="Arial"/>
+                <w:rFonts w:ascii="Arial" w:hAnsi="Arial"/>
                 <w:b w:val="0"/>
-                <w:i w:val="0"/>
                 <w:color w:val="000000"/>
-                <w:sz w:val="15"/>
+                <w:sz w:val="13"/>
               </w:rPr>
+              <w:t>Validated with issue</w:t>
             </w:r>
           </w:p>
         </w:tc>
-      </w:tr>
-      <w:tr>
         <w:tc>
           <w:tcPr>
-            <w:tcW w:type="dxa" w:w="3816"/>
+            <w:tcW w:type="dxa" w:w="4392"/>
             <w:vAlign w:val="center"/>
-            <w:tcBorders>
-              <w:top w:val="single" w:sz="6" w:space="0" w:color="000000"/>
-              <w:left w:val="single" w:sz="6" w:space="0" w:color="000000"/>
-              <w:bottom w:val="single" w:sz="6" w:space="0" w:color="000000"/>
-              <w:right w:val="single" w:sz="6" w:space="0" w:color="000000"/>
-              <w:insideH w:val="single" w:sz="6" w:space="0" w:color="000000"/>
-              <w:insideV w:val="single" w:sz="6" w:space="0" w:color="000000"/>
-            </w:tcBorders>
             <w:tcMar>
-              <w:top w:w="65" w:type="dxa"/>
+              <w:top w:w="45" w:type="dxa"/>
               <w:start w:w="65" w:type="dxa"/>
-              <w:bottom w:w="65" w:type="dxa"/>
+              <w:bottom w:w="45" w:type="dxa"/>
               <w:end w:w="65" w:type="dxa"/>
             </w:tcMar>
           </w:tcPr>
@@ -3827,32 +2977,25 @@
             <w:r/>
             <w:r>
               <w:rPr>
-                <w:rFonts w:ascii="Arial" w:hAnsi="Arial" w:eastAsia="Arial"/>
+                <w:rFonts w:ascii="Arial" w:hAnsi="Arial"/>
                 <w:b w:val="0"/>
-                <w:i w:val="0"/>
                 <w:color w:val="000000"/>
-                <w:sz w:val="15"/>
+                <w:sz w:val="13"/>
               </w:rPr>
-              <w:t>Controllers, rays, and UI support confident use.</w:t>
+              <w:t>All five completed the tasks. P1 reported slightly glitchy paper drawing.</w:t>
             </w:r>
           </w:p>
         </w:tc>
+      </w:tr>
+      <w:tr>
         <w:tc>
           <w:tcPr>
-            <w:tcW w:type="dxa" w:w="2592"/>
+            <w:tcW w:type="dxa" w:w="3168"/>
             <w:vAlign w:val="center"/>
-            <w:tcBorders>
-              <w:top w:val="single" w:sz="6" w:space="0" w:color="000000"/>
-              <w:left w:val="single" w:sz="6" w:space="0" w:color="000000"/>
-              <w:bottom w:val="single" w:sz="6" w:space="0" w:color="000000"/>
-              <w:right w:val="single" w:sz="6" w:space="0" w:color="000000"/>
-              <w:insideH w:val="single" w:sz="6" w:space="0" w:color="000000"/>
-              <w:insideV w:val="single" w:sz="6" w:space="0" w:color="000000"/>
-            </w:tcBorders>
             <w:tcMar>
-              <w:top w:w="65" w:type="dxa"/>
+              <w:top w:w="45" w:type="dxa"/>
               <w:start w:w="65" w:type="dxa"/>
-              <w:bottom w:w="65" w:type="dxa"/>
+              <w:bottom w:w="45" w:type="dxa"/>
               <w:end w:w="65" w:type="dxa"/>
             </w:tcMar>
           </w:tcPr>
@@ -3863,32 +3006,23 @@
             <w:r/>
             <w:r>
               <w:rPr>
-                <w:rFonts w:ascii="Arial" w:hAnsi="Arial" w:eastAsia="Arial"/>
+                <w:rFonts w:ascii="Arial" w:hAnsi="Arial"/>
                 <w:b w:val="0"/>
-                <w:i w:val="0"/>
                 <w:color w:val="000000"/>
-                <w:sz w:val="15"/>
+                <w:sz w:val="13"/>
               </w:rPr>
-              <w:t>Validated / invalidated / uncertain</w:t>
+              <w:t>Users understand tools and clear actions.</w:t>
             </w:r>
           </w:p>
         </w:tc>
         <w:tc>
           <w:tcPr>
-            <w:tcW w:type="dxa" w:w="3671"/>
+            <w:tcW w:type="dxa" w:w="1944"/>
             <w:vAlign w:val="center"/>
-            <w:tcBorders>
-              <w:top w:val="single" w:sz="6" w:space="0" w:color="000000"/>
-              <w:left w:val="single" w:sz="6" w:space="0" w:color="000000"/>
-              <w:bottom w:val="single" w:sz="6" w:space="0" w:color="000000"/>
-              <w:right w:val="single" w:sz="6" w:space="0" w:color="000000"/>
-              <w:insideH w:val="single" w:sz="6" w:space="0" w:color="000000"/>
-              <w:insideV w:val="single" w:sz="6" w:space="0" w:color="000000"/>
-            </w:tcBorders>
             <w:tcMar>
-              <w:top w:w="65" w:type="dxa"/>
+              <w:top w:w="45" w:type="dxa"/>
               <w:start w:w="65" w:type="dxa"/>
-              <w:bottom w:w="65" w:type="dxa"/>
+              <w:bottom w:w="45" w:type="dxa"/>
               <w:end w:w="65" w:type="dxa"/>
             </w:tcMar>
           </w:tcPr>
@@ -3899,148 +3033,23 @@
             <w:r/>
             <w:r>
               <w:rPr>
-                <w:rFonts w:ascii="Arial" w:hAnsi="Arial" w:eastAsia="Arial"/>
+                <w:rFonts w:ascii="Arial" w:hAnsi="Arial"/>
                 <w:b w:val="0"/>
-                <w:i w:val="0"/>
                 <w:color w:val="000000"/>
-                <w:sz w:val="15"/>
+                <w:sz w:val="13"/>
               </w:rPr>
+              <w:t>Validated with issue</w:t>
             </w:r>
           </w:p>
         </w:tc>
-      </w:tr>
-    </w:tbl>
-    <w:tbl>
-      <w:tblPr>
-        <w:tblW w:type="auto" w:w="0"/>
-        <w:jc w:val="center"/>
-        <w:tblLayout w:type="fixed"/>
-        <w:tblLook w:firstColumn="1" w:firstRow="1" w:lastColumn="0" w:lastRow="0" w:noHBand="0" w:noVBand="1" w:val="04A0"/>
-      </w:tblPr>
-      <w:tblGrid>
-        <w:gridCol w:w="10239"/>
-      </w:tblGrid>
-      <w:tr>
         <w:tc>
           <w:tcPr>
-            <w:tcW w:type="dxa" w:w="10080"/>
-            <w:tcBorders>
-              <w:top w:val="single" w:sz="10" w:space="0" w:color="000000"/>
-              <w:left w:val="single" w:sz="10" w:space="0" w:color="000000"/>
-              <w:bottom w:val="single" w:sz="10" w:space="0" w:color="000000"/>
-              <w:right w:val="single" w:sz="10" w:space="0" w:color="000000"/>
-              <w:insideH w:val="single" w:sz="10" w:space="0" w:color="000000"/>
-              <w:insideV w:val="single" w:sz="10" w:space="0" w:color="000000"/>
-            </w:tcBorders>
+            <w:tcW w:type="dxa" w:w="4392"/>
+            <w:vAlign w:val="center"/>
             <w:tcMar>
-              <w:top w:w="90" w:type="dxa"/>
-              <w:start w:w="90" w:type="dxa"/>
-              <w:bottom w:w="90" w:type="dxa"/>
-              <w:end w:w="90" w:type="dxa"/>
-            </w:tcMar>
-          </w:tcPr>
-          <w:p>
-            <w:pPr>
-              <w:spacing w:after="20"/>
-            </w:pPr>
-            <w:r/>
-            <w:r>
-              <w:rPr>
-                <w:rFonts w:ascii="Arial" w:hAnsi="Arial" w:eastAsia="Arial"/>
-                <w:b/>
-                <w:i w:val="0"/>
-                <w:color w:val="000000"/>
-                <w:sz w:val="17"/>
-              </w:rPr>
-              <w:t>Be honest</w:t>
-            </w:r>
-          </w:p>
-          <w:p>
-            <w:pPr>
-              <w:spacing w:after="0" w:line="240" w:lineRule="auto"/>
-            </w:pPr>
-            <w:r>
-              <w:rPr>
-                <w:rFonts w:ascii="Arial" w:hAnsi="Arial" w:eastAsia="Arial"/>
-                <w:b w:val="0"/>
-                <w:i w:val="0"/>
-                <w:color w:val="000000"/>
-                <w:sz w:val="16"/>
-              </w:rPr>
-              <w:t>An aim can be partly validated. If the evidence is not strong enough, mark it uncertain and state what you need to test next.</w:t>
-            </w:r>
-          </w:p>
-        </w:tc>
-      </w:tr>
-    </w:tbl>
-    <w:p>
-      <w:r>
-        <w:br w:type="page"/>
-      </w:r>
-    </w:p>
-    <w:p>
-      <w:pPr>
-        <w:keepNext/>
-        <w:spacing w:before="80" w:after="20"/>
-      </w:pPr>
-      <w:r>
-        <w:rPr>
-          <w:rFonts w:ascii="Arial" w:hAnsi="Arial" w:eastAsia="Arial"/>
-          <w:b/>
-          <w:i w:val="0"/>
-          <w:color w:val="000000"/>
-          <w:sz w:val="24"/>
-        </w:rPr>
-        <w:t>8. Concept iteration</w:t>
-      </w:r>
-    </w:p>
-    <w:p>
-      <w:pPr>
-        <w:spacing w:after="40" w:line="240" w:lineRule="auto"/>
-      </w:pPr>
-      <w:r>
-        <w:rPr>
-          <w:rFonts w:ascii="Arial" w:hAnsi="Arial" w:eastAsia="Arial"/>
-          <w:b w:val="0"/>
-          <w:i w:val="0"/>
-          <w:color w:val="000000"/>
-          <w:sz w:val="17"/>
-        </w:rPr>
-        <w:t>Turn the evidence into clear design decisions. State what you will change, keep, or test again.</w:t>
-      </w:r>
-    </w:p>
-    <w:tbl>
-      <w:tblPr>
-        <w:tblW w:type="auto" w:w="0"/>
-        <w:jc w:val="center"/>
-        <w:tblLayout w:type="fixed"/>
-        <w:tblLook w:firstColumn="1" w:firstRow="1" w:lastColumn="0" w:lastRow="0" w:noHBand="0" w:noVBand="1" w:val="04A0"/>
-      </w:tblPr>
-      <w:tblGrid>
-        <w:gridCol w:w="3413"/>
-        <w:gridCol w:w="3413"/>
-        <w:gridCol w:w="3413"/>
-      </w:tblGrid>
-      <w:tr>
-        <w:trPr>
-          <w:tblHeader/>
-        </w:trPr>
-        <w:tc>
-          <w:tcPr>
-            <w:tcW w:type="dxa" w:w="3384"/>
-            <w:vAlign w:val="center"/>
-            <w:tcBorders>
-              <w:top w:val="single" w:sz="6" w:space="0" w:color="000000"/>
-              <w:left w:val="single" w:sz="6" w:space="0" w:color="000000"/>
-              <w:bottom w:val="single" w:sz="6" w:space="0" w:color="000000"/>
-              <w:right w:val="single" w:sz="6" w:space="0" w:color="000000"/>
-              <w:insideH w:val="single" w:sz="6" w:space="0" w:color="000000"/>
-              <w:insideV w:val="single" w:sz="6" w:space="0" w:color="000000"/>
-            </w:tcBorders>
-            <w:tcMar>
-              <w:top w:w="65" w:type="dxa"/>
+              <w:top w:w="45" w:type="dxa"/>
               <w:start w:w="65" w:type="dxa"/>
-              <w:bottom w:w="65" w:type="dxa"/>
+              <w:bottom w:w="45" w:type="dxa"/>
               <w:end w:w="65" w:type="dxa"/>
             </w:tcMar>
           </w:tcPr>
@@ -4051,32 +3060,25 @@
             <w:r/>
             <w:r>
               <w:rPr>
-                <w:rFonts w:ascii="Arial" w:hAnsi="Arial" w:eastAsia="Arial"/>
-                <w:b/>
-                <w:i w:val="0"/>
+                <w:rFonts w:ascii="Arial" w:hAnsi="Arial"/>
+                <w:b w:val="0"/>
                 <w:color w:val="000000"/>
-                <w:sz w:val="15"/>
+                <w:sz w:val="13"/>
               </w:rPr>
-              <w:t>Insight from testing</w:t>
+              <w:t>All five completed the controls, but the paper tools were hard to notice.</w:t>
             </w:r>
           </w:p>
         </w:tc>
+      </w:tr>
+      <w:tr>
         <w:tc>
           <w:tcPr>
-            <w:tcW w:type="dxa" w:w="3096"/>
+            <w:tcW w:type="dxa" w:w="3168"/>
             <w:vAlign w:val="center"/>
-            <w:tcBorders>
-              <w:top w:val="single" w:sz="6" w:space="0" w:color="000000"/>
-              <w:left w:val="single" w:sz="6" w:space="0" w:color="000000"/>
-              <w:bottom w:val="single" w:sz="6" w:space="0" w:color="000000"/>
-              <w:right w:val="single" w:sz="6" w:space="0" w:color="000000"/>
-              <w:insideH w:val="single" w:sz="6" w:space="0" w:color="000000"/>
-              <w:insideV w:val="single" w:sz="6" w:space="0" w:color="000000"/>
-            </w:tcBorders>
             <w:tcMar>
-              <w:top w:w="65" w:type="dxa"/>
+              <w:top w:w="45" w:type="dxa"/>
               <w:start w:w="65" w:type="dxa"/>
-              <w:bottom w:w="65" w:type="dxa"/>
+              <w:bottom w:w="45" w:type="dxa"/>
               <w:end w:w="65" w:type="dxa"/>
             </w:tcMar>
           </w:tcPr>
@@ -4087,32 +3089,23 @@
             <w:r/>
             <w:r>
               <w:rPr>
-                <w:rFonts w:ascii="Arial" w:hAnsi="Arial" w:eastAsia="Arial"/>
-                <w:b/>
-                <w:i w:val="0"/>
+                <w:rFonts w:ascii="Arial" w:hAnsi="Arial"/>
+                <w:b w:val="0"/>
                 <w:color w:val="000000"/>
-                <w:sz w:val="15"/>
+                <w:sz w:val="13"/>
               </w:rPr>
-              <w:t>Design response</w:t>
+              <w:t>Navigation and UI support confident use.</w:t>
             </w:r>
           </w:p>
         </w:tc>
         <w:tc>
           <w:tcPr>
-            <w:tcW w:type="dxa" w:w="3384"/>
+            <w:tcW w:type="dxa" w:w="1944"/>
             <w:vAlign w:val="center"/>
-            <w:tcBorders>
-              <w:top w:val="single" w:sz="6" w:space="0" w:color="000000"/>
-              <w:left w:val="single" w:sz="6" w:space="0" w:color="000000"/>
-              <w:bottom w:val="single" w:sz="6" w:space="0" w:color="000000"/>
-              <w:right w:val="single" w:sz="6" w:space="0" w:color="000000"/>
-              <w:insideH w:val="single" w:sz="6" w:space="0" w:color="000000"/>
-              <w:insideV w:val="single" w:sz="6" w:space="0" w:color="000000"/>
-            </w:tcBorders>
             <w:tcMar>
-              <w:top w:w="65" w:type="dxa"/>
+              <w:top w:w="45" w:type="dxa"/>
               <w:start w:w="65" w:type="dxa"/>
-              <w:bottom w:w="65" w:type="dxa"/>
+              <w:bottom w:w="45" w:type="dxa"/>
               <w:end w:w="65" w:type="dxa"/>
             </w:tcMar>
           </w:tcPr>
@@ -4123,34 +3116,23 @@
             <w:r/>
             <w:r>
               <w:rPr>
-                <w:rFonts w:ascii="Arial" w:hAnsi="Arial" w:eastAsia="Arial"/>
-                <w:b/>
-                <w:i w:val="0"/>
+                <w:rFonts w:ascii="Arial" w:hAnsi="Arial"/>
+                <w:b w:val="0"/>
                 <w:color w:val="000000"/>
-                <w:sz w:val="15"/>
+                <w:sz w:val="13"/>
               </w:rPr>
-              <w:t>Why this response fits</w:t>
+              <w:t>Partly validated</w:t>
             </w:r>
           </w:p>
         </w:tc>
-      </w:tr>
-      <w:tr>
         <w:tc>
           <w:tcPr>
-            <w:tcW w:type="dxa" w:w="3384"/>
+            <w:tcW w:type="dxa" w:w="4392"/>
             <w:vAlign w:val="center"/>
-            <w:tcBorders>
-              <w:top w:val="single" w:sz="6" w:space="0" w:color="000000"/>
-              <w:left w:val="single" w:sz="6" w:space="0" w:color="000000"/>
-              <w:bottom w:val="single" w:sz="6" w:space="0" w:color="000000"/>
-              <w:right w:val="single" w:sz="6" w:space="0" w:color="000000"/>
-              <w:insideH w:val="single" w:sz="6" w:space="0" w:color="000000"/>
-              <w:insideV w:val="single" w:sz="6" w:space="0" w:color="000000"/>
-            </w:tcBorders>
             <w:tcMar>
-              <w:top w:w="65" w:type="dxa"/>
+              <w:top w:w="45" w:type="dxa"/>
               <w:start w:w="65" w:type="dxa"/>
-              <w:bottom w:w="65" w:type="dxa"/>
+              <w:bottom w:w="45" w:type="dxa"/>
               <w:end w:w="65" w:type="dxa"/>
             </w:tcMar>
           </w:tcPr>
@@ -4161,32 +3143,71 @@
             <w:r/>
             <w:r>
               <w:rPr>
-                <w:rFonts w:ascii="Arial" w:hAnsi="Arial" w:eastAsia="Arial"/>
+                <w:rFonts w:ascii="Arial" w:hAnsi="Arial"/>
                 <w:b w:val="0"/>
-                <w:i w:val="0"/>
                 <w:color w:val="000000"/>
-                <w:sz w:val="15"/>
+                <w:sz w:val="13"/>
               </w:rPr>
-              <w:t>Users had trouble reaching or reading the menu.</w:t>
+              <w:t>Confidence was high, but teleport visibility and vertical view need improvement.</w:t>
             </w:r>
           </w:p>
         </w:tc>
+      </w:tr>
+    </w:tbl>
+    <w:p>
+      <w:pPr>
+        <w:spacing w:after="0"/>
+      </w:pPr>
+    </w:p>
+    <w:p>
+      <w:r>
+        <w:br w:type="page"/>
+      </w:r>
+    </w:p>
+    <w:p>
+      <w:pPr>
+        <w:pStyle w:val="Heading1"/>
+        <w:keepNext/>
+      </w:pPr>
+      <w:r>
+        <w:rPr>
+          <w:color w:val="000000"/>
+        </w:rPr>
+        <w:t>Concept iteration</w:t>
+      </w:r>
+    </w:p>
+    <w:tbl>
+      <w:tblPr>
+        <w:tblW w:type="auto" w:w="0"/>
+        <w:jc w:val="center"/>
+        <w:tblLayout w:type="fixed"/>
+        <w:tblLook w:firstColumn="1" w:firstRow="1" w:lastColumn="0" w:lastRow="0" w:noHBand="0" w:noVBand="1" w:val="04A0"/>
+        <w:tblBorders>
+          <w:top w:val="single" w:sz="5" w:space="0" w:color="000000"/>
+          <w:left w:val="single" w:sz="5" w:space="0" w:color="000000"/>
+          <w:bottom w:val="single" w:sz="5" w:space="0" w:color="000000"/>
+          <w:right w:val="single" w:sz="5" w:space="0" w:color="000000"/>
+          <w:insideH w:val="single" w:sz="5" w:space="0" w:color="000000"/>
+          <w:insideV w:val="single" w:sz="5" w:space="0" w:color="000000"/>
+        </w:tblBorders>
+      </w:tblPr>
+      <w:tblGrid>
+        <w:gridCol w:w="3413"/>
+        <w:gridCol w:w="3413"/>
+        <w:gridCol w:w="3413"/>
+      </w:tblGrid>
+      <w:tr>
+        <w:trPr>
+          <w:tblHeader w:val="true"/>
+        </w:trPr>
         <w:tc>
           <w:tcPr>
-            <w:tcW w:type="dxa" w:w="3096"/>
+            <w:tcW w:type="dxa" w:w="2520"/>
             <w:vAlign w:val="center"/>
-            <w:tcBorders>
-              <w:top w:val="single" w:sz="6" w:space="0" w:color="000000"/>
-              <w:left w:val="single" w:sz="6" w:space="0" w:color="000000"/>
-              <w:bottom w:val="single" w:sz="6" w:space="0" w:color="000000"/>
-              <w:right w:val="single" w:sz="6" w:space="0" w:color="000000"/>
-              <w:insideH w:val="single" w:sz="6" w:space="0" w:color="000000"/>
-              <w:insideV w:val="single" w:sz="6" w:space="0" w:color="000000"/>
-            </w:tcBorders>
             <w:tcMar>
-              <w:top w:w="65" w:type="dxa"/>
+              <w:top w:w="45" w:type="dxa"/>
               <w:start w:w="65" w:type="dxa"/>
-              <w:bottom w:w="65" w:type="dxa"/>
+              <w:bottom w:w="45" w:type="dxa"/>
               <w:end w:w="65" w:type="dxa"/>
             </w:tcMar>
           </w:tcPr>
@@ -4197,32 +3218,23 @@
             <w:r/>
             <w:r>
               <w:rPr>
-                <w:rFonts w:ascii="Arial" w:hAnsi="Arial" w:eastAsia="Arial"/>
-                <w:b w:val="0"/>
-                <w:i w:val="0"/>
+                <w:rFonts w:ascii="Arial" w:hAnsi="Arial"/>
+                <w:b/>
                 <w:color w:val="000000"/>
-                <w:sz w:val="15"/>
+                <w:sz w:val="13"/>
               </w:rPr>
-              <w:t>Move, resize, or relabel...</w:t>
+              <w:t>Insight from testing</w:t>
             </w:r>
           </w:p>
         </w:tc>
         <w:tc>
           <w:tcPr>
-            <w:tcW w:type="dxa" w:w="3384"/>
+            <w:tcW w:type="dxa" w:w="4248"/>
             <w:vAlign w:val="center"/>
-            <w:tcBorders>
-              <w:top w:val="single" w:sz="6" w:space="0" w:color="000000"/>
-              <w:left w:val="single" w:sz="6" w:space="0" w:color="000000"/>
-              <w:bottom w:val="single" w:sz="6" w:space="0" w:color="000000"/>
-              <w:right w:val="single" w:sz="6" w:space="0" w:color="000000"/>
-              <w:insideH w:val="single" w:sz="6" w:space="0" w:color="000000"/>
-              <w:insideV w:val="single" w:sz="6" w:space="0" w:color="000000"/>
-            </w:tcBorders>
             <w:tcMar>
-              <w:top w:w="65" w:type="dxa"/>
+              <w:top w:w="45" w:type="dxa"/>
               <w:start w:w="65" w:type="dxa"/>
-              <w:bottom w:w="65" w:type="dxa"/>
+              <w:bottom w:w="45" w:type="dxa"/>
               <w:end w:w="65" w:type="dxa"/>
             </w:tcMar>
           </w:tcPr>
@@ -4233,34 +3245,23 @@
             <w:r/>
             <w:r>
               <w:rPr>
-                <w:rFonts w:ascii="Arial" w:hAnsi="Arial" w:eastAsia="Arial"/>
-                <w:b w:val="0"/>
-                <w:i w:val="0"/>
+                <w:rFonts w:ascii="Arial" w:hAnsi="Arial"/>
+                <w:b/>
                 <w:color w:val="000000"/>
-                <w:sz w:val="15"/>
+                <w:sz w:val="13"/>
               </w:rPr>
-              <w:t>It makes the control...</w:t>
+              <w:t>Design response</w:t>
             </w:r>
           </w:p>
         </w:tc>
-      </w:tr>
-      <w:tr>
         <w:tc>
           <w:tcPr>
-            <w:tcW w:type="dxa" w:w="3384"/>
+            <w:tcW w:type="dxa" w:w="2736"/>
             <w:vAlign w:val="center"/>
-            <w:tcBorders>
-              <w:top w:val="single" w:sz="6" w:space="0" w:color="000000"/>
-              <w:left w:val="single" w:sz="6" w:space="0" w:color="000000"/>
-              <w:bottom w:val="single" w:sz="6" w:space="0" w:color="000000"/>
-              <w:right w:val="single" w:sz="6" w:space="0" w:color="000000"/>
-              <w:insideH w:val="single" w:sz="6" w:space="0" w:color="000000"/>
-              <w:insideV w:val="single" w:sz="6" w:space="0" w:color="000000"/>
-            </w:tcBorders>
             <w:tcMar>
-              <w:top w:w="65" w:type="dxa"/>
+              <w:top w:w="45" w:type="dxa"/>
               <w:start w:w="65" w:type="dxa"/>
-              <w:bottom w:w="65" w:type="dxa"/>
+              <w:bottom w:w="45" w:type="dxa"/>
               <w:end w:w="65" w:type="dxa"/>
             </w:tcMar>
           </w:tcPr>
@@ -4271,32 +3272,25 @@
             <w:r/>
             <w:r>
               <w:rPr>
-                <w:rFonts w:ascii="Arial" w:hAnsi="Arial" w:eastAsia="Arial"/>
-                <w:b w:val="0"/>
-                <w:i w:val="0"/>
+                <w:rFonts w:ascii="Arial" w:hAnsi="Arial"/>
+                <w:b/>
                 <w:color w:val="000000"/>
-                <w:sz w:val="15"/>
+                <w:sz w:val="13"/>
               </w:rPr>
-              <w:t>Strokes showed gaps or unwanted marks.</w:t>
+              <w:t>Reason</w:t>
             </w:r>
           </w:p>
         </w:tc>
+      </w:tr>
+      <w:tr>
         <w:tc>
           <w:tcPr>
-            <w:tcW w:type="dxa" w:w="3096"/>
+            <w:tcW w:type="dxa" w:w="2520"/>
             <w:vAlign w:val="center"/>
-            <w:tcBorders>
-              <w:top w:val="single" w:sz="6" w:space="0" w:color="000000"/>
-              <w:left w:val="single" w:sz="6" w:space="0" w:color="000000"/>
-              <w:bottom w:val="single" w:sz="6" w:space="0" w:color="000000"/>
-              <w:right w:val="single" w:sz="6" w:space="0" w:color="000000"/>
-              <w:insideH w:val="single" w:sz="6" w:space="0" w:color="000000"/>
-              <w:insideV w:val="single" w:sz="6" w:space="0" w:color="000000"/>
-            </w:tcBorders>
             <w:tcMar>
-              <w:top w:w="65" w:type="dxa"/>
+              <w:top w:w="45" w:type="dxa"/>
               <w:start w:w="65" w:type="dxa"/>
-              <w:bottom w:w="65" w:type="dxa"/>
+              <w:bottom w:w="45" w:type="dxa"/>
               <w:end w:w="65" w:type="dxa"/>
             </w:tcMar>
           </w:tcPr>
@@ -4307,32 +3301,23 @@
             <w:r/>
             <w:r>
               <w:rPr>
-                <w:rFonts w:ascii="Arial" w:hAnsi="Arial" w:eastAsia="Arial"/>
+                <w:rFonts w:ascii="Arial" w:hAnsi="Arial"/>
                 <w:b w:val="0"/>
-                <w:i w:val="0"/>
                 <w:color w:val="000000"/>
-                <w:sz w:val="15"/>
+                <w:sz w:val="13"/>
               </w:rPr>
-              <w:t>Improve ray, input, or stroke handling...</w:t>
+              <w:t>Table tools are hard to read or find.</w:t>
             </w:r>
           </w:p>
         </w:tc>
         <w:tc>
           <w:tcPr>
-            <w:tcW w:type="dxa" w:w="3384"/>
+            <w:tcW w:type="dxa" w:w="4248"/>
             <w:vAlign w:val="center"/>
-            <w:tcBorders>
-              <w:top w:val="single" w:sz="6" w:space="0" w:color="000000"/>
-              <w:left w:val="single" w:sz="6" w:space="0" w:color="000000"/>
-              <w:bottom w:val="single" w:sz="6" w:space="0" w:color="000000"/>
-              <w:right w:val="single" w:sz="6" w:space="0" w:color="000000"/>
-              <w:insideH w:val="single" w:sz="6" w:space="0" w:color="000000"/>
-              <w:insideV w:val="single" w:sz="6" w:space="0" w:color="000000"/>
-            </w:tcBorders>
             <w:tcMar>
-              <w:top w:w="65" w:type="dxa"/>
+              <w:top w:w="45" w:type="dxa"/>
               <w:start w:w="65" w:type="dxa"/>
-              <w:bottom w:w="65" w:type="dxa"/>
+              <w:bottom w:w="45" w:type="dxa"/>
               <w:end w:w="65" w:type="dxa"/>
             </w:tcMar>
           </w:tcPr>
@@ -4343,34 +3328,23 @@
             <w:r/>
             <w:r>
               <w:rPr>
-                <w:rFonts w:ascii="Arial" w:hAnsi="Arial" w:eastAsia="Arial"/>
+                <w:rFonts w:ascii="Arial" w:hAnsi="Arial"/>
                 <w:b w:val="0"/>
-                <w:i w:val="0"/>
                 <w:color w:val="000000"/>
-                <w:sz w:val="15"/>
+                <w:sz w:val="13"/>
               </w:rPr>
-              <w:t>It improves...</w:t>
+              <w:t>Make the TOOLS button and paper menu larger, higher contrast, and visible from the normal seated view. Add a short hint.</w:t>
             </w:r>
           </w:p>
         </w:tc>
-      </w:tr>
-      <w:tr>
         <w:tc>
           <w:tcPr>
-            <w:tcW w:type="dxa" w:w="3384"/>
+            <w:tcW w:type="dxa" w:w="2736"/>
             <w:vAlign w:val="center"/>
-            <w:tcBorders>
-              <w:top w:val="single" w:sz="6" w:space="0" w:color="000000"/>
-              <w:left w:val="single" w:sz="6" w:space="0" w:color="000000"/>
-              <w:bottom w:val="single" w:sz="6" w:space="0" w:color="000000"/>
-              <w:right w:val="single" w:sz="6" w:space="0" w:color="000000"/>
-              <w:insideH w:val="single" w:sz="6" w:space="0" w:color="000000"/>
-              <w:insideV w:val="single" w:sz="6" w:space="0" w:color="000000"/>
-            </w:tcBorders>
             <w:tcMar>
-              <w:top w:w="65" w:type="dxa"/>
+              <w:top w:w="45" w:type="dxa"/>
               <w:start w:w="65" w:type="dxa"/>
-              <w:bottom w:w="65" w:type="dxa"/>
+              <w:bottom w:w="45" w:type="dxa"/>
               <w:end w:w="65" w:type="dxa"/>
             </w:tcMar>
           </w:tcPr>
@@ -4381,32 +3355,25 @@
             <w:r/>
             <w:r>
               <w:rPr>
-                <w:rFonts w:ascii="Arial" w:hAnsi="Arial" w:eastAsia="Arial"/>
+                <w:rFonts w:ascii="Arial" w:hAnsi="Arial"/>
                 <w:b w:val="0"/>
-                <w:i w:val="0"/>
                 <w:color w:val="000000"/>
-                <w:sz w:val="15"/>
+                <w:sz w:val="13"/>
               </w:rPr>
-              <w:t>Users understood a control or surface.</w:t>
+              <w:t>Users completed the task after moving or receiving help, so the function works but the affordance needs improvement.</w:t>
             </w:r>
           </w:p>
         </w:tc>
+      </w:tr>
+      <w:tr>
         <w:tc>
           <w:tcPr>
-            <w:tcW w:type="dxa" w:w="3096"/>
+            <w:tcW w:type="dxa" w:w="2520"/>
             <w:vAlign w:val="center"/>
-            <w:tcBorders>
-              <w:top w:val="single" w:sz="6" w:space="0" w:color="000000"/>
-              <w:left w:val="single" w:sz="6" w:space="0" w:color="000000"/>
-              <w:bottom w:val="single" w:sz="6" w:space="0" w:color="000000"/>
-              <w:right w:val="single" w:sz="6" w:space="0" w:color="000000"/>
-              <w:insideH w:val="single" w:sz="6" w:space="0" w:color="000000"/>
-              <w:insideV w:val="single" w:sz="6" w:space="0" w:color="000000"/>
-            </w:tcBorders>
             <w:tcMar>
-              <w:top w:w="65" w:type="dxa"/>
+              <w:top w:w="45" w:type="dxa"/>
               <w:start w:w="65" w:type="dxa"/>
-              <w:bottom w:w="65" w:type="dxa"/>
+              <w:bottom w:w="45" w:type="dxa"/>
               <w:end w:w="65" w:type="dxa"/>
             </w:tcMar>
           </w:tcPr>
@@ -4417,32 +3384,23 @@
             <w:r/>
             <w:r>
               <w:rPr>
-                <w:rFonts w:ascii="Arial" w:hAnsi="Arial" w:eastAsia="Arial"/>
+                <w:rFonts w:ascii="Arial" w:hAnsi="Arial"/>
                 <w:b w:val="0"/>
-                <w:i w:val="0"/>
                 <w:color w:val="000000"/>
-                <w:sz w:val="15"/>
+                <w:sz w:val="13"/>
               </w:rPr>
-              <w:t>Keep or strengthen...</w:t>
+              <w:t>Paper drawing was reported as slightly glitchy by P1.</w:t>
             </w:r>
           </w:p>
         </w:tc>
         <w:tc>
           <w:tcPr>
-            <w:tcW w:type="dxa" w:w="3384"/>
+            <w:tcW w:type="dxa" w:w="4248"/>
             <w:vAlign w:val="center"/>
-            <w:tcBorders>
-              <w:top w:val="single" w:sz="6" w:space="0" w:color="000000"/>
-              <w:left w:val="single" w:sz="6" w:space="0" w:color="000000"/>
-              <w:bottom w:val="single" w:sz="6" w:space="0" w:color="000000"/>
-              <w:right w:val="single" w:sz="6" w:space="0" w:color="000000"/>
-              <w:insideH w:val="single" w:sz="6" w:space="0" w:color="000000"/>
-              <w:insideV w:val="single" w:sz="6" w:space="0" w:color="000000"/>
-            </w:tcBorders>
             <w:tcMar>
-              <w:top w:w="65" w:type="dxa"/>
+              <w:top w:w="45" w:type="dxa"/>
               <w:start w:w="65" w:type="dxa"/>
-              <w:bottom w:w="65" w:type="dxa"/>
+              <w:bottom w:w="45" w:type="dxa"/>
               <w:end w:w="65" w:type="dxa"/>
             </w:tcMar>
           </w:tcPr>
@@ -4453,34 +3411,23 @@
             <w:r/>
             <w:r>
               <w:rPr>
-                <w:rFonts w:ascii="Arial" w:hAnsi="Arial" w:eastAsia="Arial"/>
+                <w:rFonts w:ascii="Arial" w:hAnsi="Arial"/>
                 <w:b w:val="0"/>
-                <w:i w:val="0"/>
                 <w:color w:val="000000"/>
-                <w:sz w:val="15"/>
+                <w:sz w:val="13"/>
               </w:rPr>
-              <w:t>It supports...</w:t>
+              <w:t>Retest paper input, inspect the exact stroke failure, and compare it with the internal continuous-stroke validation.</w:t>
             </w:r>
           </w:p>
         </w:tc>
-      </w:tr>
-      <w:tr>
         <w:tc>
           <w:tcPr>
-            <w:tcW w:type="dxa" w:w="3384"/>
+            <w:tcW w:type="dxa" w:w="2736"/>
             <w:vAlign w:val="center"/>
-            <w:tcBorders>
-              <w:top w:val="single" w:sz="6" w:space="0" w:color="000000"/>
-              <w:left w:val="single" w:sz="6" w:space="0" w:color="000000"/>
-              <w:bottom w:val="single" w:sz="6" w:space="0" w:color="000000"/>
-              <w:right w:val="single" w:sz="6" w:space="0" w:color="000000"/>
-              <w:insideH w:val="single" w:sz="6" w:space="0" w:color="000000"/>
-              <w:insideV w:val="single" w:sz="6" w:space="0" w:color="000000"/>
-            </w:tcBorders>
             <w:tcMar>
-              <w:top w:w="65" w:type="dxa"/>
+              <w:top w:w="45" w:type="dxa"/>
               <w:start w:w="65" w:type="dxa"/>
-              <w:bottom w:w="65" w:type="dxa"/>
+              <w:bottom w:w="45" w:type="dxa"/>
               <w:end w:w="65" w:type="dxa"/>
             </w:tcMar>
           </w:tcPr>
@@ -4491,32 +3438,25 @@
             <w:r/>
             <w:r>
               <w:rPr>
-                <w:rFonts w:ascii="Arial" w:hAnsi="Arial" w:eastAsia="Arial"/>
+                <w:rFonts w:ascii="Arial" w:hAnsi="Arial"/>
                 <w:b w:val="0"/>
-                <w:i w:val="0"/>
                 <w:color w:val="000000"/>
-                <w:sz w:val="15"/>
+                <w:sz w:val="13"/>
               </w:rPr>
-              <w:t>An issue is still uncertain.</w:t>
+              <w:t>Different participants gave different paper feedback, so the cause is not fully confirmed.</w:t>
             </w:r>
           </w:p>
         </w:tc>
+      </w:tr>
+      <w:tr>
         <w:tc>
           <w:tcPr>
-            <w:tcW w:type="dxa" w:w="3096"/>
+            <w:tcW w:type="dxa" w:w="2520"/>
             <w:vAlign w:val="center"/>
-            <w:tcBorders>
-              <w:top w:val="single" w:sz="6" w:space="0" w:color="000000"/>
-              <w:left w:val="single" w:sz="6" w:space="0" w:color="000000"/>
-              <w:bottom w:val="single" w:sz="6" w:space="0" w:color="000000"/>
-              <w:right w:val="single" w:sz="6" w:space="0" w:color="000000"/>
-              <w:insideH w:val="single" w:sz="6" w:space="0" w:color="000000"/>
-              <w:insideV w:val="single" w:sz="6" w:space="0" w:color="000000"/>
-            </w:tcBorders>
             <w:tcMar>
-              <w:top w:w="65" w:type="dxa"/>
+              <w:top w:w="45" w:type="dxa"/>
               <w:start w:w="65" w:type="dxa"/>
-              <w:bottom w:w="65" w:type="dxa"/>
+              <w:bottom w:w="45" w:type="dxa"/>
               <w:end w:w="65" w:type="dxa"/>
             </w:tcMar>
           </w:tcPr>
@@ -4527,32 +3467,23 @@
             <w:r/>
             <w:r>
               <w:rPr>
-                <w:rFonts w:ascii="Arial" w:hAnsi="Arial" w:eastAsia="Arial"/>
+                <w:rFonts w:ascii="Arial" w:hAnsi="Arial"/>
                 <w:b w:val="0"/>
-                <w:i w:val="0"/>
                 <w:color w:val="000000"/>
-                <w:sz w:val="15"/>
+                <w:sz w:val="13"/>
               </w:rPr>
-              <w:t>Test again with...</w:t>
+              <w:t>Teleport was missed by P1.</w:t>
             </w:r>
           </w:p>
         </w:tc>
         <w:tc>
           <w:tcPr>
-            <w:tcW w:type="dxa" w:w="3384"/>
+            <w:tcW w:type="dxa" w:w="4248"/>
             <w:vAlign w:val="center"/>
-            <w:tcBorders>
-              <w:top w:val="single" w:sz="6" w:space="0" w:color="000000"/>
-              <w:left w:val="single" w:sz="6" w:space="0" w:color="000000"/>
-              <w:bottom w:val="single" w:sz="6" w:space="0" w:color="000000"/>
-              <w:right w:val="single" w:sz="6" w:space="0" w:color="000000"/>
-              <w:insideH w:val="single" w:sz="6" w:space="0" w:color="000000"/>
-              <w:insideV w:val="single" w:sz="6" w:space="0" w:color="000000"/>
-            </w:tcBorders>
             <w:tcMar>
-              <w:top w:w="65" w:type="dxa"/>
+              <w:top w:w="45" w:type="dxa"/>
               <w:start w:w="65" w:type="dxa"/>
-              <w:bottom w:w="65" w:type="dxa"/>
+              <w:bottom w:w="45" w:type="dxa"/>
               <w:end w:w="65" w:type="dxa"/>
             </w:tcMar>
           </w:tcPr>
@@ -4563,218 +3494,23 @@
             <w:r/>
             <w:r>
               <w:rPr>
-                <w:rFonts w:ascii="Arial" w:hAnsi="Arial" w:eastAsia="Arial"/>
+                <w:rFonts w:ascii="Arial" w:hAnsi="Arial"/>
                 <w:b w:val="0"/>
-                <w:i w:val="0"/>
                 <w:color w:val="000000"/>
-                <w:sz w:val="15"/>
+                <w:sz w:val="13"/>
               </w:rPr>
-              <w:t>It will answer...</w:t>
+              <w:t>Enlarge the navigation control and add a visible first-use hint.</w:t>
             </w:r>
           </w:p>
         </w:tc>
-      </w:tr>
-    </w:tbl>
-    <w:p>
-      <w:pPr>
-        <w:keepNext/>
-        <w:spacing w:before="40" w:after="20"/>
-      </w:pPr>
-      <w:r>
-        <w:rPr>
-          <w:rFonts w:ascii="Arial" w:hAnsi="Arial" w:eastAsia="Arial"/>
-          <w:b/>
-          <w:i w:val="0"/>
-          <w:color w:val="000000"/>
-          <w:sz w:val="19"/>
-        </w:rPr>
-        <w:t>Updated concept description</w:t>
-      </w:r>
-    </w:p>
-    <w:p>
-      <w:pPr>
-        <w:pStyle w:val="ListBullet"/>
-        <w:spacing w:after="20" w:line="240" w:lineRule="auto"/>
-        <w:ind w:left="259" w:hanging="173"/>
-      </w:pPr>
-      <w:r>
-        <w:rPr>
-          <w:rFonts w:ascii="Arial" w:hAnsi="Arial" w:eastAsia="Arial"/>
-          <w:b w:val="0"/>
-          <w:i w:val="0"/>
-          <w:color w:val="000000"/>
-          <w:sz w:val="16"/>
-        </w:rPr>
-        <w:t>The XR whiteboard now helps users...</w:t>
-      </w:r>
-    </w:p>
-    <w:p>
-      <w:pPr>
-        <w:pStyle w:val="ListBullet"/>
-        <w:spacing w:after="20" w:line="240" w:lineRule="auto"/>
-        <w:ind w:left="259" w:hanging="173"/>
-      </w:pPr>
-      <w:r>
-        <w:rPr>
-          <w:rFonts w:ascii="Arial" w:hAnsi="Arial" w:eastAsia="Arial"/>
-          <w:b w:val="0"/>
-          <w:i w:val="0"/>
-          <w:color w:val="000000"/>
-          <w:sz w:val="16"/>
-        </w:rPr>
-        <w:t>The main change is... because the evidence showed...</w:t>
-      </w:r>
-    </w:p>
-    <w:p>
-      <w:pPr>
-        <w:pStyle w:val="ListBullet"/>
-        <w:spacing w:after="20" w:line="240" w:lineRule="auto"/>
-        <w:ind w:left="259" w:hanging="173"/>
-      </w:pPr>
-      <w:r>
-        <w:rPr>
-          <w:rFonts w:ascii="Arial" w:hAnsi="Arial" w:eastAsia="Arial"/>
-          <w:b w:val="0"/>
-          <w:i w:val="0"/>
-          <w:color w:val="000000"/>
-          <w:sz w:val="16"/>
-        </w:rPr>
-        <w:t>The next prototype will improve...</w:t>
-      </w:r>
-    </w:p>
-    <w:p>
-      <w:pPr>
-        <w:keepNext/>
-        <w:spacing w:before="80" w:after="20"/>
-      </w:pPr>
-      <w:r>
-        <w:rPr>
-          <w:rFonts w:ascii="Arial" w:hAnsi="Arial" w:eastAsia="Arial"/>
-          <w:b/>
-          <w:i w:val="0"/>
-          <w:color w:val="000000"/>
-          <w:sz w:val="24"/>
-        </w:rPr>
-        <w:t>9. Reflection and next steps</w:t>
-      </w:r>
-    </w:p>
-    <w:p>
-      <w:pPr>
-        <w:pStyle w:val="ListBullet"/>
-        <w:spacing w:after="20" w:line="240" w:lineRule="auto"/>
-        <w:ind w:left="259" w:hanging="173"/>
-      </w:pPr>
-      <w:r>
-        <w:rPr>
-          <w:rFonts w:ascii="Arial" w:hAnsi="Arial" w:eastAsia="Arial"/>
-          <w:b w:val="0"/>
-          <w:i w:val="0"/>
-          <w:color w:val="000000"/>
-          <w:sz w:val="16"/>
-        </w:rPr>
-        <w:t>What worked well in the test method?</w:t>
-      </w:r>
-    </w:p>
-    <w:p>
-      <w:pPr>
-        <w:pStyle w:val="ListBullet"/>
-        <w:spacing w:after="20" w:line="240" w:lineRule="auto"/>
-        <w:ind w:left="259" w:hanging="173"/>
-      </w:pPr>
-      <w:r>
-        <w:rPr>
-          <w:rFonts w:ascii="Arial" w:hAnsi="Arial" w:eastAsia="Arial"/>
-          <w:b w:val="0"/>
-          <w:i w:val="0"/>
-          <w:color w:val="000000"/>
-          <w:sz w:val="16"/>
-        </w:rPr>
-        <w:t>What did not work, such as task wording, timing, setup, or recording?</w:t>
-      </w:r>
-    </w:p>
-    <w:p>
-      <w:pPr>
-        <w:pStyle w:val="ListBullet"/>
-        <w:spacing w:after="20" w:line="240" w:lineRule="auto"/>
-        <w:ind w:left="259" w:hanging="173"/>
-      </w:pPr>
-      <w:r>
-        <w:rPr>
-          <w:rFonts w:ascii="Arial" w:hAnsi="Arial" w:eastAsia="Arial"/>
-          <w:b w:val="0"/>
-          <w:i w:val="0"/>
-          <w:color w:val="000000"/>
-          <w:sz w:val="16"/>
-        </w:rPr>
-        <w:t>What did you learn about drawing in XR and moving between the two surfaces?</w:t>
-      </w:r>
-    </w:p>
-    <w:p>
-      <w:pPr>
-        <w:pStyle w:val="ListBullet"/>
-        <w:spacing w:after="20" w:line="240" w:lineRule="auto"/>
-        <w:ind w:left="259" w:hanging="173"/>
-      </w:pPr>
-      <w:r>
-        <w:rPr>
-          <w:rFonts w:ascii="Arial" w:hAnsi="Arial" w:eastAsia="Arial"/>
-          <w:b w:val="0"/>
-          <w:i w:val="0"/>
-          <w:color w:val="000000"/>
-          <w:sz w:val="16"/>
-        </w:rPr>
-        <w:t>What will you change in the next prototype?</w:t>
-      </w:r>
-    </w:p>
-    <w:p>
-      <w:pPr>
-        <w:pStyle w:val="ListBullet"/>
-        <w:spacing w:after="20" w:line="240" w:lineRule="auto"/>
-        <w:ind w:left="259" w:hanging="173"/>
-      </w:pPr>
-      <w:r>
-        <w:rPr>
-          <w:rFonts w:ascii="Arial" w:hAnsi="Arial" w:eastAsia="Arial"/>
-          <w:b w:val="0"/>
-          <w:i w:val="0"/>
-          <w:color w:val="000000"/>
-          <w:sz w:val="16"/>
-        </w:rPr>
-        <w:t>What will you test next, and what result would change your decision?</w:t>
-      </w:r>
-    </w:p>
-    <w:tbl>
-      <w:tblPr>
-        <w:tblW w:type="auto" w:w="0"/>
-        <w:jc w:val="center"/>
-        <w:tblLayout w:type="fixed"/>
-        <w:tblLook w:firstColumn="1" w:firstRow="1" w:lastColumn="0" w:lastRow="0" w:noHBand="0" w:noVBand="1" w:val="04A0"/>
-      </w:tblPr>
-      <w:tblGrid>
-        <w:gridCol w:w="3413"/>
-        <w:gridCol w:w="3413"/>
-        <w:gridCol w:w="3413"/>
-      </w:tblGrid>
-      <w:tr>
-        <w:trPr>
-          <w:tblHeader/>
-        </w:trPr>
         <w:tc>
           <w:tcPr>
-            <w:tcW w:type="dxa" w:w="3311"/>
+            <w:tcW w:type="dxa" w:w="2736"/>
             <w:vAlign w:val="center"/>
-            <w:tcBorders>
-              <w:top w:val="single" w:sz="6" w:space="0" w:color="000000"/>
-              <w:left w:val="single" w:sz="6" w:space="0" w:color="000000"/>
-              <w:bottom w:val="single" w:sz="6" w:space="0" w:color="000000"/>
-              <w:right w:val="single" w:sz="6" w:space="0" w:color="000000"/>
-              <w:insideH w:val="single" w:sz="6" w:space="0" w:color="000000"/>
-              <w:insideV w:val="single" w:sz="6" w:space="0" w:color="000000"/>
-            </w:tcBorders>
             <w:tcMar>
-              <w:top w:w="65" w:type="dxa"/>
+              <w:top w:w="45" w:type="dxa"/>
               <w:start w:w="65" w:type="dxa"/>
-              <w:bottom w:w="65" w:type="dxa"/>
+              <w:bottom w:w="45" w:type="dxa"/>
               <w:end w:w="65" w:type="dxa"/>
             </w:tcMar>
           </w:tcPr>
@@ -4785,32 +3521,25 @@
             <w:r/>
             <w:r>
               <w:rPr>
-                <w:rFonts w:ascii="Arial" w:hAnsi="Arial" w:eastAsia="Arial"/>
-                <w:b/>
-                <w:i w:val="0"/>
+                <w:rFonts w:ascii="Arial" w:hAnsi="Arial"/>
+                <w:b w:val="0"/>
                 <w:color w:val="000000"/>
-                <w:sz w:val="15"/>
+                <w:sz w:val="13"/>
               </w:rPr>
-              <w:t>Next question</w:t>
+              <w:t>A participant did not know movement was available until the control was pointed out.</w:t>
             </w:r>
           </w:p>
         </w:tc>
+      </w:tr>
+      <w:tr>
         <w:tc>
           <w:tcPr>
-            <w:tcW w:type="dxa" w:w="3240"/>
+            <w:tcW w:type="dxa" w:w="2520"/>
             <w:vAlign w:val="center"/>
-            <w:tcBorders>
-              <w:top w:val="single" w:sz="6" w:space="0" w:color="000000"/>
-              <w:left w:val="single" w:sz="6" w:space="0" w:color="000000"/>
-              <w:bottom w:val="single" w:sz="6" w:space="0" w:color="000000"/>
-              <w:right w:val="single" w:sz="6" w:space="0" w:color="000000"/>
-              <w:insideH w:val="single" w:sz="6" w:space="0" w:color="000000"/>
-              <w:insideV w:val="single" w:sz="6" w:space="0" w:color="000000"/>
-            </w:tcBorders>
             <w:tcMar>
-              <w:top w:w="65" w:type="dxa"/>
+              <w:top w:w="45" w:type="dxa"/>
               <w:start w:w="65" w:type="dxa"/>
-              <w:bottom w:w="65" w:type="dxa"/>
+              <w:bottom w:w="45" w:type="dxa"/>
               <w:end w:w="65" w:type="dxa"/>
             </w:tcMar>
           </w:tcPr>
@@ -4821,32 +3550,23 @@
             <w:r/>
             <w:r>
               <w:rPr>
-                <w:rFonts w:ascii="Arial" w:hAnsi="Arial" w:eastAsia="Arial"/>
-                <w:b/>
-                <w:i w:val="0"/>
+                <w:rFonts w:ascii="Arial" w:hAnsi="Arial"/>
+                <w:b w:val="0"/>
                 <w:color w:val="000000"/>
-                <w:sz w:val="15"/>
+                <w:sz w:val="13"/>
               </w:rPr>
-              <w:t>Method</w:t>
+              <w:t>Looking up and down was difficult for P3.</w:t>
             </w:r>
           </w:p>
         </w:tc>
         <w:tc>
           <w:tcPr>
-            <w:tcW w:type="dxa" w:w="3311"/>
+            <w:tcW w:type="dxa" w:w="4248"/>
             <w:vAlign w:val="center"/>
-            <w:tcBorders>
-              <w:top w:val="single" w:sz="6" w:space="0" w:color="000000"/>
-              <w:left w:val="single" w:sz="6" w:space="0" w:color="000000"/>
-              <w:bottom w:val="single" w:sz="6" w:space="0" w:color="000000"/>
-              <w:right w:val="single" w:sz="6" w:space="0" w:color="000000"/>
-              <w:insideH w:val="single" w:sz="6" w:space="0" w:color="000000"/>
-              <w:insideV w:val="single" w:sz="6" w:space="0" w:color="000000"/>
-            </w:tcBorders>
             <w:tcMar>
-              <w:top w:w="65" w:type="dxa"/>
+              <w:top w:w="45" w:type="dxa"/>
               <w:start w:w="65" w:type="dxa"/>
-              <w:bottom w:w="65" w:type="dxa"/>
+              <w:bottom w:w="45" w:type="dxa"/>
               <w:end w:w="65" w:type="dxa"/>
             </w:tcMar>
           </w:tcPr>
@@ -4857,34 +3577,23 @@
             <w:r/>
             <w:r>
               <w:rPr>
-                <w:rFonts w:ascii="Arial" w:hAnsi="Arial" w:eastAsia="Arial"/>
-                <w:b/>
-                <w:i w:val="0"/>
+                <w:rFonts w:ascii="Arial" w:hAnsi="Arial"/>
+                <w:b w:val="0"/>
                 <w:color w:val="000000"/>
-                <w:sz w:val="15"/>
+                <w:sz w:val="13"/>
               </w:rPr>
-              <w:t>Evidence needed</w:t>
+              <w:t>Add or test a clearer vertical view control and check the seated camera angle.</w:t>
             </w:r>
           </w:p>
         </w:tc>
-      </w:tr>
-      <w:tr>
         <w:tc>
           <w:tcPr>
-            <w:tcW w:type="dxa" w:w="3311"/>
+            <w:tcW w:type="dxa" w:w="2736"/>
             <w:vAlign w:val="center"/>
-            <w:tcBorders>
-              <w:top w:val="single" w:sz="6" w:space="0" w:color="000000"/>
-              <w:left w:val="single" w:sz="6" w:space="0" w:color="000000"/>
-              <w:bottom w:val="single" w:sz="6" w:space="0" w:color="000000"/>
-              <w:right w:val="single" w:sz="6" w:space="0" w:color="000000"/>
-              <w:insideH w:val="single" w:sz="6" w:space="0" w:color="000000"/>
-              <w:insideV w:val="single" w:sz="6" w:space="0" w:color="000000"/>
-            </w:tcBorders>
             <w:tcMar>
-              <w:top w:w="65" w:type="dxa"/>
+              <w:top w:w="45" w:type="dxa"/>
               <w:start w:w="65" w:type="dxa"/>
-              <w:bottom w:w="65" w:type="dxa"/>
+              <w:bottom w:w="45" w:type="dxa"/>
               <w:end w:w="65" w:type="dxa"/>
             </w:tcMar>
           </w:tcPr>
@@ -4895,32 +3604,25 @@
             <w:r/>
             <w:r>
               <w:rPr>
-                <w:rFonts w:ascii="Arial" w:hAnsi="Arial" w:eastAsia="Arial"/>
+                <w:rFonts w:ascii="Arial" w:hAnsi="Arial"/>
                 <w:b w:val="0"/>
-                <w:i w:val="0"/>
                 <w:color w:val="000000"/>
-                <w:sz w:val="15"/>
+                <w:sz w:val="13"/>
               </w:rPr>
-              <w:t>I still need to learn...</w:t>
+              <w:t>The participant could use the classroom but found the view range uncomfortable.</w:t>
             </w:r>
           </w:p>
         </w:tc>
+      </w:tr>
+      <w:tr>
         <w:tc>
           <w:tcPr>
-            <w:tcW w:type="dxa" w:w="3240"/>
+            <w:tcW w:type="dxa" w:w="2520"/>
             <w:vAlign w:val="center"/>
-            <w:tcBorders>
-              <w:top w:val="single" w:sz="6" w:space="0" w:color="000000"/>
-              <w:left w:val="single" w:sz="6" w:space="0" w:color="000000"/>
-              <w:bottom w:val="single" w:sz="6" w:space="0" w:color="000000"/>
-              <w:right w:val="single" w:sz="6" w:space="0" w:color="000000"/>
-              <w:insideH w:val="single" w:sz="6" w:space="0" w:color="000000"/>
-              <w:insideV w:val="single" w:sz="6" w:space="0" w:color="000000"/>
-            </w:tcBorders>
             <w:tcMar>
-              <w:top w:w="65" w:type="dxa"/>
+              <w:top w:w="45" w:type="dxa"/>
               <w:start w:w="65" w:type="dxa"/>
-              <w:bottom w:w="65" w:type="dxa"/>
+              <w:bottom w:w="45" w:type="dxa"/>
               <w:end w:w="65" w:type="dxa"/>
             </w:tcMar>
           </w:tcPr>
@@ -4931,32 +3633,23 @@
             <w:r/>
             <w:r>
               <w:rPr>
-                <w:rFonts w:ascii="Arial" w:hAnsi="Arial" w:eastAsia="Arial"/>
+                <w:rFonts w:ascii="Arial" w:hAnsi="Arial"/>
                 <w:b w:val="0"/>
-                <w:i w:val="0"/>
                 <w:color w:val="000000"/>
-                <w:sz w:val="15"/>
+                <w:sz w:val="13"/>
               </w:rPr>
-              <w:t>I will observe / ask / measure...</w:t>
+              <w:t>The concept supports focused study.</w:t>
             </w:r>
           </w:p>
         </w:tc>
         <w:tc>
           <w:tcPr>
-            <w:tcW w:type="dxa" w:w="3311"/>
+            <w:tcW w:type="dxa" w:w="4248"/>
             <w:vAlign w:val="center"/>
-            <w:tcBorders>
-              <w:top w:val="single" w:sz="6" w:space="0" w:color="000000"/>
-              <w:left w:val="single" w:sz="6" w:space="0" w:color="000000"/>
-              <w:bottom w:val="single" w:sz="6" w:space="0" w:color="000000"/>
-              <w:right w:val="single" w:sz="6" w:space="0" w:color="000000"/>
-              <w:insideH w:val="single" w:sz="6" w:space="0" w:color="000000"/>
-              <w:insideV w:val="single" w:sz="6" w:space="0" w:color="000000"/>
-            </w:tcBorders>
             <w:tcMar>
-              <w:top w:w="65" w:type="dxa"/>
+              <w:top w:w="45" w:type="dxa"/>
               <w:start w:w="65" w:type="dxa"/>
-              <w:bottom w:w="65" w:type="dxa"/>
+              <w:bottom w:w="45" w:type="dxa"/>
               <w:end w:w="65" w:type="dxa"/>
             </w:tcMar>
           </w:tcPr>
@@ -4967,34 +3660,23 @@
             <w:r/>
             <w:r>
               <w:rPr>
-                <w:rFonts w:ascii="Arial" w:hAnsi="Arial" w:eastAsia="Arial"/>
+                <w:rFonts w:ascii="Arial" w:hAnsi="Arial"/>
                 <w:b w:val="0"/>
-                <w:i w:val="0"/>
                 <w:color w:val="000000"/>
-                <w:sz w:val="15"/>
+                <w:sz w:val="13"/>
               </w:rPr>
-              <w:t>I will look for...</w:t>
+              <w:t>Keep the classroom, shared whiteboard, and individual paper notes. Explore more tables and multiplayer later.</w:t>
             </w:r>
           </w:p>
         </w:tc>
-      </w:tr>
-      <w:tr>
         <w:tc>
           <w:tcPr>
-            <w:tcW w:type="dxa" w:w="3311"/>
+            <w:tcW w:type="dxa" w:w="2736"/>
             <w:vAlign w:val="center"/>
-            <w:tcBorders>
-              <w:top w:val="single" w:sz="6" w:space="0" w:color="000000"/>
-              <w:left w:val="single" w:sz="6" w:space="0" w:color="000000"/>
-              <w:bottom w:val="single" w:sz="6" w:space="0" w:color="000000"/>
-              <w:right w:val="single" w:sz="6" w:space="0" w:color="000000"/>
-              <w:insideH w:val="single" w:sz="6" w:space="0" w:color="000000"/>
-              <w:insideV w:val="single" w:sz="6" w:space="0" w:color="000000"/>
-            </w:tcBorders>
             <w:tcMar>
-              <w:top w:w="65" w:type="dxa"/>
+              <w:top w:w="45" w:type="dxa"/>
               <w:start w:w="65" w:type="dxa"/>
-              <w:bottom w:w="65" w:type="dxa"/>
+              <w:bottom w:w="45" w:type="dxa"/>
               <w:end w:w="65" w:type="dxa"/>
             </w:tcMar>
           </w:tcPr>
@@ -5005,31 +3687,178 @@
             <w:r/>
             <w:r>
               <w:rPr>
-                <w:rFonts w:ascii="Arial" w:hAnsi="Arial" w:eastAsia="Arial"/>
+                <w:rFonts w:ascii="Arial" w:hAnsi="Arial"/>
                 <w:b w:val="0"/>
-                <w:i w:val="0"/>
                 <w:color w:val="000000"/>
-                <w:sz w:val="15"/>
+                <w:sz w:val="13"/>
               </w:rPr>
+              <w:t>Participants linked the concept to online learning, homeschooling, and staying focused.</w:t>
             </w:r>
           </w:p>
         </w:tc>
+      </w:tr>
+    </w:tbl>
+    <w:p>
+      <w:pPr>
+        <w:spacing w:after="0"/>
+      </w:pPr>
+    </w:p>
+    <w:p>
+      <w:pPr>
+        <w:pStyle w:val="Heading1"/>
+        <w:keepNext/>
+      </w:pPr>
+      <w:r>
+        <w:rPr>
+          <w:color w:val="000000"/>
+        </w:rPr>
+        <w:t>Updated concept description</w:t>
+      </w:r>
+    </w:p>
+    <w:p>
+      <w:pPr>
+        <w:widowControl/>
+        <w:spacing w:after="44" w:line="245" w:lineRule="auto"/>
+      </w:pPr>
+      <w:r>
+        <w:rPr>
+          <w:rFonts w:ascii="Arial" w:hAnsi="Arial"/>
+          <w:color w:val="000000"/>
+          <w:sz w:val="17"/>
+        </w:rPr>
+        <w:t>The XR Study Whiteboard provides a classroom style study space where users can follow a shared lesson on the wall whiteboard while writing personal notes on paper at a table. The first prototype shows that the core workflow is understandable and useful, especially for students who are easily distracted during online classes or who study at home. The next version should improve table tool visibility, paper drawing reliability, teleport discovery, and vertical viewing before adding larger classroom or multiplayer features.</w:t>
+      </w:r>
+    </w:p>
+    <w:p>
+      <w:pPr>
+        <w:pStyle w:val="Heading1"/>
+        <w:keepNext/>
+      </w:pPr>
+      <w:r>
+        <w:rPr>
+          <w:color w:val="000000"/>
+        </w:rPr>
+        <w:t>Reflection and next steps</w:t>
+      </w:r>
+    </w:p>
+    <w:p>
+      <w:pPr>
+        <w:pStyle w:val="ListBullet"/>
+        <w:spacing w:after="20" w:line="240" w:lineRule="auto"/>
+        <w:ind w:left="230" w:hanging="158"/>
+      </w:pPr>
+      <w:r>
+        <w:rPr>
+          <w:rFonts w:ascii="Arial" w:hAnsi="Arial"/>
+          <w:color w:val="000000"/>
+          <w:sz w:val="16"/>
+        </w:rPr>
+        <w:t>The same task order made the five sessions easy to compare. Think aloud feedback revealed problems that a task success score alone would miss.</w:t>
+      </w:r>
+    </w:p>
+    <w:p>
+      <w:pPr>
+        <w:pStyle w:val="ListBullet"/>
+        <w:spacing w:after="20" w:line="240" w:lineRule="auto"/>
+        <w:ind w:left="230" w:hanging="158"/>
+      </w:pPr>
+      <w:r>
+        <w:rPr>
+          <w:rFonts w:ascii="Arial" w:hAnsi="Arial"/>
+          <w:color w:val="000000"/>
+          <w:sz w:val="16"/>
+        </w:rPr>
+        <w:t>The facilitator sometimes gave hints about moving closer or finding tools. In the next round, use neutral prompts first and record every hint as assistance.</w:t>
+      </w:r>
+    </w:p>
+    <w:p>
+      <w:pPr>
+        <w:pStyle w:val="ListBullet"/>
+        <w:spacing w:after="20" w:line="240" w:lineRule="auto"/>
+        <w:ind w:left="230" w:hanging="158"/>
+      </w:pPr>
+      <w:r>
+        <w:rPr>
+          <w:rFonts w:ascii="Arial" w:hAnsi="Arial"/>
+          <w:color w:val="000000"/>
+          <w:sz w:val="16"/>
+        </w:rPr>
+        <w:t>Run another focused paper drawing test with horizontal lines, vertical lines, and circles. Record whether the issue is visible and whether it depends on input method or device.</w:t>
+      </w:r>
+    </w:p>
+    <w:p>
+      <w:pPr>
+        <w:pStyle w:val="ListBullet"/>
+        <w:spacing w:after="20" w:line="240" w:lineRule="auto"/>
+        <w:ind w:left="230" w:hanging="158"/>
+      </w:pPr>
+      <w:r>
+        <w:rPr>
+          <w:rFonts w:ascii="Arial" w:hAnsi="Arial"/>
+          <w:color w:val="000000"/>
+          <w:sz w:val="16"/>
+        </w:rPr>
+        <w:t>Improve the table menu size and contrast, add a teleport hint, and test a comfortable way to look up and down.</w:t>
+      </w:r>
+    </w:p>
+    <w:p>
+      <w:pPr>
+        <w:pStyle w:val="ListBullet"/>
+        <w:spacing w:after="20" w:line="240" w:lineRule="auto"/>
+        <w:ind w:left="230" w:hanging="158"/>
+      </w:pPr>
+      <w:r>
+        <w:rPr>
+          <w:rFonts w:ascii="Arial" w:hAnsi="Arial"/>
+          <w:color w:val="000000"/>
+          <w:sz w:val="16"/>
+        </w:rPr>
+        <w:t>Test the revised build with more participants and a real Quest headset. Continue to keep P4 and P5 checklist records separate from full transcripts.</w:t>
+      </w:r>
+    </w:p>
+    <w:p>
+      <w:pPr>
+        <w:pStyle w:val="Heading1"/>
+        <w:keepNext/>
+      </w:pPr>
+      <w:r>
+        <w:rPr>
+          <w:color w:val="000000"/>
+        </w:rPr>
+        <w:t>Evidence record and final checklist</w:t>
+      </w:r>
+    </w:p>
+    <w:tbl>
+      <w:tblPr>
+        <w:tblW w:type="auto" w:w="0"/>
+        <w:jc w:val="center"/>
+        <w:tblLayout w:type="fixed"/>
+        <w:tblLook w:firstColumn="1" w:firstRow="1" w:lastColumn="0" w:lastRow="0" w:noHBand="0" w:noVBand="1" w:val="04A0"/>
+        <w:tblBorders>
+          <w:top w:val="single" w:sz="5" w:space="0" w:color="000000"/>
+          <w:left w:val="single" w:sz="5" w:space="0" w:color="000000"/>
+          <w:bottom w:val="single" w:sz="5" w:space="0" w:color="000000"/>
+          <w:right w:val="single" w:sz="5" w:space="0" w:color="000000"/>
+          <w:insideH w:val="single" w:sz="5" w:space="0" w:color="000000"/>
+          <w:insideV w:val="single" w:sz="5" w:space="0" w:color="000000"/>
+        </w:tblBorders>
+      </w:tblPr>
+      <w:tblGrid>
+        <w:gridCol w:w="5119"/>
+        <w:gridCol w:w="5119"/>
+      </w:tblGrid>
+      <w:tr>
+        <w:trPr>
+          <w:tblHeader w:val="true"/>
+        </w:trPr>
         <w:tc>
           <w:tcPr>
-            <w:tcW w:type="dxa" w:w="3240"/>
+            <w:tcW w:type="dxa" w:w="3816"/>
             <w:vAlign w:val="center"/>
-            <w:tcBorders>
-              <w:top w:val="single" w:sz="6" w:space="0" w:color="000000"/>
-              <w:left w:val="single" w:sz="6" w:space="0" w:color="000000"/>
-              <w:bottom w:val="single" w:sz="6" w:space="0" w:color="000000"/>
-              <w:right w:val="single" w:sz="6" w:space="0" w:color="000000"/>
-              <w:insideH w:val="single" w:sz="6" w:space="0" w:color="000000"/>
-              <w:insideV w:val="single" w:sz="6" w:space="0" w:color="000000"/>
-            </w:tcBorders>
             <w:tcMar>
-              <w:top w:w="65" w:type="dxa"/>
+              <w:top w:w="45" w:type="dxa"/>
               <w:start w:w="65" w:type="dxa"/>
-              <w:bottom w:w="65" w:type="dxa"/>
+              <w:bottom w:w="45" w:type="dxa"/>
               <w:end w:w="65" w:type="dxa"/>
             </w:tcMar>
           </w:tcPr>
@@ -5040,31 +3869,23 @@
             <w:r/>
             <w:r>
               <w:rPr>
-                <w:rFonts w:ascii="Arial" w:hAnsi="Arial" w:eastAsia="Arial"/>
-                <w:b w:val="0"/>
-                <w:i w:val="0"/>
+                <w:rFonts w:ascii="Arial" w:hAnsi="Arial"/>
+                <w:b/>
                 <w:color w:val="000000"/>
-                <w:sz w:val="15"/>
+                <w:sz w:val="13"/>
               </w:rPr>
+              <w:t>Evidence</w:t>
             </w:r>
           </w:p>
         </w:tc>
         <w:tc>
           <w:tcPr>
-            <w:tcW w:type="dxa" w:w="3311"/>
+            <w:tcW w:type="dxa" w:w="5688"/>
             <w:vAlign w:val="center"/>
-            <w:tcBorders>
-              <w:top w:val="single" w:sz="6" w:space="0" w:color="000000"/>
-              <w:left w:val="single" w:sz="6" w:space="0" w:color="000000"/>
-              <w:bottom w:val="single" w:sz="6" w:space="0" w:color="000000"/>
-              <w:right w:val="single" w:sz="6" w:space="0" w:color="000000"/>
-              <w:insideH w:val="single" w:sz="6" w:space="0" w:color="000000"/>
-              <w:insideV w:val="single" w:sz="6" w:space="0" w:color="000000"/>
-            </w:tcBorders>
             <w:tcMar>
-              <w:top w:w="65" w:type="dxa"/>
+              <w:top w:w="45" w:type="dxa"/>
               <w:start w:w="65" w:type="dxa"/>
-              <w:bottom w:w="65" w:type="dxa"/>
+              <w:bottom w:w="45" w:type="dxa"/>
               <w:end w:w="65" w:type="dxa"/>
             </w:tcMar>
           </w:tcPr>
@@ -5075,12 +3896,236 @@
             <w:r/>
             <w:r>
               <w:rPr>
-                <w:rFonts w:ascii="Arial" w:hAnsi="Arial" w:eastAsia="Arial"/>
+                <w:rFonts w:ascii="Arial" w:hAnsi="Arial"/>
+                <w:b/>
+                <w:color w:val="000000"/>
+                <w:sz w:val="13"/>
+              </w:rPr>
+              <w:t>Status</w:t>
+            </w:r>
+          </w:p>
+        </w:tc>
+      </w:tr>
+      <w:tr>
+        <w:tc>
+          <w:tcPr>
+            <w:tcW w:type="dxa" w:w="3816"/>
+            <w:vAlign w:val="center"/>
+            <w:tcMar>
+              <w:top w:w="45" w:type="dxa"/>
+              <w:start w:w="65" w:type="dxa"/>
+              <w:bottom w:w="45" w:type="dxa"/>
+              <w:end w:w="65" w:type="dxa"/>
+            </w:tcMar>
+          </w:tcPr>
+          <w:p>
+            <w:pPr>
+              <w:spacing w:after="0" w:line="240" w:lineRule="auto"/>
+            </w:pPr>
+            <w:r/>
+            <w:r>
+              <w:rPr>
+                <w:rFonts w:ascii="Arial" w:hAnsi="Arial"/>
                 <w:b w:val="0"/>
-                <w:i w:val="0"/>
                 <w:color w:val="000000"/>
-                <w:sz w:val="15"/>
+                <w:sz w:val="13"/>
               </w:rPr>
+              <w:t>P1, P2, and P3 full transcript PDFs</w:t>
+            </w:r>
+          </w:p>
+        </w:tc>
+        <w:tc>
+          <w:tcPr>
+            <w:tcW w:type="dxa" w:w="5688"/>
+            <w:vAlign w:val="center"/>
+            <w:tcMar>
+              <w:top w:w="45" w:type="dxa"/>
+              <w:start w:w="65" w:type="dxa"/>
+              <w:bottom w:w="45" w:type="dxa"/>
+              <w:end w:w="65" w:type="dxa"/>
+            </w:tcMar>
+          </w:tcPr>
+          <w:p>
+            <w:pPr>
+              <w:spacing w:after="0" w:line="240" w:lineRule="auto"/>
+            </w:pPr>
+            <w:r/>
+            <w:r>
+              <w:rPr>
+                <w:rFonts w:ascii="Arial" w:hAnsi="Arial"/>
+                <w:b w:val="0"/>
+                <w:color w:val="000000"/>
+                <w:sz w:val="13"/>
+              </w:rPr>
+              <w:t>Stored in Design Evaluation/Interview Transcripts/</w:t>
+            </w:r>
+          </w:p>
+        </w:tc>
+      </w:tr>
+      <w:tr>
+        <w:tc>
+          <w:tcPr>
+            <w:tcW w:type="dxa" w:w="3816"/>
+            <w:vAlign w:val="center"/>
+            <w:tcMar>
+              <w:top w:w="45" w:type="dxa"/>
+              <w:start w:w="65" w:type="dxa"/>
+              <w:bottom w:w="45" w:type="dxa"/>
+              <w:end w:w="65" w:type="dxa"/>
+            </w:tcMar>
+          </w:tcPr>
+          <w:p>
+            <w:pPr>
+              <w:spacing w:after="0" w:line="240" w:lineRule="auto"/>
+            </w:pPr>
+            <w:r/>
+            <w:r>
+              <w:rPr>
+                <w:rFonts w:ascii="Arial" w:hAnsi="Arial"/>
+                <w:b w:val="0"/>
+                <w:color w:val="000000"/>
+                <w:sz w:val="13"/>
+              </w:rPr>
+              <w:t>P4 and P5 checklist-only notes</w:t>
+            </w:r>
+          </w:p>
+        </w:tc>
+        <w:tc>
+          <w:tcPr>
+            <w:tcW w:type="dxa" w:w="5688"/>
+            <w:vAlign w:val="center"/>
+            <w:tcMar>
+              <w:top w:w="45" w:type="dxa"/>
+              <w:start w:w="65" w:type="dxa"/>
+              <w:bottom w:w="45" w:type="dxa"/>
+              <w:end w:w="65" w:type="dxa"/>
+            </w:tcMar>
+          </w:tcPr>
+          <w:p>
+            <w:pPr>
+              <w:spacing w:after="0" w:line="240" w:lineRule="auto"/>
+            </w:pPr>
+            <w:r/>
+            <w:r>
+              <w:rPr>
+                <w:rFonts w:ascii="Arial" w:hAnsi="Arial"/>
+                <w:b w:val="0"/>
+                <w:color w:val="000000"/>
+                <w:sz w:val="13"/>
+              </w:rPr>
+              <w:t>Stored in Participant04-05_Checklist.md</w:t>
+            </w:r>
+          </w:p>
+        </w:tc>
+      </w:tr>
+      <w:tr>
+        <w:tc>
+          <w:tcPr>
+            <w:tcW w:type="dxa" w:w="3816"/>
+            <w:vAlign w:val="center"/>
+            <w:tcMar>
+              <w:top w:w="45" w:type="dxa"/>
+              <w:start w:w="65" w:type="dxa"/>
+              <w:bottom w:w="45" w:type="dxa"/>
+              <w:end w:w="65" w:type="dxa"/>
+            </w:tcMar>
+          </w:tcPr>
+          <w:p>
+            <w:pPr>
+              <w:spacing w:after="0" w:line="240" w:lineRule="auto"/>
+            </w:pPr>
+            <w:r/>
+            <w:r>
+              <w:rPr>
+                <w:rFonts w:ascii="Arial" w:hAnsi="Arial"/>
+                <w:b w:val="0"/>
+                <w:color w:val="000000"/>
+                <w:sz w:val="13"/>
+              </w:rPr>
+              <w:t>Core task results, insights, and design changes</w:t>
+            </w:r>
+          </w:p>
+        </w:tc>
+        <w:tc>
+          <w:tcPr>
+            <w:tcW w:type="dxa" w:w="5688"/>
+            <w:vAlign w:val="center"/>
+            <w:tcMar>
+              <w:top w:w="45" w:type="dxa"/>
+              <w:start w:w="65" w:type="dxa"/>
+              <w:bottom w:w="45" w:type="dxa"/>
+              <w:end w:w="65" w:type="dxa"/>
+            </w:tcMar>
+          </w:tcPr>
+          <w:p>
+            <w:pPr>
+              <w:spacing w:after="0" w:line="240" w:lineRule="auto"/>
+            </w:pPr>
+            <w:r/>
+            <w:r>
+              <w:rPr>
+                <w:rFonts w:ascii="Arial" w:hAnsi="Arial"/>
+                <w:b w:val="0"/>
+                <w:color w:val="000000"/>
+                <w:sz w:val="13"/>
+              </w:rPr>
+              <w:t>Included in this guide</w:t>
+            </w:r>
+          </w:p>
+        </w:tc>
+      </w:tr>
+      <w:tr>
+        <w:tc>
+          <w:tcPr>
+            <w:tcW w:type="dxa" w:w="3816"/>
+            <w:vAlign w:val="center"/>
+            <w:tcMar>
+              <w:top w:w="45" w:type="dxa"/>
+              <w:start w:w="65" w:type="dxa"/>
+              <w:bottom w:w="45" w:type="dxa"/>
+              <w:end w:w="65" w:type="dxa"/>
+            </w:tcMar>
+          </w:tcPr>
+          <w:p>
+            <w:pPr>
+              <w:spacing w:after="0" w:line="240" w:lineRule="auto"/>
+            </w:pPr>
+            <w:r/>
+            <w:r>
+              <w:rPr>
+                <w:rFonts w:ascii="Arial" w:hAnsi="Arial"/>
+                <w:b w:val="0"/>
+                <w:color w:val="000000"/>
+                <w:sz w:val="13"/>
+              </w:rPr>
+              <w:t>Next prototype and next test</w:t>
+            </w:r>
+          </w:p>
+        </w:tc>
+        <w:tc>
+          <w:tcPr>
+            <w:tcW w:type="dxa" w:w="5688"/>
+            <w:vAlign w:val="center"/>
+            <w:tcMar>
+              <w:top w:w="45" w:type="dxa"/>
+              <w:start w:w="65" w:type="dxa"/>
+              <w:bottom w:w="45" w:type="dxa"/>
+              <w:end w:w="65" w:type="dxa"/>
+            </w:tcMar>
+          </w:tcPr>
+          <w:p>
+            <w:pPr>
+              <w:spacing w:after="0" w:line="240" w:lineRule="auto"/>
+            </w:pPr>
+            <w:r/>
+            <w:r>
+              <w:rPr>
+                <w:rFonts w:ascii="Arial" w:hAnsi="Arial"/>
+                <w:b w:val="0"/>
+                <w:color w:val="000000"/>
+                <w:sz w:val="13"/>
+              </w:rPr>
+              <w:t>Clear: improve table tools, paper drawing, navigation, and view control</w:t>
             </w:r>
           </w:p>
         </w:tc>
@@ -5088,206 +4133,28 @@
     </w:tbl>
     <w:p>
       <w:pPr>
-        <w:keepNext/>
-        <w:spacing w:before="80" w:after="20"/>
+        <w:spacing w:after="0"/>
+      </w:pPr>
+    </w:p>
+    <w:p>
+      <w:pPr>
+        <w:widowControl/>
+        <w:spacing w:after="44" w:line="245" w:lineRule="auto"/>
       </w:pPr>
       <w:r>
         <w:rPr>
-          <w:rFonts w:ascii="Arial" w:hAnsi="Arial" w:eastAsia="Arial"/>
-          <w:b/>
-          <w:i w:val="0"/>
+          <w:rFonts w:ascii="Arial" w:hAnsi="Arial"/>
           <w:color w:val="000000"/>
-          <w:sz w:val="24"/>
+          <w:sz w:val="17"/>
         </w:rPr>
-        <w:t>10. Final checklist</w:t>
+        <w:t>The evidence supports the IP1 aim, but the paper drawing issue and table tool visibility should be tested again after the next changes. This report does not invent transcripts or quotes for the two checklist-only sessions.</w:t>
       </w:r>
     </w:p>
-    <w:p>
-      <w:pPr>
-        <w:pStyle w:val="ListBullet"/>
-        <w:spacing w:after="20" w:line="240" w:lineRule="auto"/>
-        <w:ind w:left="259" w:hanging="173"/>
-      </w:pPr>
-      <w:r>
-        <w:rPr>
-          <w:rFonts w:ascii="Arial" w:hAnsi="Arial" w:eastAsia="Arial"/>
-          <w:b w:val="0"/>
-          <w:i w:val="0"/>
-          <w:color w:val="000000"/>
-          <w:sz w:val="16"/>
-        </w:rPr>
-        <w:t>The report has no more than three content pages.</w:t>
-      </w:r>
-    </w:p>
-    <w:p>
-      <w:pPr>
-        <w:pStyle w:val="ListBullet"/>
-        <w:spacing w:after="20" w:line="240" w:lineRule="auto"/>
-        <w:ind w:left="259" w:hanging="173"/>
-      </w:pPr>
-      <w:r>
-        <w:rPr>
-          <w:rFonts w:ascii="Arial" w:hAnsi="Arial" w:eastAsia="Arial"/>
-          <w:b w:val="0"/>
-          <w:i w:val="0"/>
-          <w:color w:val="000000"/>
-          <w:sz w:val="16"/>
-        </w:rPr>
-        <w:t>Results say what users did, said, and experienced.</w:t>
-      </w:r>
-    </w:p>
-    <w:p>
-      <w:pPr>
-        <w:pStyle w:val="ListBullet"/>
-        <w:spacing w:after="20" w:line="240" w:lineRule="auto"/>
-        <w:ind w:left="259" w:hanging="173"/>
-      </w:pPr>
-      <w:r>
-        <w:rPr>
-          <w:rFonts w:ascii="Arial" w:hAnsi="Arial" w:eastAsia="Arial"/>
-          <w:b w:val="0"/>
-          <w:i w:val="0"/>
-          <w:color w:val="000000"/>
-          <w:sz w:val="16"/>
-        </w:rPr>
-        <w:t>Insights are connected to evidence and user needs.</w:t>
-      </w:r>
-    </w:p>
-    <w:p>
-      <w:pPr>
-        <w:pStyle w:val="ListBullet"/>
-        <w:spacing w:after="20" w:line="240" w:lineRule="auto"/>
-        <w:ind w:left="259" w:hanging="173"/>
-      </w:pPr>
-      <w:r>
-        <w:rPr>
-          <w:rFonts w:ascii="Arial" w:hAnsi="Arial" w:eastAsia="Arial"/>
-          <w:b w:val="0"/>
-          <w:i w:val="0"/>
-          <w:color w:val="000000"/>
-          <w:sz w:val="16"/>
-        </w:rPr>
-        <w:t>Aims are marked validated, invalidated, or uncertain.</w:t>
-      </w:r>
-    </w:p>
-    <w:p>
-      <w:pPr>
-        <w:pStyle w:val="ListBullet"/>
-        <w:spacing w:after="20" w:line="240" w:lineRule="auto"/>
-        <w:ind w:left="259" w:hanging="173"/>
-      </w:pPr>
-      <w:r>
-        <w:rPr>
-          <w:rFonts w:ascii="Arial" w:hAnsi="Arial" w:eastAsia="Arial"/>
-          <w:b w:val="0"/>
-          <w:i w:val="0"/>
-          <w:color w:val="000000"/>
-          <w:sz w:val="16"/>
-        </w:rPr>
-        <w:t>Changes are specific and justified by the XR test.</w:t>
-      </w:r>
-    </w:p>
-    <w:p>
-      <w:pPr>
-        <w:pStyle w:val="ListBullet"/>
-        <w:spacing w:after="20" w:line="240" w:lineRule="auto"/>
-        <w:ind w:left="259" w:hanging="173"/>
-      </w:pPr>
-      <w:r>
-        <w:rPr>
-          <w:rFonts w:ascii="Arial" w:hAnsi="Arial" w:eastAsia="Arial"/>
-          <w:b w:val="0"/>
-          <w:i w:val="0"/>
-          <w:color w:val="000000"/>
-          <w:sz w:val="16"/>
-        </w:rPr>
-        <w:t>The next prototype and next test are clear.</w:t>
-      </w:r>
-    </w:p>
-    <w:p>
-      <w:pPr>
-        <w:pStyle w:val="ListBullet"/>
-        <w:spacing w:after="20" w:line="240" w:lineRule="auto"/>
-        <w:ind w:left="259" w:hanging="173"/>
-      </w:pPr>
-      <w:r>
-        <w:rPr>
-          <w:rFonts w:ascii="Arial" w:hAnsi="Arial" w:eastAsia="Arial"/>
-          <w:b w:val="0"/>
-          <w:i w:val="0"/>
-          <w:color w:val="000000"/>
-          <w:sz w:val="16"/>
-        </w:rPr>
-        <w:t>Raw notes, full quotes, and full data are in an appendix.</w:t>
-      </w:r>
-    </w:p>
-    <w:tbl>
-      <w:tblPr>
-        <w:tblW w:type="auto" w:w="0"/>
-        <w:jc w:val="center"/>
-        <w:tblLayout w:type="fixed"/>
-        <w:tblLook w:firstColumn="1" w:firstRow="1" w:lastColumn="0" w:lastRow="0" w:noHBand="0" w:noVBand="1" w:val="04A0"/>
-      </w:tblPr>
-      <w:tblGrid>
-        <w:gridCol w:w="10239"/>
-      </w:tblGrid>
-      <w:tr>
-        <w:tc>
-          <w:tcPr>
-            <w:tcW w:type="dxa" w:w="10080"/>
-            <w:tcBorders>
-              <w:top w:val="single" w:sz="10" w:space="0" w:color="000000"/>
-              <w:left w:val="single" w:sz="10" w:space="0" w:color="000000"/>
-              <w:bottom w:val="single" w:sz="10" w:space="0" w:color="000000"/>
-              <w:right w:val="single" w:sz="10" w:space="0" w:color="000000"/>
-              <w:insideH w:val="single" w:sz="10" w:space="0" w:color="000000"/>
-              <w:insideV w:val="single" w:sz="10" w:space="0" w:color="000000"/>
-            </w:tcBorders>
-            <w:tcMar>
-              <w:top w:w="90" w:type="dxa"/>
-              <w:start w:w="90" w:type="dxa"/>
-              <w:bottom w:w="90" w:type="dxa"/>
-              <w:end w:w="90" w:type="dxa"/>
-            </w:tcMar>
-          </w:tcPr>
-          <w:p>
-            <w:pPr>
-              <w:spacing w:after="20"/>
-            </w:pPr>
-            <w:r/>
-            <w:r>
-              <w:rPr>
-                <w:rFonts w:ascii="Arial" w:hAnsi="Arial" w:eastAsia="Arial"/>
-                <w:b/>
-                <w:i w:val="0"/>
-                <w:color w:val="000000"/>
-                <w:sz w:val="17"/>
-              </w:rPr>
-              <w:t>Important</w:t>
-            </w:r>
-          </w:p>
-          <w:p>
-            <w:pPr>
-              <w:spacing w:after="0" w:line="240" w:lineRule="auto"/>
-            </w:pPr>
-            <w:r>
-              <w:rPr>
-                <w:rFonts w:ascii="Arial" w:hAnsi="Arial" w:eastAsia="Arial"/>
-                <w:b w:val="0"/>
-                <w:i w:val="0"/>
-                <w:color w:val="000000"/>
-                <w:sz w:val="16"/>
-              </w:rPr>
-              <w:t>Do not only say that the prototype was good or bad. Explain what the user did, what that means, and what you will change because of it.</w:t>
-            </w:r>
-          </w:p>
-        </w:tc>
-      </w:tr>
-    </w:tbl>
     <w:sectPr>
-      <w:footerReference w:type="default" r:id="rId9"/>
+      <w:headerReference w:type="default" r:id="rId9"/>
+      <w:footerReference w:type="default" r:id="rId10"/>
       <w:pgSz w:w="11909" w:h="16834"/>
-      <w:pgMar w:top="605" w:right="835" w:bottom="605" w:left="835" w:header="720" w:footer="259" w:gutter="0"/>
+      <w:pgMar w:top="691" w:right="835" w:bottom="648" w:left="835" w:header="317" w:footer="317" w:gutter="0"/>
       <w:cols w:space="720"/>
       <w:docGrid w:linePitch="360"/>
     </w:sectPr>
@@ -5304,21 +4171,37 @@
     </w:pPr>
     <w:r>
       <w:rPr>
-        <w:rFonts w:ascii="Arial" w:hAnsi="Arial" w:eastAsia="Arial"/>
-        <w:b w:val="0"/>
-        <w:i w:val="0"/>
+        <w:rFonts w:ascii="Arial" w:hAnsi="Arial"/>
         <w:color w:val="000000"/>
-        <w:sz w:val="14"/>
-      </w:rPr>
-      <w:t xml:space="preserve">Design Evaluation 1 | XR User Testing Guide | </w:t>
+        <w:sz w:val="15"/>
+      </w:rPr>
+      <w:t xml:space="preserve">Page </w:t>
       <w:fldChar w:fldCharType="begin"/>
-      <w:instrText xml:space="preserve"> PAGE </w:instrText>
-      <w:fldChar w:fldCharType="separate"/>
-      <w:t>1</w:t>
+      <w:instrText xml:space="preserve">PAGE</w:instrText>
       <w:fldChar w:fldCharType="end"/>
     </w:r>
   </w:p>
 </w:ftr>
+</file>
+
+<file path=word/header1.xml><?xml version="1.0" encoding="utf-8"?>
+<w:hdr xmlns:m="http://schemas.openxmlformats.org/officeDocument/2006/math" xmlns:mc="http://schemas.openxmlformats.org/markup-compatibility/2006" xmlns:mo="http://schemas.microsoft.com/office/mac/office/2008/main" xmlns:mv="urn:schemas-microsoft-com:mac:vml" xmlns:o="urn:schemas-microsoft-com:office:office" xmlns:r="http://schemas.openxmlformats.org/officeDocument/2006/relationships" xmlns:v="urn:schemas-microsoft-com:vml" xmlns:w10="urn:schemas-microsoft-com:office:word" xmlns:w14="http://schemas.microsoft.com/office/word/2010/wordml" xmlns:w="http://schemas.openxmlformats.org/wordprocessingml/2006/main" xmlns:wne="http://schemas.microsoft.com/office/word/2006/wordml" xmlns:wp14="http://schemas.microsoft.com/office/word/2010/wordprocessingDrawing" xmlns:wp="http://schemas.openxmlformats.org/drawingml/2006/wordprocessingDrawing" xmlns:wpc="http://schemas.microsoft.com/office/word/2010/wordprocessingCanvas" xmlns:wpg="http://schemas.microsoft.com/office/word/2010/wordprocessingGroup" xmlns:wpi="http://schemas.microsoft.com/office/word/2010/wordprocessingInk" xmlns:wps="http://schemas.microsoft.com/office/word/2010/wordprocessingShape" mc:Ignorable="w14 wp14">
+  <w:p>
+    <w:pPr>
+      <w:pStyle w:val="Header"/>
+      <w:jc w:val="right"/>
+    </w:pPr>
+    <w:r>
+      <w:rPr>
+        <w:rFonts w:ascii="Arial" w:hAnsi="Arial"/>
+        <w:b/>
+        <w:color w:val="000000"/>
+        <w:sz w:val="14"/>
+      </w:rPr>
+      <w:t>DECO2300  |  XR STUDY WHITEBOARD  |  DESIGN EVALUATION 1</w:t>
+    </w:r>
+  </w:p>
+</w:hdr>
 </file>
 
 <file path=word/numbering.xml><?xml version="1.0" encoding="utf-8"?>
@@ -5684,8 +4567,11 @@
     <w:name w:val="Normal"/>
     <w:qFormat/>
     <w:rsid w:val="00FC693F"/>
+    <w:pPr>
+      <w:spacing w:after="44" w:line="245" w:lineRule="auto"/>
+    </w:pPr>
     <w:rPr>
-      <w:rFonts w:ascii="Arial" w:hAnsi="Arial" w:eastAsia="Arial"/>
+      <w:rFonts w:ascii="Arial" w:hAnsi="Arial"/>
       <w:color w:val="000000"/>
       <w:sz w:val="17"/>
     </w:rPr>
@@ -5745,15 +4631,15 @@
     <w:pPr>
       <w:keepNext/>
       <w:keepLines/>
-      <w:spacing w:before="480" w:after="0"/>
+      <w:spacing w:before="90" w:after="30"/>
       <w:outlineLvl w:val="0"/>
     </w:pPr>
     <w:rPr>
-      <w:rFonts w:asciiTheme="majorHAnsi" w:eastAsiaTheme="majorEastAsia" w:hAnsiTheme="majorHAnsi" w:cstheme="majorBidi"/>
+      <w:rFonts w:asciiTheme="majorHAnsi" w:eastAsiaTheme="majorEastAsia" w:hAnsiTheme="majorHAnsi" w:cstheme="majorBidi" w:ascii="Arial" w:hAnsi="Arial"/>
       <w:b/>
       <w:bCs/>
-      <w:color w:val="365F91" w:themeColor="accent1" w:themeShade="BF"/>
-      <w:sz w:val="28"/>
+      <w:color w:val="000000"/>
+      <w:sz w:val="22"/>
       <w:szCs w:val="28"/>
     </w:rPr>
   </w:style>
@@ -6218,6 +5104,11 @@
       </w:numPr>
       <w:contextualSpacing/>
     </w:pPr>
+    <w:rPr>
+      <w:rFonts w:ascii="Arial" w:hAnsi="Arial"/>
+      <w:color w:val="000000"/>
+      <w:sz w:val="16"/>
+    </w:rPr>
   </w:style>
   <w:style w:type="paragraph" w:styleId="ListBullet2">
     <w:name w:val="List Bullet 2"/>
@@ -6257,6 +5148,11 @@
       </w:numPr>
       <w:contextualSpacing/>
     </w:pPr>
+    <w:rPr>
+      <w:rFonts w:ascii="Arial" w:hAnsi="Arial"/>
+      <w:color w:val="000000"/>
+      <w:sz w:val="16"/>
+    </w:rPr>
   </w:style>
   <w:style w:type="paragraph" w:styleId="ListNumber2">
     <w:name w:val="List Number 2"/>
